--- a/documentation/Taco Tom's Admin Documentation.docx
+++ b/documentation/Taco Tom's Admin Documentation.docx
@@ -605,7 +605,7 @@
     <w:sdt>
       <w:sdtPr>
         <w:rPr>
-          <w:rFonts w:eastAsiaTheme="minorEastAsia" w:cstheme="majorHAnsi"/>
+          <w:rFonts w:asciiTheme="minorHAnsi" w:eastAsiaTheme="minorEastAsia" w:hAnsiTheme="minorHAnsi" w:cstheme="majorHAnsi"/>
           <w:b w:val="0"/>
           <w:color w:val="5F5F5F" w:themeColor="hyperlink"/>
           <w:szCs w:val="24"/>
@@ -647,7 +647,7 @@
               <w:tab w:val="right" w:leader="dot" w:pos="9350"/>
             </w:tabs>
             <w:rPr>
-              <w:rFonts w:asciiTheme="majorHAnsi" w:hAnsiTheme="majorHAnsi" w:cstheme="majorHAnsi"/>
+              <w:rFonts w:cstheme="minorBidi"/>
               <w:b w:val="0"/>
               <w:bCs w:val="0"/>
               <w:i w:val="0"/>
@@ -676,18 +676,16 @@
             </w:rPr>
             <w:fldChar w:fldCharType="separate"/>
           </w:r>
-          <w:hyperlink w:anchor="_Toc234854417" w:history="1">
+          <w:hyperlink w:anchor="_Toc236674573" w:history="1">
             <w:r>
               <w:rPr>
                 <w:rStyle w:val="Hyperlink"/>
-                <w:rFonts w:asciiTheme="majorHAnsi" w:hAnsiTheme="majorHAnsi" w:cstheme="majorHAnsi"/>
-                <w:noProof/>
-              </w:rPr>
-              <w:t>Application Design and Testing</w:t>
-            </w:r>
-            <w:r>
-              <w:rPr>
-                <w:rFonts w:asciiTheme="majorHAnsi" w:hAnsiTheme="majorHAnsi" w:cstheme="majorHAnsi"/>
+                <w:noProof/>
+              </w:rPr>
+              <w:t>Taco Tom’s Admin Page – User Guide</w:t>
+            </w:r>
+            <w:r>
+              <w:rPr>
                 <w:noProof/>
                 <w:webHidden/>
               </w:rPr>
@@ -695,7 +693,6 @@
             </w:r>
             <w:r>
               <w:rPr>
-                <w:rFonts w:asciiTheme="majorHAnsi" w:hAnsiTheme="majorHAnsi" w:cstheme="majorHAnsi"/>
                 <w:noProof/>
                 <w:webHidden/>
               </w:rPr>
@@ -703,22 +700,19 @@
             </w:r>
             <w:r>
               <w:rPr>
-                <w:rFonts w:asciiTheme="majorHAnsi" w:hAnsiTheme="majorHAnsi" w:cstheme="majorHAnsi"/>
-                <w:noProof/>
-                <w:webHidden/>
-              </w:rPr>
-              <w:instrText xml:space="preserve"> PAGEREF _Toc234854417 \h </w:instrText>
-            </w:r>
-            <w:r>
-              <w:rPr>
-                <w:rFonts w:asciiTheme="majorHAnsi" w:hAnsiTheme="majorHAnsi" w:cstheme="majorHAnsi"/>
-                <w:noProof/>
-                <w:webHidden/>
-              </w:rPr>
-            </w:r>
-            <w:r>
-              <w:rPr>
-                <w:rFonts w:asciiTheme="majorHAnsi" w:hAnsiTheme="majorHAnsi" w:cstheme="majorHAnsi"/>
+                <w:noProof/>
+                <w:webHidden/>
+              </w:rPr>
+              <w:instrText xml:space="preserve"> PAGEREF _Toc236674573 \h </w:instrText>
+            </w:r>
+            <w:r>
+              <w:rPr>
+                <w:noProof/>
+                <w:webHidden/>
+              </w:rPr>
+            </w:r>
+            <w:r>
+              <w:rPr>
                 <w:noProof/>
                 <w:webHidden/>
               </w:rPr>
@@ -726,15 +720,13 @@
             </w:r>
             <w:r>
               <w:rPr>
-                <w:rFonts w:asciiTheme="majorHAnsi" w:hAnsiTheme="majorHAnsi" w:cstheme="majorHAnsi"/>
-                <w:noProof/>
-                <w:webHidden/>
-              </w:rPr>
-              <w:t>4</w:t>
-            </w:r>
-            <w:r>
-              <w:rPr>
-                <w:rFonts w:asciiTheme="majorHAnsi" w:hAnsiTheme="majorHAnsi" w:cstheme="majorHAnsi"/>
+                <w:noProof/>
+                <w:webHidden/>
+              </w:rPr>
+              <w:t>3</w:t>
+            </w:r>
+            <w:r>
+              <w:rPr>
                 <w:noProof/>
                 <w:webHidden/>
               </w:rPr>
@@ -749,7 +741,7 @@
               <w:tab w:val="right" w:leader="dot" w:pos="9350"/>
             </w:tabs>
             <w:rPr>
-              <w:rFonts w:asciiTheme="majorHAnsi" w:hAnsiTheme="majorHAnsi" w:cstheme="majorHAnsi"/>
+              <w:rFonts w:cstheme="minorBidi"/>
               <w:b w:val="0"/>
               <w:bCs w:val="0"/>
               <w:noProof/>
@@ -760,18 +752,16 @@
               <w14:ligatures w14:val="standardContextual"/>
             </w:rPr>
           </w:pPr>
-          <w:hyperlink w:anchor="_Toc234854418" w:history="1">
+          <w:hyperlink w:anchor="_Toc236674574" w:history="1">
             <w:r>
               <w:rPr>
                 <w:rStyle w:val="Hyperlink"/>
-                <w:rFonts w:asciiTheme="majorHAnsi" w:hAnsiTheme="majorHAnsi" w:cstheme="majorHAnsi"/>
-                <w:noProof/>
-              </w:rPr>
-              <w:t>Class Design</w:t>
-            </w:r>
-            <w:r>
-              <w:rPr>
-                <w:rFonts w:asciiTheme="majorHAnsi" w:hAnsiTheme="majorHAnsi" w:cstheme="majorHAnsi"/>
+                <w:noProof/>
+              </w:rPr>
+              <w:t>Introduction</w:t>
+            </w:r>
+            <w:r>
+              <w:rPr>
                 <w:noProof/>
                 <w:webHidden/>
               </w:rPr>
@@ -779,7 +769,6 @@
             </w:r>
             <w:r>
               <w:rPr>
-                <w:rFonts w:asciiTheme="majorHAnsi" w:hAnsiTheme="majorHAnsi" w:cstheme="majorHAnsi"/>
                 <w:noProof/>
                 <w:webHidden/>
               </w:rPr>
@@ -787,22 +776,19 @@
             </w:r>
             <w:r>
               <w:rPr>
-                <w:rFonts w:asciiTheme="majorHAnsi" w:hAnsiTheme="majorHAnsi" w:cstheme="majorHAnsi"/>
-                <w:noProof/>
-                <w:webHidden/>
-              </w:rPr>
-              <w:instrText xml:space="preserve"> PAGEREF _Toc234854418 \h </w:instrText>
-            </w:r>
-            <w:r>
-              <w:rPr>
-                <w:rFonts w:asciiTheme="majorHAnsi" w:hAnsiTheme="majorHAnsi" w:cstheme="majorHAnsi"/>
-                <w:noProof/>
-                <w:webHidden/>
-              </w:rPr>
-            </w:r>
-            <w:r>
-              <w:rPr>
-                <w:rFonts w:asciiTheme="majorHAnsi" w:hAnsiTheme="majorHAnsi" w:cstheme="majorHAnsi"/>
+                <w:noProof/>
+                <w:webHidden/>
+              </w:rPr>
+              <w:instrText xml:space="preserve"> PAGEREF _Toc236674574 \h </w:instrText>
+            </w:r>
+            <w:r>
+              <w:rPr>
+                <w:noProof/>
+                <w:webHidden/>
+              </w:rPr>
+            </w:r>
+            <w:r>
+              <w:rPr>
                 <w:noProof/>
                 <w:webHidden/>
               </w:rPr>
@@ -810,15 +796,87 @@
             </w:r>
             <w:r>
               <w:rPr>
-                <w:rFonts w:asciiTheme="majorHAnsi" w:hAnsiTheme="majorHAnsi" w:cstheme="majorHAnsi"/>
-                <w:noProof/>
-                <w:webHidden/>
-              </w:rPr>
-              <w:t>4</w:t>
-            </w:r>
-            <w:r>
-              <w:rPr>
-                <w:rFonts w:asciiTheme="majorHAnsi" w:hAnsiTheme="majorHAnsi" w:cstheme="majorHAnsi"/>
+                <w:noProof/>
+                <w:webHidden/>
+              </w:rPr>
+              <w:t>3</w:t>
+            </w:r>
+            <w:r>
+              <w:rPr>
+                <w:noProof/>
+                <w:webHidden/>
+              </w:rPr>
+              <w:fldChar w:fldCharType="end"/>
+            </w:r>
+          </w:hyperlink>
+        </w:p>
+        <w:p>
+          <w:pPr>
+            <w:pStyle w:val="TOC3"/>
+            <w:tabs>
+              <w:tab w:val="right" w:leader="dot" w:pos="9350"/>
+            </w:tabs>
+            <w:rPr>
+              <w:rFonts w:cstheme="minorBidi"/>
+              <w:noProof/>
+              <w:kern w:val="2"/>
+              <w:sz w:val="24"/>
+              <w:szCs w:val="24"/>
+              <w:lang w:eastAsia="en-US"/>
+              <w14:ligatures w14:val="standardContextual"/>
+            </w:rPr>
+          </w:pPr>
+          <w:hyperlink w:anchor="_Toc236674575" w:history="1">
+            <w:r>
+              <w:rPr>
+                <w:rStyle w:val="Hyperlink"/>
+                <w:noProof/>
+              </w:rPr>
+              <w:t>Purpose</w:t>
+            </w:r>
+            <w:r>
+              <w:rPr>
+                <w:noProof/>
+                <w:webHidden/>
+              </w:rPr>
+              <w:tab/>
+            </w:r>
+            <w:r>
+              <w:rPr>
+                <w:noProof/>
+                <w:webHidden/>
+              </w:rPr>
+              <w:fldChar w:fldCharType="begin"/>
+            </w:r>
+            <w:r>
+              <w:rPr>
+                <w:noProof/>
+                <w:webHidden/>
+              </w:rPr>
+              <w:instrText xml:space="preserve"> PAGEREF _Toc236674575 \h </w:instrText>
+            </w:r>
+            <w:r>
+              <w:rPr>
+                <w:noProof/>
+                <w:webHidden/>
+              </w:rPr>
+            </w:r>
+            <w:r>
+              <w:rPr>
+                <w:noProof/>
+                <w:webHidden/>
+              </w:rPr>
+              <w:fldChar w:fldCharType="separate"/>
+            </w:r>
+            <w:r>
+              <w:rPr>
+                <w:noProof/>
+                <w:webHidden/>
+              </w:rPr>
+              <w:t>3</w:t>
+            </w:r>
+            <w:r>
+              <w:rPr>
                 <w:noProof/>
                 <w:webHidden/>
               </w:rPr>
@@ -833,7 +891,7 @@
               <w:tab w:val="right" w:leader="dot" w:pos="9350"/>
             </w:tabs>
             <w:rPr>
-              <w:rFonts w:asciiTheme="majorHAnsi" w:hAnsiTheme="majorHAnsi" w:cstheme="majorHAnsi"/>
+              <w:rFonts w:cstheme="minorBidi"/>
               <w:b w:val="0"/>
               <w:bCs w:val="0"/>
               <w:noProof/>
@@ -844,18 +902,16 @@
               <w14:ligatures w14:val="standardContextual"/>
             </w:rPr>
           </w:pPr>
-          <w:hyperlink w:anchor="_Toc234854419" w:history="1">
+          <w:hyperlink w:anchor="_Toc236674576" w:history="1">
             <w:r>
               <w:rPr>
                 <w:rStyle w:val="Hyperlink"/>
-                <w:rFonts w:asciiTheme="majorHAnsi" w:hAnsiTheme="majorHAnsi" w:cstheme="majorHAnsi"/>
-                <w:noProof/>
-              </w:rPr>
-              <w:t>UI Design</w:t>
-            </w:r>
-            <w:r>
-              <w:rPr>
-                <w:rFonts w:asciiTheme="majorHAnsi" w:hAnsiTheme="majorHAnsi" w:cstheme="majorHAnsi"/>
+                <w:noProof/>
+              </w:rPr>
+              <w:t>Accessing the Admin Page</w:t>
+            </w:r>
+            <w:r>
+              <w:rPr>
                 <w:noProof/>
                 <w:webHidden/>
               </w:rPr>
@@ -863,7 +919,6 @@
             </w:r>
             <w:r>
               <w:rPr>
-                <w:rFonts w:asciiTheme="majorHAnsi" w:hAnsiTheme="majorHAnsi" w:cstheme="majorHAnsi"/>
                 <w:noProof/>
                 <w:webHidden/>
               </w:rPr>
@@ -871,22 +926,19 @@
             </w:r>
             <w:r>
               <w:rPr>
-                <w:rFonts w:asciiTheme="majorHAnsi" w:hAnsiTheme="majorHAnsi" w:cstheme="majorHAnsi"/>
-                <w:noProof/>
-                <w:webHidden/>
-              </w:rPr>
-              <w:instrText xml:space="preserve"> PAGEREF _Toc234854419 \h </w:instrText>
-            </w:r>
-            <w:r>
-              <w:rPr>
-                <w:rFonts w:asciiTheme="majorHAnsi" w:hAnsiTheme="majorHAnsi" w:cstheme="majorHAnsi"/>
-                <w:noProof/>
-                <w:webHidden/>
-              </w:rPr>
-            </w:r>
-            <w:r>
-              <w:rPr>
-                <w:rFonts w:asciiTheme="majorHAnsi" w:hAnsiTheme="majorHAnsi" w:cstheme="majorHAnsi"/>
+                <w:noProof/>
+                <w:webHidden/>
+              </w:rPr>
+              <w:instrText xml:space="preserve"> PAGEREF _Toc236674576 \h </w:instrText>
+            </w:r>
+            <w:r>
+              <w:rPr>
+                <w:noProof/>
+                <w:webHidden/>
+              </w:rPr>
+            </w:r>
+            <w:r>
+              <w:rPr>
                 <w:noProof/>
                 <w:webHidden/>
               </w:rPr>
@@ -894,15 +946,13 @@
             </w:r>
             <w:r>
               <w:rPr>
-                <w:rFonts w:asciiTheme="majorHAnsi" w:hAnsiTheme="majorHAnsi" w:cstheme="majorHAnsi"/>
-                <w:noProof/>
-                <w:webHidden/>
-              </w:rPr>
-              <w:t>7</w:t>
-            </w:r>
-            <w:r>
-              <w:rPr>
-                <w:rFonts w:asciiTheme="majorHAnsi" w:hAnsiTheme="majorHAnsi" w:cstheme="majorHAnsi"/>
+                <w:noProof/>
+                <w:webHidden/>
+              </w:rPr>
+              <w:t>3</w:t>
+            </w:r>
+            <w:r>
+              <w:rPr>
                 <w:noProof/>
                 <w:webHidden/>
               </w:rPr>
@@ -912,34 +962,30 @@
         </w:p>
         <w:p>
           <w:pPr>
-            <w:pStyle w:val="TOC1"/>
+            <w:pStyle w:val="TOC3"/>
             <w:tabs>
               <w:tab w:val="right" w:leader="dot" w:pos="9350"/>
             </w:tabs>
             <w:rPr>
-              <w:rFonts w:asciiTheme="majorHAnsi" w:hAnsiTheme="majorHAnsi" w:cstheme="majorHAnsi"/>
-              <w:b w:val="0"/>
-              <w:bCs w:val="0"/>
-              <w:i w:val="0"/>
-              <w:iCs w:val="0"/>
+              <w:rFonts w:cstheme="minorBidi"/>
               <w:noProof/>
               <w:kern w:val="2"/>
+              <w:sz w:val="24"/>
+              <w:szCs w:val="24"/>
               <w:lang w:eastAsia="en-US"/>
               <w14:ligatures w14:val="standardContextual"/>
             </w:rPr>
           </w:pPr>
-          <w:hyperlink w:anchor="_Toc234854420" w:history="1">
+          <w:hyperlink w:anchor="_Toc236674577" w:history="1">
             <w:r>
               <w:rPr>
                 <w:rStyle w:val="Hyperlink"/>
-                <w:rFonts w:asciiTheme="majorHAnsi" w:hAnsiTheme="majorHAnsi" w:cstheme="majorHAnsi"/>
-                <w:noProof/>
-              </w:rPr>
-              <w:t>Unit Test Plan</w:t>
-            </w:r>
-            <w:r>
-              <w:rPr>
-                <w:rFonts w:asciiTheme="majorHAnsi" w:hAnsiTheme="majorHAnsi" w:cstheme="majorHAnsi"/>
+                <w:noProof/>
+              </w:rPr>
+              <w:t>Logging In</w:t>
+            </w:r>
+            <w:r>
+              <w:rPr>
                 <w:noProof/>
                 <w:webHidden/>
               </w:rPr>
@@ -947,7 +993,6 @@
             </w:r>
             <w:r>
               <w:rPr>
-                <w:rFonts w:asciiTheme="majorHAnsi" w:hAnsiTheme="majorHAnsi" w:cstheme="majorHAnsi"/>
                 <w:noProof/>
                 <w:webHidden/>
               </w:rPr>
@@ -955,22 +1000,19 @@
             </w:r>
             <w:r>
               <w:rPr>
-                <w:rFonts w:asciiTheme="majorHAnsi" w:hAnsiTheme="majorHAnsi" w:cstheme="majorHAnsi"/>
-                <w:noProof/>
-                <w:webHidden/>
-              </w:rPr>
-              <w:instrText xml:space="preserve"> PAGEREF _Toc234854420 \h </w:instrText>
-            </w:r>
-            <w:r>
-              <w:rPr>
-                <w:rFonts w:asciiTheme="majorHAnsi" w:hAnsiTheme="majorHAnsi" w:cstheme="majorHAnsi"/>
-                <w:noProof/>
-                <w:webHidden/>
-              </w:rPr>
-            </w:r>
-            <w:r>
-              <w:rPr>
-                <w:rFonts w:asciiTheme="majorHAnsi" w:hAnsiTheme="majorHAnsi" w:cstheme="majorHAnsi"/>
+                <w:noProof/>
+                <w:webHidden/>
+              </w:rPr>
+              <w:instrText xml:space="preserve"> PAGEREF _Toc236674577 \h </w:instrText>
+            </w:r>
+            <w:r>
+              <w:rPr>
+                <w:noProof/>
+                <w:webHidden/>
+              </w:rPr>
+            </w:r>
+            <w:r>
+              <w:rPr>
                 <w:noProof/>
                 <w:webHidden/>
               </w:rPr>
@@ -978,15 +1020,13 @@
             </w:r>
             <w:r>
               <w:rPr>
-                <w:rFonts w:asciiTheme="majorHAnsi" w:hAnsiTheme="majorHAnsi" w:cstheme="majorHAnsi"/>
-                <w:noProof/>
-                <w:webHidden/>
-              </w:rPr>
-              <w:t>11</w:t>
-            </w:r>
-            <w:r>
-              <w:rPr>
-                <w:rFonts w:asciiTheme="majorHAnsi" w:hAnsiTheme="majorHAnsi" w:cstheme="majorHAnsi"/>
+                <w:noProof/>
+                <w:webHidden/>
+              </w:rPr>
+              <w:t>3</w:t>
+            </w:r>
+            <w:r>
+              <w:rPr>
                 <w:noProof/>
                 <w:webHidden/>
               </w:rPr>
@@ -1001,7 +1041,7 @@
               <w:tab w:val="right" w:leader="dot" w:pos="9350"/>
             </w:tabs>
             <w:rPr>
-              <w:rFonts w:asciiTheme="majorHAnsi" w:hAnsiTheme="majorHAnsi" w:cstheme="majorHAnsi"/>
+              <w:rFonts w:cstheme="minorBidi"/>
               <w:b w:val="0"/>
               <w:bCs w:val="0"/>
               <w:noProof/>
@@ -1012,18 +1052,16 @@
               <w14:ligatures w14:val="standardContextual"/>
             </w:rPr>
           </w:pPr>
-          <w:hyperlink w:anchor="_Toc234854421" w:history="1">
+          <w:hyperlink w:anchor="_Toc236674578" w:history="1">
             <w:r>
               <w:rPr>
                 <w:rStyle w:val="Hyperlink"/>
-                <w:rFonts w:asciiTheme="majorHAnsi" w:hAnsiTheme="majorHAnsi" w:cstheme="majorHAnsi"/>
-                <w:noProof/>
-              </w:rPr>
-              <w:t>Introduction</w:t>
-            </w:r>
-            <w:r>
-              <w:rPr>
-                <w:rFonts w:asciiTheme="majorHAnsi" w:hAnsiTheme="majorHAnsi" w:cstheme="majorHAnsi"/>
+                <w:noProof/>
+              </w:rPr>
+              <w:t>Admin Layout Overview</w:t>
+            </w:r>
+            <w:r>
+              <w:rPr>
                 <w:noProof/>
                 <w:webHidden/>
               </w:rPr>
@@ -1031,7 +1069,6 @@
             </w:r>
             <w:r>
               <w:rPr>
-                <w:rFonts w:asciiTheme="majorHAnsi" w:hAnsiTheme="majorHAnsi" w:cstheme="majorHAnsi"/>
                 <w:noProof/>
                 <w:webHidden/>
               </w:rPr>
@@ -1039,22 +1076,19 @@
             </w:r>
             <w:r>
               <w:rPr>
-                <w:rFonts w:asciiTheme="majorHAnsi" w:hAnsiTheme="majorHAnsi" w:cstheme="majorHAnsi"/>
-                <w:noProof/>
-                <w:webHidden/>
-              </w:rPr>
-              <w:instrText xml:space="preserve"> PAGEREF _Toc234854421 \h </w:instrText>
-            </w:r>
-            <w:r>
-              <w:rPr>
-                <w:rFonts w:asciiTheme="majorHAnsi" w:hAnsiTheme="majorHAnsi" w:cstheme="majorHAnsi"/>
-                <w:noProof/>
-                <w:webHidden/>
-              </w:rPr>
-            </w:r>
-            <w:r>
-              <w:rPr>
-                <w:rFonts w:asciiTheme="majorHAnsi" w:hAnsiTheme="majorHAnsi" w:cstheme="majorHAnsi"/>
+                <w:noProof/>
+                <w:webHidden/>
+              </w:rPr>
+              <w:instrText xml:space="preserve"> PAGEREF _Toc236674578 \h </w:instrText>
+            </w:r>
+            <w:r>
+              <w:rPr>
+                <w:noProof/>
+                <w:webHidden/>
+              </w:rPr>
+            </w:r>
+            <w:r>
+              <w:rPr>
                 <w:noProof/>
                 <w:webHidden/>
               </w:rPr>
@@ -1062,15 +1096,13 @@
             </w:r>
             <w:r>
               <w:rPr>
-                <w:rFonts w:asciiTheme="majorHAnsi" w:hAnsiTheme="majorHAnsi" w:cstheme="majorHAnsi"/>
-                <w:noProof/>
-                <w:webHidden/>
-              </w:rPr>
-              <w:t>11</w:t>
-            </w:r>
-            <w:r>
-              <w:rPr>
-                <w:rFonts w:asciiTheme="majorHAnsi" w:hAnsiTheme="majorHAnsi" w:cstheme="majorHAnsi"/>
+                <w:noProof/>
+                <w:webHidden/>
+              </w:rPr>
+              <w:t>4</w:t>
+            </w:r>
+            <w:r>
+              <w:rPr>
                 <w:noProof/>
                 <w:webHidden/>
               </w:rPr>
@@ -1082,10 +1114,11 @@
           <w:pPr>
             <w:pStyle w:val="TOC3"/>
             <w:tabs>
+              <w:tab w:val="left" w:pos="1680"/>
               <w:tab w:val="right" w:leader="dot" w:pos="9350"/>
             </w:tabs>
             <w:rPr>
-              <w:rFonts w:asciiTheme="majorHAnsi" w:hAnsiTheme="majorHAnsi" w:cstheme="majorHAnsi"/>
+              <w:rFonts w:cstheme="minorBidi"/>
               <w:noProof/>
               <w:kern w:val="2"/>
               <w:sz w:val="24"/>
@@ -1094,26 +1127,43 @@
               <w14:ligatures w14:val="standardContextual"/>
             </w:rPr>
           </w:pPr>
-          <w:hyperlink w:anchor="_Toc234854422" w:history="1">
+          <w:hyperlink w:anchor="_Toc236674579" w:history="1">
             <w:r>
               <w:rPr>
                 <w:rStyle w:val="Hyperlink"/>
-                <w:rFonts w:asciiTheme="majorHAnsi" w:hAnsiTheme="majorHAnsi" w:cstheme="majorHAnsi"/>
-                <w:noProof/>
-              </w:rPr>
-              <w:t>Purpose</w:t>
-            </w:r>
-            <w:r>
-              <w:rPr>
-                <w:rFonts w:asciiTheme="majorHAnsi" w:hAnsiTheme="majorHAnsi" w:cstheme="majorHAnsi"/>
-                <w:noProof/>
-                <w:webHidden/>
+                <w:rFonts w:ascii="Symbol" w:hAnsi="Symbol"/>
+                <w:noProof/>
+              </w:rPr>
+              <w:t></w:t>
+            </w:r>
+            <w:r>
+              <w:rPr>
+                <w:rFonts w:cstheme="minorBidi"/>
+                <w:noProof/>
+                <w:kern w:val="2"/>
+                <w:sz w:val="24"/>
+                <w:szCs w:val="24"/>
+                <w:lang w:eastAsia="en-US"/>
+                <w14:ligatures w14:val="standardContextual"/>
               </w:rPr>
               <w:tab/>
             </w:r>
             <w:r>
               <w:rPr>
-                <w:rFonts w:asciiTheme="majorHAnsi" w:hAnsiTheme="majorHAnsi" w:cstheme="majorHAnsi"/>
+                <w:rStyle w:val="Hyperlink"/>
+                <w:noProof/>
+              </w:rPr>
+              <w:t>Left sidebar</w:t>
+            </w:r>
+            <w:r>
+              <w:rPr>
+                <w:noProof/>
+                <w:webHidden/>
+              </w:rPr>
+              <w:tab/>
+            </w:r>
+            <w:r>
+              <w:rPr>
                 <w:noProof/>
                 <w:webHidden/>
               </w:rPr>
@@ -1121,22 +1171,19 @@
             </w:r>
             <w:r>
               <w:rPr>
-                <w:rFonts w:asciiTheme="majorHAnsi" w:hAnsiTheme="majorHAnsi" w:cstheme="majorHAnsi"/>
-                <w:noProof/>
-                <w:webHidden/>
-              </w:rPr>
-              <w:instrText xml:space="preserve"> PAGEREF _Toc234854422 \h </w:instrText>
-            </w:r>
-            <w:r>
-              <w:rPr>
-                <w:rFonts w:asciiTheme="majorHAnsi" w:hAnsiTheme="majorHAnsi" w:cstheme="majorHAnsi"/>
-                <w:noProof/>
-                <w:webHidden/>
-              </w:rPr>
-            </w:r>
-            <w:r>
-              <w:rPr>
-                <w:rFonts w:asciiTheme="majorHAnsi" w:hAnsiTheme="majorHAnsi" w:cstheme="majorHAnsi"/>
+                <w:noProof/>
+                <w:webHidden/>
+              </w:rPr>
+              <w:instrText xml:space="preserve"> PAGEREF _Toc236674579 \h </w:instrText>
+            </w:r>
+            <w:r>
+              <w:rPr>
+                <w:noProof/>
+                <w:webHidden/>
+              </w:rPr>
+            </w:r>
+            <w:r>
+              <w:rPr>
                 <w:noProof/>
                 <w:webHidden/>
               </w:rPr>
@@ -1144,15 +1191,13 @@
             </w:r>
             <w:r>
               <w:rPr>
-                <w:rFonts w:asciiTheme="majorHAnsi" w:hAnsiTheme="majorHAnsi" w:cstheme="majorHAnsi"/>
-                <w:noProof/>
-                <w:webHidden/>
-              </w:rPr>
-              <w:t>11</w:t>
-            </w:r>
-            <w:r>
-              <w:rPr>
-                <w:rFonts w:asciiTheme="majorHAnsi" w:hAnsiTheme="majorHAnsi" w:cstheme="majorHAnsi"/>
+                <w:noProof/>
+                <w:webHidden/>
+              </w:rPr>
+              <w:t>4</w:t>
+            </w:r>
+            <w:r>
+              <w:rPr>
                 <w:noProof/>
                 <w:webHidden/>
               </w:rPr>
@@ -1164,10 +1209,11 @@
           <w:pPr>
             <w:pStyle w:val="TOC3"/>
             <w:tabs>
+              <w:tab w:val="left" w:pos="1680"/>
               <w:tab w:val="right" w:leader="dot" w:pos="9350"/>
             </w:tabs>
             <w:rPr>
-              <w:rFonts w:asciiTheme="majorHAnsi" w:hAnsiTheme="majorHAnsi" w:cstheme="majorHAnsi"/>
+              <w:rFonts w:cstheme="minorBidi"/>
               <w:noProof/>
               <w:kern w:val="2"/>
               <w:sz w:val="24"/>
@@ -1176,26 +1222,43 @@
               <w14:ligatures w14:val="standardContextual"/>
             </w:rPr>
           </w:pPr>
-          <w:hyperlink w:anchor="_Toc234854423" w:history="1">
+          <w:hyperlink w:anchor="_Toc236674580" w:history="1">
             <w:r>
               <w:rPr>
                 <w:rStyle w:val="Hyperlink"/>
-                <w:rFonts w:asciiTheme="majorHAnsi" w:hAnsiTheme="majorHAnsi" w:cstheme="majorHAnsi"/>
-                <w:noProof/>
-              </w:rPr>
-              <w:t>Overview</w:t>
-            </w:r>
-            <w:r>
-              <w:rPr>
-                <w:rFonts w:asciiTheme="majorHAnsi" w:hAnsiTheme="majorHAnsi" w:cstheme="majorHAnsi"/>
-                <w:noProof/>
-                <w:webHidden/>
+                <w:rFonts w:ascii="Symbol" w:hAnsi="Symbol"/>
+                <w:noProof/>
+              </w:rPr>
+              <w:t></w:t>
+            </w:r>
+            <w:r>
+              <w:rPr>
+                <w:rFonts w:cstheme="minorBidi"/>
+                <w:noProof/>
+                <w:kern w:val="2"/>
+                <w:sz w:val="24"/>
+                <w:szCs w:val="24"/>
+                <w:lang w:eastAsia="en-US"/>
+                <w14:ligatures w14:val="standardContextual"/>
               </w:rPr>
               <w:tab/>
             </w:r>
             <w:r>
               <w:rPr>
-                <w:rFonts w:asciiTheme="majorHAnsi" w:hAnsiTheme="majorHAnsi" w:cstheme="majorHAnsi"/>
+                <w:rStyle w:val="Hyperlink"/>
+                <w:noProof/>
+              </w:rPr>
+              <w:t>Main content area</w:t>
+            </w:r>
+            <w:r>
+              <w:rPr>
+                <w:noProof/>
+                <w:webHidden/>
+              </w:rPr>
+              <w:tab/>
+            </w:r>
+            <w:r>
+              <w:rPr>
                 <w:noProof/>
                 <w:webHidden/>
               </w:rPr>
@@ -1203,22 +1266,19 @@
             </w:r>
             <w:r>
               <w:rPr>
-                <w:rFonts w:asciiTheme="majorHAnsi" w:hAnsiTheme="majorHAnsi" w:cstheme="majorHAnsi"/>
-                <w:noProof/>
-                <w:webHidden/>
-              </w:rPr>
-              <w:instrText xml:space="preserve"> PAGEREF _Toc234854423 \h </w:instrText>
-            </w:r>
-            <w:r>
-              <w:rPr>
-                <w:rFonts w:asciiTheme="majorHAnsi" w:hAnsiTheme="majorHAnsi" w:cstheme="majorHAnsi"/>
-                <w:noProof/>
-                <w:webHidden/>
-              </w:rPr>
-            </w:r>
-            <w:r>
-              <w:rPr>
-                <w:rFonts w:asciiTheme="majorHAnsi" w:hAnsiTheme="majorHAnsi" w:cstheme="majorHAnsi"/>
+                <w:noProof/>
+                <w:webHidden/>
+              </w:rPr>
+              <w:instrText xml:space="preserve"> PAGEREF _Toc236674580 \h </w:instrText>
+            </w:r>
+            <w:r>
+              <w:rPr>
+                <w:noProof/>
+                <w:webHidden/>
+              </w:rPr>
+            </w:r>
+            <w:r>
+              <w:rPr>
                 <w:noProof/>
                 <w:webHidden/>
               </w:rPr>
@@ -1226,15 +1286,13 @@
             </w:r>
             <w:r>
               <w:rPr>
-                <w:rFonts w:asciiTheme="majorHAnsi" w:hAnsiTheme="majorHAnsi" w:cstheme="majorHAnsi"/>
-                <w:noProof/>
-                <w:webHidden/>
-              </w:rPr>
-              <w:t>11</w:t>
-            </w:r>
-            <w:r>
-              <w:rPr>
-                <w:rFonts w:asciiTheme="majorHAnsi" w:hAnsiTheme="majorHAnsi" w:cstheme="majorHAnsi"/>
+                <w:noProof/>
+                <w:webHidden/>
+              </w:rPr>
+              <w:t>4</w:t>
+            </w:r>
+            <w:r>
+              <w:rPr>
                 <w:noProof/>
                 <w:webHidden/>
               </w:rPr>
@@ -1249,7 +1307,7 @@
               <w:tab w:val="right" w:leader="dot" w:pos="9350"/>
             </w:tabs>
             <w:rPr>
-              <w:rFonts w:asciiTheme="majorHAnsi" w:hAnsiTheme="majorHAnsi" w:cstheme="majorHAnsi"/>
+              <w:rFonts w:cstheme="minorBidi"/>
               <w:b w:val="0"/>
               <w:bCs w:val="0"/>
               <w:noProof/>
@@ -1260,18 +1318,16 @@
               <w14:ligatures w14:val="standardContextual"/>
             </w:rPr>
           </w:pPr>
-          <w:hyperlink w:anchor="_Toc234854424" w:history="1">
+          <w:hyperlink w:anchor="_Toc236674581" w:history="1">
             <w:r>
               <w:rPr>
                 <w:rStyle w:val="Hyperlink"/>
-                <w:rFonts w:asciiTheme="majorHAnsi" w:hAnsiTheme="majorHAnsi" w:cstheme="majorHAnsi"/>
-                <w:noProof/>
-              </w:rPr>
-              <w:t>Test Plan</w:t>
-            </w:r>
-            <w:r>
-              <w:rPr>
-                <w:rFonts w:asciiTheme="majorHAnsi" w:hAnsiTheme="majorHAnsi" w:cstheme="majorHAnsi"/>
+                <w:noProof/>
+              </w:rPr>
+              <w:t>Managing Menu Items</w:t>
+            </w:r>
+            <w:r>
+              <w:rPr>
                 <w:noProof/>
                 <w:webHidden/>
               </w:rPr>
@@ -1279,7 +1335,6 @@
             </w:r>
             <w:r>
               <w:rPr>
-                <w:rFonts w:asciiTheme="majorHAnsi" w:hAnsiTheme="majorHAnsi" w:cstheme="majorHAnsi"/>
                 <w:noProof/>
                 <w:webHidden/>
               </w:rPr>
@@ -1287,22 +1342,19 @@
             </w:r>
             <w:r>
               <w:rPr>
-                <w:rFonts w:asciiTheme="majorHAnsi" w:hAnsiTheme="majorHAnsi" w:cstheme="majorHAnsi"/>
-                <w:noProof/>
-                <w:webHidden/>
-              </w:rPr>
-              <w:instrText xml:space="preserve"> PAGEREF _Toc234854424 \h </w:instrText>
-            </w:r>
-            <w:r>
-              <w:rPr>
-                <w:rFonts w:asciiTheme="majorHAnsi" w:hAnsiTheme="majorHAnsi" w:cstheme="majorHAnsi"/>
-                <w:noProof/>
-                <w:webHidden/>
-              </w:rPr>
-            </w:r>
-            <w:r>
-              <w:rPr>
-                <w:rFonts w:asciiTheme="majorHAnsi" w:hAnsiTheme="majorHAnsi" w:cstheme="majorHAnsi"/>
+                <w:noProof/>
+                <w:webHidden/>
+              </w:rPr>
+              <w:instrText xml:space="preserve"> PAGEREF _Toc236674581 \h </w:instrText>
+            </w:r>
+            <w:r>
+              <w:rPr>
+                <w:noProof/>
+                <w:webHidden/>
+              </w:rPr>
+            </w:r>
+            <w:r>
+              <w:rPr>
                 <w:noProof/>
                 <w:webHidden/>
               </w:rPr>
@@ -1310,15 +1362,13 @@
             </w:r>
             <w:r>
               <w:rPr>
-                <w:rFonts w:asciiTheme="majorHAnsi" w:hAnsiTheme="majorHAnsi" w:cstheme="majorHAnsi"/>
-                <w:noProof/>
-                <w:webHidden/>
-              </w:rPr>
-              <w:t>12</w:t>
-            </w:r>
-            <w:r>
-              <w:rPr>
-                <w:rFonts w:asciiTheme="majorHAnsi" w:hAnsiTheme="majorHAnsi" w:cstheme="majorHAnsi"/>
+                <w:noProof/>
+                <w:webHidden/>
+              </w:rPr>
+              <w:t>5</w:t>
+            </w:r>
+            <w:r>
+              <w:rPr>
                 <w:noProof/>
                 <w:webHidden/>
               </w:rPr>
@@ -1333,7 +1383,7 @@
               <w:tab w:val="right" w:leader="dot" w:pos="9350"/>
             </w:tabs>
             <w:rPr>
-              <w:rFonts w:asciiTheme="majorHAnsi" w:hAnsiTheme="majorHAnsi" w:cstheme="majorHAnsi"/>
+              <w:rFonts w:cstheme="minorBidi"/>
               <w:noProof/>
               <w:kern w:val="2"/>
               <w:sz w:val="24"/>
@@ -1342,18 +1392,16 @@
               <w14:ligatures w14:val="standardContextual"/>
             </w:rPr>
           </w:pPr>
-          <w:hyperlink w:anchor="_Toc234854425" w:history="1">
+          <w:hyperlink w:anchor="_Toc236674582" w:history="1">
             <w:r>
               <w:rPr>
                 <w:rStyle w:val="Hyperlink"/>
-                <w:rFonts w:asciiTheme="majorHAnsi" w:hAnsiTheme="majorHAnsi" w:cstheme="majorHAnsi"/>
-                <w:noProof/>
-              </w:rPr>
-              <w:t>Items</w:t>
-            </w:r>
-            <w:r>
-              <w:rPr>
-                <w:rFonts w:asciiTheme="majorHAnsi" w:hAnsiTheme="majorHAnsi" w:cstheme="majorHAnsi"/>
+                <w:noProof/>
+              </w:rPr>
+              <w:t>Adding a New Item</w:t>
+            </w:r>
+            <w:r>
+              <w:rPr>
                 <w:noProof/>
                 <w:webHidden/>
               </w:rPr>
@@ -1361,7 +1409,6 @@
             </w:r>
             <w:r>
               <w:rPr>
-                <w:rFonts w:asciiTheme="majorHAnsi" w:hAnsiTheme="majorHAnsi" w:cstheme="majorHAnsi"/>
                 <w:noProof/>
                 <w:webHidden/>
               </w:rPr>
@@ -1369,22 +1416,19 @@
             </w:r>
             <w:r>
               <w:rPr>
-                <w:rFonts w:asciiTheme="majorHAnsi" w:hAnsiTheme="majorHAnsi" w:cstheme="majorHAnsi"/>
-                <w:noProof/>
-                <w:webHidden/>
-              </w:rPr>
-              <w:instrText xml:space="preserve"> PAGEREF _Toc234854425 \h </w:instrText>
-            </w:r>
-            <w:r>
-              <w:rPr>
-                <w:rFonts w:asciiTheme="majorHAnsi" w:hAnsiTheme="majorHAnsi" w:cstheme="majorHAnsi"/>
-                <w:noProof/>
-                <w:webHidden/>
-              </w:rPr>
-            </w:r>
-            <w:r>
-              <w:rPr>
-                <w:rFonts w:asciiTheme="majorHAnsi" w:hAnsiTheme="majorHAnsi" w:cstheme="majorHAnsi"/>
+                <w:noProof/>
+                <w:webHidden/>
+              </w:rPr>
+              <w:instrText xml:space="preserve"> PAGEREF _Toc236674582 \h </w:instrText>
+            </w:r>
+            <w:r>
+              <w:rPr>
+                <w:noProof/>
+                <w:webHidden/>
+              </w:rPr>
+            </w:r>
+            <w:r>
+              <w:rPr>
                 <w:noProof/>
                 <w:webHidden/>
               </w:rPr>
@@ -1392,15 +1436,13 @@
             </w:r>
             <w:r>
               <w:rPr>
-                <w:rFonts w:asciiTheme="majorHAnsi" w:hAnsiTheme="majorHAnsi" w:cstheme="majorHAnsi"/>
-                <w:noProof/>
-                <w:webHidden/>
-              </w:rPr>
-              <w:t>12</w:t>
-            </w:r>
-            <w:r>
-              <w:rPr>
-                <w:rFonts w:asciiTheme="majorHAnsi" w:hAnsiTheme="majorHAnsi" w:cstheme="majorHAnsi"/>
+                <w:noProof/>
+                <w:webHidden/>
+              </w:rPr>
+              <w:t>5</w:t>
+            </w:r>
+            <w:r>
+              <w:rPr>
                 <w:noProof/>
                 <w:webHidden/>
               </w:rPr>
@@ -1415,7 +1457,7 @@
               <w:tab w:val="right" w:leader="dot" w:pos="9350"/>
             </w:tabs>
             <w:rPr>
-              <w:rFonts w:asciiTheme="majorHAnsi" w:hAnsiTheme="majorHAnsi" w:cstheme="majorHAnsi"/>
+              <w:rFonts w:cstheme="minorBidi"/>
               <w:noProof/>
               <w:kern w:val="2"/>
               <w:sz w:val="24"/>
@@ -1424,18 +1466,16 @@
               <w14:ligatures w14:val="standardContextual"/>
             </w:rPr>
           </w:pPr>
-          <w:hyperlink w:anchor="_Toc234854426" w:history="1">
+          <w:hyperlink w:anchor="_Toc236674583" w:history="1">
             <w:r>
               <w:rPr>
                 <w:rStyle w:val="Hyperlink"/>
-                <w:rFonts w:asciiTheme="majorHAnsi" w:hAnsiTheme="majorHAnsi" w:cstheme="majorHAnsi"/>
-                <w:noProof/>
-              </w:rPr>
-              <w:t>Features</w:t>
-            </w:r>
-            <w:r>
-              <w:rPr>
-                <w:rFonts w:asciiTheme="majorHAnsi" w:hAnsiTheme="majorHAnsi" w:cstheme="majorHAnsi"/>
+                <w:noProof/>
+              </w:rPr>
+              <w:t>Editing An Existing Item</w:t>
+            </w:r>
+            <w:r>
+              <w:rPr>
                 <w:noProof/>
                 <w:webHidden/>
               </w:rPr>
@@ -1443,7 +1483,6 @@
             </w:r>
             <w:r>
               <w:rPr>
-                <w:rFonts w:asciiTheme="majorHAnsi" w:hAnsiTheme="majorHAnsi" w:cstheme="majorHAnsi"/>
                 <w:noProof/>
                 <w:webHidden/>
               </w:rPr>
@@ -1451,22 +1490,19 @@
             </w:r>
             <w:r>
               <w:rPr>
-                <w:rFonts w:asciiTheme="majorHAnsi" w:hAnsiTheme="majorHAnsi" w:cstheme="majorHAnsi"/>
-                <w:noProof/>
-                <w:webHidden/>
-              </w:rPr>
-              <w:instrText xml:space="preserve"> PAGEREF _Toc234854426 \h </w:instrText>
-            </w:r>
-            <w:r>
-              <w:rPr>
-                <w:rFonts w:asciiTheme="majorHAnsi" w:hAnsiTheme="majorHAnsi" w:cstheme="majorHAnsi"/>
-                <w:noProof/>
-                <w:webHidden/>
-              </w:rPr>
-            </w:r>
-            <w:r>
-              <w:rPr>
-                <w:rFonts w:asciiTheme="majorHAnsi" w:hAnsiTheme="majorHAnsi" w:cstheme="majorHAnsi"/>
+                <w:noProof/>
+                <w:webHidden/>
+              </w:rPr>
+              <w:instrText xml:space="preserve"> PAGEREF _Toc236674583 \h </w:instrText>
+            </w:r>
+            <w:r>
+              <w:rPr>
+                <w:noProof/>
+                <w:webHidden/>
+              </w:rPr>
+            </w:r>
+            <w:r>
+              <w:rPr>
                 <w:noProof/>
                 <w:webHidden/>
               </w:rPr>
@@ -1474,15 +1510,13 @@
             </w:r>
             <w:r>
               <w:rPr>
-                <w:rFonts w:asciiTheme="majorHAnsi" w:hAnsiTheme="majorHAnsi" w:cstheme="majorHAnsi"/>
-                <w:noProof/>
-                <w:webHidden/>
-              </w:rPr>
-              <w:t>13</w:t>
-            </w:r>
-            <w:r>
-              <w:rPr>
-                <w:rFonts w:asciiTheme="majorHAnsi" w:hAnsiTheme="majorHAnsi" w:cstheme="majorHAnsi"/>
+                <w:noProof/>
+                <w:webHidden/>
+              </w:rPr>
+              <w:t>5</w:t>
+            </w:r>
+            <w:r>
+              <w:rPr>
                 <w:noProof/>
                 <w:webHidden/>
               </w:rPr>
@@ -1497,7 +1531,7 @@
               <w:tab w:val="right" w:leader="dot" w:pos="9350"/>
             </w:tabs>
             <w:rPr>
-              <w:rFonts w:asciiTheme="majorHAnsi" w:hAnsiTheme="majorHAnsi" w:cstheme="majorHAnsi"/>
+              <w:rFonts w:cstheme="minorBidi"/>
               <w:noProof/>
               <w:kern w:val="2"/>
               <w:sz w:val="24"/>
@@ -1506,18 +1540,16 @@
               <w14:ligatures w14:val="standardContextual"/>
             </w:rPr>
           </w:pPr>
-          <w:hyperlink w:anchor="_Toc234854427" w:history="1">
+          <w:hyperlink w:anchor="_Toc236674584" w:history="1">
             <w:r>
               <w:rPr>
                 <w:rStyle w:val="Hyperlink"/>
-                <w:rFonts w:asciiTheme="majorHAnsi" w:hAnsiTheme="majorHAnsi" w:cstheme="majorHAnsi"/>
-                <w:noProof/>
-              </w:rPr>
-              <w:t>Deliverables</w:t>
-            </w:r>
-            <w:r>
-              <w:rPr>
-                <w:rFonts w:asciiTheme="majorHAnsi" w:hAnsiTheme="majorHAnsi" w:cstheme="majorHAnsi"/>
+                <w:noProof/>
+              </w:rPr>
+              <w:t>Toggling Availability</w:t>
+            </w:r>
+            <w:r>
+              <w:rPr>
                 <w:noProof/>
                 <w:webHidden/>
               </w:rPr>
@@ -1525,7 +1557,6 @@
             </w:r>
             <w:r>
               <w:rPr>
-                <w:rFonts w:asciiTheme="majorHAnsi" w:hAnsiTheme="majorHAnsi" w:cstheme="majorHAnsi"/>
                 <w:noProof/>
                 <w:webHidden/>
               </w:rPr>
@@ -1533,22 +1564,19 @@
             </w:r>
             <w:r>
               <w:rPr>
-                <w:rFonts w:asciiTheme="majorHAnsi" w:hAnsiTheme="majorHAnsi" w:cstheme="majorHAnsi"/>
-                <w:noProof/>
-                <w:webHidden/>
-              </w:rPr>
-              <w:instrText xml:space="preserve"> PAGEREF _Toc234854427 \h </w:instrText>
-            </w:r>
-            <w:r>
-              <w:rPr>
-                <w:rFonts w:asciiTheme="majorHAnsi" w:hAnsiTheme="majorHAnsi" w:cstheme="majorHAnsi"/>
-                <w:noProof/>
-                <w:webHidden/>
-              </w:rPr>
-            </w:r>
-            <w:r>
-              <w:rPr>
-                <w:rFonts w:asciiTheme="majorHAnsi" w:hAnsiTheme="majorHAnsi" w:cstheme="majorHAnsi"/>
+                <w:noProof/>
+                <w:webHidden/>
+              </w:rPr>
+              <w:instrText xml:space="preserve"> PAGEREF _Toc236674584 \h </w:instrText>
+            </w:r>
+            <w:r>
+              <w:rPr>
+                <w:noProof/>
+                <w:webHidden/>
+              </w:rPr>
+            </w:r>
+            <w:r>
+              <w:rPr>
                 <w:noProof/>
                 <w:webHidden/>
               </w:rPr>
@@ -1556,15 +1584,13 @@
             </w:r>
             <w:r>
               <w:rPr>
-                <w:rFonts w:asciiTheme="majorHAnsi" w:hAnsiTheme="majorHAnsi" w:cstheme="majorHAnsi"/>
-                <w:noProof/>
-                <w:webHidden/>
-              </w:rPr>
-              <w:t>13</w:t>
-            </w:r>
-            <w:r>
-              <w:rPr>
-                <w:rFonts w:asciiTheme="majorHAnsi" w:hAnsiTheme="majorHAnsi" w:cstheme="majorHAnsi"/>
+                <w:noProof/>
+                <w:webHidden/>
+              </w:rPr>
+              <w:t>6</w:t>
+            </w:r>
+            <w:r>
+              <w:rPr>
                 <w:noProof/>
                 <w:webHidden/>
               </w:rPr>
@@ -1579,7 +1605,7 @@
               <w:tab w:val="right" w:leader="dot" w:pos="9350"/>
             </w:tabs>
             <w:rPr>
-              <w:rFonts w:asciiTheme="majorHAnsi" w:hAnsiTheme="majorHAnsi" w:cstheme="majorHAnsi"/>
+              <w:rFonts w:cstheme="minorBidi"/>
               <w:noProof/>
               <w:kern w:val="2"/>
               <w:sz w:val="24"/>
@@ -1588,18 +1614,16 @@
               <w14:ligatures w14:val="standardContextual"/>
             </w:rPr>
           </w:pPr>
-          <w:hyperlink w:anchor="_Toc234854428" w:history="1">
+          <w:hyperlink w:anchor="_Toc236674585" w:history="1">
             <w:r>
               <w:rPr>
                 <w:rStyle w:val="Hyperlink"/>
-                <w:rFonts w:asciiTheme="majorHAnsi" w:hAnsiTheme="majorHAnsi" w:cstheme="majorHAnsi"/>
-                <w:noProof/>
-              </w:rPr>
-              <w:t>Tasks</w:t>
-            </w:r>
-            <w:r>
-              <w:rPr>
-                <w:rFonts w:asciiTheme="majorHAnsi" w:hAnsiTheme="majorHAnsi" w:cstheme="majorHAnsi"/>
+                <w:noProof/>
+              </w:rPr>
+              <w:t>Deleting An Item</w:t>
+            </w:r>
+            <w:r>
+              <w:rPr>
                 <w:noProof/>
                 <w:webHidden/>
               </w:rPr>
@@ -1607,7 +1631,6 @@
             </w:r>
             <w:r>
               <w:rPr>
-                <w:rFonts w:asciiTheme="majorHAnsi" w:hAnsiTheme="majorHAnsi" w:cstheme="majorHAnsi"/>
                 <w:noProof/>
                 <w:webHidden/>
               </w:rPr>
@@ -1615,22 +1638,19 @@
             </w:r>
             <w:r>
               <w:rPr>
-                <w:rFonts w:asciiTheme="majorHAnsi" w:hAnsiTheme="majorHAnsi" w:cstheme="majorHAnsi"/>
-                <w:noProof/>
-                <w:webHidden/>
-              </w:rPr>
-              <w:instrText xml:space="preserve"> PAGEREF _Toc234854428 \h </w:instrText>
-            </w:r>
-            <w:r>
-              <w:rPr>
-                <w:rFonts w:asciiTheme="majorHAnsi" w:hAnsiTheme="majorHAnsi" w:cstheme="majorHAnsi"/>
-                <w:noProof/>
-                <w:webHidden/>
-              </w:rPr>
-            </w:r>
-            <w:r>
-              <w:rPr>
-                <w:rFonts w:asciiTheme="majorHAnsi" w:hAnsiTheme="majorHAnsi" w:cstheme="majorHAnsi"/>
+                <w:noProof/>
+                <w:webHidden/>
+              </w:rPr>
+              <w:instrText xml:space="preserve"> PAGEREF _Toc236674585 \h </w:instrText>
+            </w:r>
+            <w:r>
+              <w:rPr>
+                <w:noProof/>
+                <w:webHidden/>
+              </w:rPr>
+            </w:r>
+            <w:r>
+              <w:rPr>
                 <w:noProof/>
                 <w:webHidden/>
               </w:rPr>
@@ -1638,15 +1658,13 @@
             </w:r>
             <w:r>
               <w:rPr>
-                <w:rFonts w:asciiTheme="majorHAnsi" w:hAnsiTheme="majorHAnsi" w:cstheme="majorHAnsi"/>
-                <w:noProof/>
-                <w:webHidden/>
-              </w:rPr>
-              <w:t>13</w:t>
-            </w:r>
-            <w:r>
-              <w:rPr>
-                <w:rFonts w:asciiTheme="majorHAnsi" w:hAnsiTheme="majorHAnsi" w:cstheme="majorHAnsi"/>
+                <w:noProof/>
+                <w:webHidden/>
+              </w:rPr>
+              <w:t>7</w:t>
+            </w:r>
+            <w:r>
+              <w:rPr>
                 <w:noProof/>
                 <w:webHidden/>
               </w:rPr>
@@ -1661,7 +1679,7 @@
               <w:tab w:val="right" w:leader="dot" w:pos="9350"/>
             </w:tabs>
             <w:rPr>
-              <w:rFonts w:asciiTheme="majorHAnsi" w:hAnsiTheme="majorHAnsi" w:cstheme="majorHAnsi"/>
+              <w:rFonts w:cstheme="minorBidi"/>
               <w:noProof/>
               <w:kern w:val="2"/>
               <w:sz w:val="24"/>
@@ -1670,18 +1688,16 @@
               <w14:ligatures w14:val="standardContextual"/>
             </w:rPr>
           </w:pPr>
-          <w:hyperlink w:anchor="_Toc234854429" w:history="1">
+          <w:hyperlink w:anchor="_Toc236674586" w:history="1">
             <w:r>
               <w:rPr>
                 <w:rStyle w:val="Hyperlink"/>
-                <w:rFonts w:asciiTheme="majorHAnsi" w:hAnsiTheme="majorHAnsi" w:cstheme="majorHAnsi"/>
-                <w:noProof/>
-              </w:rPr>
-              <w:t>Needs</w:t>
-            </w:r>
-            <w:r>
-              <w:rPr>
-                <w:rFonts w:asciiTheme="majorHAnsi" w:hAnsiTheme="majorHAnsi" w:cstheme="majorHAnsi"/>
+                <w:noProof/>
+              </w:rPr>
+              <w:t>Logging Out</w:t>
+            </w:r>
+            <w:r>
+              <w:rPr>
                 <w:noProof/>
                 <w:webHidden/>
               </w:rPr>
@@ -1689,7 +1705,6 @@
             </w:r>
             <w:r>
               <w:rPr>
-                <w:rFonts w:asciiTheme="majorHAnsi" w:hAnsiTheme="majorHAnsi" w:cstheme="majorHAnsi"/>
                 <w:noProof/>
                 <w:webHidden/>
               </w:rPr>
@@ -1697,22 +1712,19 @@
             </w:r>
             <w:r>
               <w:rPr>
-                <w:rFonts w:asciiTheme="majorHAnsi" w:hAnsiTheme="majorHAnsi" w:cstheme="majorHAnsi"/>
-                <w:noProof/>
-                <w:webHidden/>
-              </w:rPr>
-              <w:instrText xml:space="preserve"> PAGEREF _Toc234854429 \h </w:instrText>
-            </w:r>
-            <w:r>
-              <w:rPr>
-                <w:rFonts w:asciiTheme="majorHAnsi" w:hAnsiTheme="majorHAnsi" w:cstheme="majorHAnsi"/>
-                <w:noProof/>
-                <w:webHidden/>
-              </w:rPr>
-            </w:r>
-            <w:r>
-              <w:rPr>
-                <w:rFonts w:asciiTheme="majorHAnsi" w:hAnsiTheme="majorHAnsi" w:cstheme="majorHAnsi"/>
+                <w:noProof/>
+                <w:webHidden/>
+              </w:rPr>
+              <w:instrText xml:space="preserve"> PAGEREF _Toc236674586 \h </w:instrText>
+            </w:r>
+            <w:r>
+              <w:rPr>
+                <w:noProof/>
+                <w:webHidden/>
+              </w:rPr>
+            </w:r>
+            <w:r>
+              <w:rPr>
                 <w:noProof/>
                 <w:webHidden/>
               </w:rPr>
@@ -1720,97 +1732,13 @@
             </w:r>
             <w:r>
               <w:rPr>
-                <w:rFonts w:asciiTheme="majorHAnsi" w:hAnsiTheme="majorHAnsi" w:cstheme="majorHAnsi"/>
-                <w:noProof/>
-                <w:webHidden/>
-              </w:rPr>
-              <w:t>14</w:t>
-            </w:r>
-            <w:r>
-              <w:rPr>
-                <w:rFonts w:asciiTheme="majorHAnsi" w:hAnsiTheme="majorHAnsi" w:cstheme="majorHAnsi"/>
-                <w:noProof/>
-                <w:webHidden/>
-              </w:rPr>
-              <w:fldChar w:fldCharType="end"/>
-            </w:r>
-          </w:hyperlink>
-        </w:p>
-        <w:p>
-          <w:pPr>
-            <w:pStyle w:val="TOC3"/>
-            <w:tabs>
-              <w:tab w:val="right" w:leader="dot" w:pos="9350"/>
-            </w:tabs>
-            <w:rPr>
-              <w:rFonts w:asciiTheme="majorHAnsi" w:hAnsiTheme="majorHAnsi" w:cstheme="majorHAnsi"/>
-              <w:noProof/>
-              <w:kern w:val="2"/>
-              <w:sz w:val="24"/>
-              <w:szCs w:val="24"/>
-              <w:lang w:eastAsia="en-US"/>
-              <w14:ligatures w14:val="standardContextual"/>
-            </w:rPr>
-          </w:pPr>
-          <w:hyperlink w:anchor="_Toc234854430" w:history="1">
-            <w:r>
-              <w:rPr>
-                <w:rStyle w:val="Hyperlink"/>
-                <w:rFonts w:asciiTheme="majorHAnsi" w:hAnsiTheme="majorHAnsi" w:cstheme="majorHAnsi"/>
-                <w:noProof/>
-              </w:rPr>
-              <w:t>Pass/Fail Criteria</w:t>
-            </w:r>
-            <w:r>
-              <w:rPr>
-                <w:rFonts w:asciiTheme="majorHAnsi" w:hAnsiTheme="majorHAnsi" w:cstheme="majorHAnsi"/>
-                <w:noProof/>
-                <w:webHidden/>
-              </w:rPr>
-              <w:tab/>
-            </w:r>
-            <w:r>
-              <w:rPr>
-                <w:rFonts w:asciiTheme="majorHAnsi" w:hAnsiTheme="majorHAnsi" w:cstheme="majorHAnsi"/>
-                <w:noProof/>
-                <w:webHidden/>
-              </w:rPr>
-              <w:fldChar w:fldCharType="begin"/>
-            </w:r>
-            <w:r>
-              <w:rPr>
-                <w:rFonts w:asciiTheme="majorHAnsi" w:hAnsiTheme="majorHAnsi" w:cstheme="majorHAnsi"/>
-                <w:noProof/>
-                <w:webHidden/>
-              </w:rPr>
-              <w:instrText xml:space="preserve"> PAGEREF _Toc234854430 \h </w:instrText>
-            </w:r>
-            <w:r>
-              <w:rPr>
-                <w:rFonts w:asciiTheme="majorHAnsi" w:hAnsiTheme="majorHAnsi" w:cstheme="majorHAnsi"/>
-                <w:noProof/>
-                <w:webHidden/>
-              </w:rPr>
-            </w:r>
-            <w:r>
-              <w:rPr>
-                <w:rFonts w:asciiTheme="majorHAnsi" w:hAnsiTheme="majorHAnsi" w:cstheme="majorHAnsi"/>
-                <w:noProof/>
-                <w:webHidden/>
-              </w:rPr>
-              <w:fldChar w:fldCharType="separate"/>
-            </w:r>
-            <w:r>
-              <w:rPr>
-                <w:rFonts w:asciiTheme="majorHAnsi" w:hAnsiTheme="majorHAnsi" w:cstheme="majorHAnsi"/>
-                <w:noProof/>
-                <w:webHidden/>
-              </w:rPr>
-              <w:t>14</w:t>
-            </w:r>
-            <w:r>
-              <w:rPr>
-                <w:rFonts w:asciiTheme="majorHAnsi" w:hAnsiTheme="majorHAnsi" w:cstheme="majorHAnsi"/>
+                <w:noProof/>
+                <w:webHidden/>
+              </w:rPr>
+              <w:t>7</w:t>
+            </w:r>
+            <w:r>
+              <w:rPr>
                 <w:noProof/>
                 <w:webHidden/>
               </w:rPr>
@@ -1825,7 +1753,7 @@
               <w:tab w:val="right" w:leader="dot" w:pos="9350"/>
             </w:tabs>
             <w:rPr>
-              <w:rFonts w:asciiTheme="majorHAnsi" w:hAnsiTheme="majorHAnsi" w:cstheme="majorHAnsi"/>
+              <w:rFonts w:cstheme="minorBidi"/>
               <w:b w:val="0"/>
               <w:bCs w:val="0"/>
               <w:noProof/>
@@ -1836,18 +1764,16 @@
               <w14:ligatures w14:val="standardContextual"/>
             </w:rPr>
           </w:pPr>
-          <w:hyperlink w:anchor="_Toc234854431" w:history="1">
+          <w:hyperlink w:anchor="_Toc236674587" w:history="1">
             <w:r>
               <w:rPr>
                 <w:rStyle w:val="Hyperlink"/>
-                <w:rFonts w:asciiTheme="majorHAnsi" w:hAnsiTheme="majorHAnsi" w:cstheme="majorHAnsi"/>
-                <w:noProof/>
-              </w:rPr>
-              <w:t>Specifications</w:t>
-            </w:r>
-            <w:r>
-              <w:rPr>
-                <w:rFonts w:asciiTheme="majorHAnsi" w:hAnsiTheme="majorHAnsi" w:cstheme="majorHAnsi"/>
+                <w:noProof/>
+              </w:rPr>
+              <w:t>Troubleshooting</w:t>
+            </w:r>
+            <w:r>
+              <w:rPr>
                 <w:noProof/>
                 <w:webHidden/>
               </w:rPr>
@@ -1855,7 +1781,6 @@
             </w:r>
             <w:r>
               <w:rPr>
-                <w:rFonts w:asciiTheme="majorHAnsi" w:hAnsiTheme="majorHAnsi" w:cstheme="majorHAnsi"/>
                 <w:noProof/>
                 <w:webHidden/>
               </w:rPr>
@@ -1863,22 +1788,19 @@
             </w:r>
             <w:r>
               <w:rPr>
-                <w:rFonts w:asciiTheme="majorHAnsi" w:hAnsiTheme="majorHAnsi" w:cstheme="majorHAnsi"/>
-                <w:noProof/>
-                <w:webHidden/>
-              </w:rPr>
-              <w:instrText xml:space="preserve"> PAGEREF _Toc234854431 \h </w:instrText>
-            </w:r>
-            <w:r>
-              <w:rPr>
-                <w:rFonts w:asciiTheme="majorHAnsi" w:hAnsiTheme="majorHAnsi" w:cstheme="majorHAnsi"/>
-                <w:noProof/>
-                <w:webHidden/>
-              </w:rPr>
-            </w:r>
-            <w:r>
-              <w:rPr>
-                <w:rFonts w:asciiTheme="majorHAnsi" w:hAnsiTheme="majorHAnsi" w:cstheme="majorHAnsi"/>
+                <w:noProof/>
+                <w:webHidden/>
+              </w:rPr>
+              <w:instrText xml:space="preserve"> PAGEREF _Toc236674587 \h </w:instrText>
+            </w:r>
+            <w:r>
+              <w:rPr>
+                <w:noProof/>
+                <w:webHidden/>
+              </w:rPr>
+            </w:r>
+            <w:r>
+              <w:rPr>
                 <w:noProof/>
                 <w:webHidden/>
               </w:rPr>
@@ -1886,15 +1808,13 @@
             </w:r>
             <w:r>
               <w:rPr>
-                <w:rFonts w:asciiTheme="majorHAnsi" w:hAnsiTheme="majorHAnsi" w:cstheme="majorHAnsi"/>
-                <w:noProof/>
-                <w:webHidden/>
-              </w:rPr>
-              <w:t>16</w:t>
-            </w:r>
-            <w:r>
-              <w:rPr>
-                <w:rFonts w:asciiTheme="majorHAnsi" w:hAnsiTheme="majorHAnsi" w:cstheme="majorHAnsi"/>
+                <w:noProof/>
+                <w:webHidden/>
+              </w:rPr>
+              <w:t>8</w:t>
+            </w:r>
+            <w:r>
+              <w:rPr>
                 <w:noProof/>
                 <w:webHidden/>
               </w:rPr>
@@ -1904,14 +1824,12 @@
         </w:p>
         <w:p>
           <w:pPr>
-            <w:pStyle w:val="TOC2"/>
+            <w:pStyle w:val="TOC3"/>
             <w:tabs>
               <w:tab w:val="right" w:leader="dot" w:pos="9350"/>
             </w:tabs>
             <w:rPr>
-              <w:rFonts w:asciiTheme="majorHAnsi" w:hAnsiTheme="majorHAnsi" w:cstheme="majorHAnsi"/>
-              <w:b w:val="0"/>
-              <w:bCs w:val="0"/>
+              <w:rFonts w:cstheme="minorBidi"/>
               <w:noProof/>
               <w:kern w:val="2"/>
               <w:sz w:val="24"/>
@@ -1920,18 +1838,16 @@
               <w14:ligatures w14:val="standardContextual"/>
             </w:rPr>
           </w:pPr>
-          <w:hyperlink w:anchor="_Toc234854432" w:history="1">
+          <w:hyperlink w:anchor="_Toc236674588" w:history="1">
             <w:r>
               <w:rPr>
                 <w:rStyle w:val="Hyperlink"/>
-                <w:rFonts w:asciiTheme="majorHAnsi" w:hAnsiTheme="majorHAnsi" w:cstheme="majorHAnsi"/>
-                <w:noProof/>
-              </w:rPr>
-              <w:t>Procedures</w:t>
-            </w:r>
-            <w:r>
-              <w:rPr>
-                <w:rFonts w:asciiTheme="majorHAnsi" w:hAnsiTheme="majorHAnsi" w:cstheme="majorHAnsi"/>
+                <w:noProof/>
+              </w:rPr>
+              <w:t>Menu items are not updating on the public site</w:t>
+            </w:r>
+            <w:r>
+              <w:rPr>
                 <w:noProof/>
                 <w:webHidden/>
               </w:rPr>
@@ -1939,7 +1855,6 @@
             </w:r>
             <w:r>
               <w:rPr>
-                <w:rFonts w:asciiTheme="majorHAnsi" w:hAnsiTheme="majorHAnsi" w:cstheme="majorHAnsi"/>
                 <w:noProof/>
                 <w:webHidden/>
               </w:rPr>
@@ -1947,22 +1862,19 @@
             </w:r>
             <w:r>
               <w:rPr>
-                <w:rFonts w:asciiTheme="majorHAnsi" w:hAnsiTheme="majorHAnsi" w:cstheme="majorHAnsi"/>
-                <w:noProof/>
-                <w:webHidden/>
-              </w:rPr>
-              <w:instrText xml:space="preserve"> PAGEREF _Toc234854432 \h </w:instrText>
-            </w:r>
-            <w:r>
-              <w:rPr>
-                <w:rFonts w:asciiTheme="majorHAnsi" w:hAnsiTheme="majorHAnsi" w:cstheme="majorHAnsi"/>
-                <w:noProof/>
-                <w:webHidden/>
-              </w:rPr>
-            </w:r>
-            <w:r>
-              <w:rPr>
-                <w:rFonts w:asciiTheme="majorHAnsi" w:hAnsiTheme="majorHAnsi" w:cstheme="majorHAnsi"/>
+                <w:noProof/>
+                <w:webHidden/>
+              </w:rPr>
+              <w:instrText xml:space="preserve"> PAGEREF _Toc236674588 \h </w:instrText>
+            </w:r>
+            <w:r>
+              <w:rPr>
+                <w:noProof/>
+                <w:webHidden/>
+              </w:rPr>
+            </w:r>
+            <w:r>
+              <w:rPr>
                 <w:noProof/>
                 <w:webHidden/>
               </w:rPr>
@@ -1970,15 +1882,13 @@
             </w:r>
             <w:r>
               <w:rPr>
-                <w:rFonts w:asciiTheme="majorHAnsi" w:hAnsiTheme="majorHAnsi" w:cstheme="majorHAnsi"/>
-                <w:noProof/>
-                <w:webHidden/>
-              </w:rPr>
-              <w:t>17</w:t>
-            </w:r>
-            <w:r>
-              <w:rPr>
-                <w:rFonts w:asciiTheme="majorHAnsi" w:hAnsiTheme="majorHAnsi" w:cstheme="majorHAnsi"/>
+                <w:noProof/>
+                <w:webHidden/>
+              </w:rPr>
+              <w:t>8</w:t>
+            </w:r>
+            <w:r>
+              <w:rPr>
                 <w:noProof/>
                 <w:webHidden/>
               </w:rPr>
@@ -1988,14 +1898,12 @@
         </w:p>
         <w:p>
           <w:pPr>
-            <w:pStyle w:val="TOC2"/>
+            <w:pStyle w:val="TOC3"/>
             <w:tabs>
               <w:tab w:val="right" w:leader="dot" w:pos="9350"/>
             </w:tabs>
             <w:rPr>
-              <w:rFonts w:asciiTheme="majorHAnsi" w:hAnsiTheme="majorHAnsi" w:cstheme="majorHAnsi"/>
-              <w:b w:val="0"/>
-              <w:bCs w:val="0"/>
+              <w:rFonts w:cstheme="minorBidi"/>
               <w:noProof/>
               <w:kern w:val="2"/>
               <w:sz w:val="24"/>
@@ -2004,18 +1912,16 @@
               <w14:ligatures w14:val="standardContextual"/>
             </w:rPr>
           </w:pPr>
-          <w:hyperlink w:anchor="_Toc234854433" w:history="1">
+          <w:hyperlink w:anchor="_Toc236674589" w:history="1">
             <w:r>
               <w:rPr>
                 <w:rStyle w:val="Hyperlink"/>
-                <w:rFonts w:asciiTheme="majorHAnsi" w:hAnsiTheme="majorHAnsi" w:cstheme="majorHAnsi"/>
-                <w:noProof/>
-              </w:rPr>
-              <w:t>Results</w:t>
-            </w:r>
-            <w:r>
-              <w:rPr>
-                <w:rFonts w:asciiTheme="majorHAnsi" w:hAnsiTheme="majorHAnsi" w:cstheme="majorHAnsi"/>
+                <w:noProof/>
+              </w:rPr>
+              <w:t>Photos are not appearing</w:t>
+            </w:r>
+            <w:r>
+              <w:rPr>
                 <w:noProof/>
                 <w:webHidden/>
               </w:rPr>
@@ -2023,7 +1929,6 @@
             </w:r>
             <w:r>
               <w:rPr>
-                <w:rFonts w:asciiTheme="majorHAnsi" w:hAnsiTheme="majorHAnsi" w:cstheme="majorHAnsi"/>
                 <w:noProof/>
                 <w:webHidden/>
               </w:rPr>
@@ -2031,22 +1936,19 @@
             </w:r>
             <w:r>
               <w:rPr>
-                <w:rFonts w:asciiTheme="majorHAnsi" w:hAnsiTheme="majorHAnsi" w:cstheme="majorHAnsi"/>
-                <w:noProof/>
-                <w:webHidden/>
-              </w:rPr>
-              <w:instrText xml:space="preserve"> PAGEREF _Toc234854433 \h </w:instrText>
-            </w:r>
-            <w:r>
-              <w:rPr>
-                <w:rFonts w:asciiTheme="majorHAnsi" w:hAnsiTheme="majorHAnsi" w:cstheme="majorHAnsi"/>
-                <w:noProof/>
-                <w:webHidden/>
-              </w:rPr>
-            </w:r>
-            <w:r>
-              <w:rPr>
-                <w:rFonts w:asciiTheme="majorHAnsi" w:hAnsiTheme="majorHAnsi" w:cstheme="majorHAnsi"/>
+                <w:noProof/>
+                <w:webHidden/>
+              </w:rPr>
+              <w:instrText xml:space="preserve"> PAGEREF _Toc236674589 \h </w:instrText>
+            </w:r>
+            <w:r>
+              <w:rPr>
+                <w:noProof/>
+                <w:webHidden/>
+              </w:rPr>
+            </w:r>
+            <w:r>
+              <w:rPr>
                 <w:noProof/>
                 <w:webHidden/>
               </w:rPr>
@@ -2054,1863 +1956,13 @@
             </w:r>
             <w:r>
               <w:rPr>
-                <w:rFonts w:asciiTheme="majorHAnsi" w:hAnsiTheme="majorHAnsi" w:cstheme="majorHAnsi"/>
-                <w:noProof/>
-                <w:webHidden/>
-              </w:rPr>
-              <w:t>17</w:t>
-            </w:r>
-            <w:r>
-              <w:rPr>
-                <w:rFonts w:asciiTheme="majorHAnsi" w:hAnsiTheme="majorHAnsi" w:cstheme="majorHAnsi"/>
-                <w:noProof/>
-                <w:webHidden/>
-              </w:rPr>
-              <w:fldChar w:fldCharType="end"/>
-            </w:r>
-          </w:hyperlink>
-        </w:p>
-        <w:p>
-          <w:pPr>
-            <w:pStyle w:val="TOC1"/>
-            <w:tabs>
-              <w:tab w:val="right" w:leader="dot" w:pos="9350"/>
-            </w:tabs>
-            <w:rPr>
-              <w:rFonts w:asciiTheme="majorHAnsi" w:hAnsiTheme="majorHAnsi" w:cstheme="majorHAnsi"/>
-              <w:b w:val="0"/>
-              <w:bCs w:val="0"/>
-              <w:i w:val="0"/>
-              <w:iCs w:val="0"/>
-              <w:noProof/>
-              <w:kern w:val="2"/>
-              <w:lang w:eastAsia="en-US"/>
-              <w14:ligatures w14:val="standardContextual"/>
-            </w:rPr>
-          </w:pPr>
-          <w:hyperlink w:anchor="_Toc234854434" w:history="1">
-            <w:r>
-              <w:rPr>
-                <w:rStyle w:val="Hyperlink"/>
-                <w:rFonts w:asciiTheme="majorHAnsi" w:hAnsiTheme="majorHAnsi" w:cstheme="majorHAnsi"/>
-                <w:noProof/>
-              </w:rPr>
-              <w:t>Hosted Web Application</w:t>
-            </w:r>
-            <w:r>
-              <w:rPr>
-                <w:rFonts w:asciiTheme="majorHAnsi" w:hAnsiTheme="majorHAnsi" w:cstheme="majorHAnsi"/>
-                <w:noProof/>
-                <w:webHidden/>
-              </w:rPr>
-              <w:tab/>
-            </w:r>
-            <w:r>
-              <w:rPr>
-                <w:rFonts w:asciiTheme="majorHAnsi" w:hAnsiTheme="majorHAnsi" w:cstheme="majorHAnsi"/>
-                <w:noProof/>
-                <w:webHidden/>
-              </w:rPr>
-              <w:fldChar w:fldCharType="begin"/>
-            </w:r>
-            <w:r>
-              <w:rPr>
-                <w:rFonts w:asciiTheme="majorHAnsi" w:hAnsiTheme="majorHAnsi" w:cstheme="majorHAnsi"/>
-                <w:noProof/>
-                <w:webHidden/>
-              </w:rPr>
-              <w:instrText xml:space="preserve"> PAGEREF _Toc234854434 \h </w:instrText>
-            </w:r>
-            <w:r>
-              <w:rPr>
-                <w:rFonts w:asciiTheme="majorHAnsi" w:hAnsiTheme="majorHAnsi" w:cstheme="majorHAnsi"/>
-                <w:noProof/>
-                <w:webHidden/>
-              </w:rPr>
-            </w:r>
-            <w:r>
-              <w:rPr>
-                <w:rFonts w:asciiTheme="majorHAnsi" w:hAnsiTheme="majorHAnsi" w:cstheme="majorHAnsi"/>
-                <w:noProof/>
-                <w:webHidden/>
-              </w:rPr>
-              <w:fldChar w:fldCharType="separate"/>
-            </w:r>
-            <w:r>
-              <w:rPr>
-                <w:rFonts w:asciiTheme="majorHAnsi" w:hAnsiTheme="majorHAnsi" w:cstheme="majorHAnsi"/>
-                <w:noProof/>
-                <w:webHidden/>
-              </w:rPr>
-              <w:t>20</w:t>
-            </w:r>
-            <w:r>
-              <w:rPr>
-                <w:rFonts w:asciiTheme="majorHAnsi" w:hAnsiTheme="majorHAnsi" w:cstheme="majorHAnsi"/>
-                <w:noProof/>
-                <w:webHidden/>
-              </w:rPr>
-              <w:fldChar w:fldCharType="end"/>
-            </w:r>
-          </w:hyperlink>
-        </w:p>
-        <w:p>
-          <w:pPr>
-            <w:pStyle w:val="TOC2"/>
-            <w:tabs>
-              <w:tab w:val="right" w:leader="dot" w:pos="9350"/>
-            </w:tabs>
-            <w:rPr>
-              <w:rFonts w:asciiTheme="majorHAnsi" w:hAnsiTheme="majorHAnsi" w:cstheme="majorHAnsi"/>
-              <w:b w:val="0"/>
-              <w:bCs w:val="0"/>
-              <w:noProof/>
-              <w:kern w:val="2"/>
-              <w:sz w:val="24"/>
-              <w:szCs w:val="24"/>
-              <w:lang w:eastAsia="en-US"/>
-              <w14:ligatures w14:val="standardContextual"/>
-            </w:rPr>
-          </w:pPr>
-          <w:hyperlink w:anchor="_Toc234854435" w:history="1">
-            <w:r>
-              <w:rPr>
-                <w:rStyle w:val="Hyperlink"/>
-                <w:rFonts w:asciiTheme="majorHAnsi" w:hAnsiTheme="majorHAnsi" w:cstheme="majorHAnsi"/>
-                <w:noProof/>
-              </w:rPr>
-              <w:t>Hosted Web Application Link:</w:t>
-            </w:r>
-            <w:r>
-              <w:rPr>
-                <w:rFonts w:asciiTheme="majorHAnsi" w:hAnsiTheme="majorHAnsi" w:cstheme="majorHAnsi"/>
-                <w:noProof/>
-                <w:webHidden/>
-              </w:rPr>
-              <w:tab/>
-            </w:r>
-            <w:r>
-              <w:rPr>
-                <w:rFonts w:asciiTheme="majorHAnsi" w:hAnsiTheme="majorHAnsi" w:cstheme="majorHAnsi"/>
-                <w:noProof/>
-                <w:webHidden/>
-              </w:rPr>
-              <w:fldChar w:fldCharType="begin"/>
-            </w:r>
-            <w:r>
-              <w:rPr>
-                <w:rFonts w:asciiTheme="majorHAnsi" w:hAnsiTheme="majorHAnsi" w:cstheme="majorHAnsi"/>
-                <w:noProof/>
-                <w:webHidden/>
-              </w:rPr>
-              <w:instrText xml:space="preserve"> PAGEREF _Toc234854435 \h </w:instrText>
-            </w:r>
-            <w:r>
-              <w:rPr>
-                <w:rFonts w:asciiTheme="majorHAnsi" w:hAnsiTheme="majorHAnsi" w:cstheme="majorHAnsi"/>
-                <w:noProof/>
-                <w:webHidden/>
-              </w:rPr>
-            </w:r>
-            <w:r>
-              <w:rPr>
-                <w:rFonts w:asciiTheme="majorHAnsi" w:hAnsiTheme="majorHAnsi" w:cstheme="majorHAnsi"/>
-                <w:noProof/>
-                <w:webHidden/>
-              </w:rPr>
-              <w:fldChar w:fldCharType="separate"/>
-            </w:r>
-            <w:r>
-              <w:rPr>
-                <w:rFonts w:asciiTheme="majorHAnsi" w:hAnsiTheme="majorHAnsi" w:cstheme="majorHAnsi"/>
-                <w:noProof/>
-                <w:webHidden/>
-              </w:rPr>
-              <w:t>20</w:t>
-            </w:r>
-            <w:r>
-              <w:rPr>
-                <w:rFonts w:asciiTheme="majorHAnsi" w:hAnsiTheme="majorHAnsi" w:cstheme="majorHAnsi"/>
-                <w:noProof/>
-                <w:webHidden/>
-              </w:rPr>
-              <w:fldChar w:fldCharType="end"/>
-            </w:r>
-          </w:hyperlink>
-        </w:p>
-        <w:p>
-          <w:pPr>
-            <w:pStyle w:val="TOC1"/>
-            <w:tabs>
-              <w:tab w:val="right" w:leader="dot" w:pos="9350"/>
-            </w:tabs>
-            <w:rPr>
-              <w:rFonts w:asciiTheme="majorHAnsi" w:hAnsiTheme="majorHAnsi" w:cstheme="majorHAnsi"/>
-              <w:b w:val="0"/>
-              <w:bCs w:val="0"/>
-              <w:i w:val="0"/>
-              <w:iCs w:val="0"/>
-              <w:noProof/>
-              <w:kern w:val="2"/>
-              <w:lang w:eastAsia="en-US"/>
-              <w14:ligatures w14:val="standardContextual"/>
-            </w:rPr>
-          </w:pPr>
-          <w:hyperlink w:anchor="_Toc234854436" w:history="1">
-            <w:r>
-              <w:rPr>
-                <w:rStyle w:val="Hyperlink"/>
-                <w:rFonts w:asciiTheme="majorHAnsi" w:hAnsiTheme="majorHAnsi" w:cstheme="majorHAnsi"/>
-                <w:noProof/>
-              </w:rPr>
-              <w:t>Gitlab Repository and Branch History</w:t>
-            </w:r>
-            <w:r>
-              <w:rPr>
-                <w:rFonts w:asciiTheme="majorHAnsi" w:hAnsiTheme="majorHAnsi" w:cstheme="majorHAnsi"/>
-                <w:noProof/>
-                <w:webHidden/>
-              </w:rPr>
-              <w:tab/>
-            </w:r>
-            <w:r>
-              <w:rPr>
-                <w:rFonts w:asciiTheme="majorHAnsi" w:hAnsiTheme="majorHAnsi" w:cstheme="majorHAnsi"/>
-                <w:noProof/>
-                <w:webHidden/>
-              </w:rPr>
-              <w:fldChar w:fldCharType="begin"/>
-            </w:r>
-            <w:r>
-              <w:rPr>
-                <w:rFonts w:asciiTheme="majorHAnsi" w:hAnsiTheme="majorHAnsi" w:cstheme="majorHAnsi"/>
-                <w:noProof/>
-                <w:webHidden/>
-              </w:rPr>
-              <w:instrText xml:space="preserve"> PAGEREF _Toc234854436 \h </w:instrText>
-            </w:r>
-            <w:r>
-              <w:rPr>
-                <w:rFonts w:asciiTheme="majorHAnsi" w:hAnsiTheme="majorHAnsi" w:cstheme="majorHAnsi"/>
-                <w:noProof/>
-                <w:webHidden/>
-              </w:rPr>
-            </w:r>
-            <w:r>
-              <w:rPr>
-                <w:rFonts w:asciiTheme="majorHAnsi" w:hAnsiTheme="majorHAnsi" w:cstheme="majorHAnsi"/>
-                <w:noProof/>
-                <w:webHidden/>
-              </w:rPr>
-              <w:fldChar w:fldCharType="separate"/>
-            </w:r>
-            <w:r>
-              <w:rPr>
-                <w:rFonts w:asciiTheme="majorHAnsi" w:hAnsiTheme="majorHAnsi" w:cstheme="majorHAnsi"/>
-                <w:noProof/>
-                <w:webHidden/>
-              </w:rPr>
-              <w:t>20</w:t>
-            </w:r>
-            <w:r>
-              <w:rPr>
-                <w:rFonts w:asciiTheme="majorHAnsi" w:hAnsiTheme="majorHAnsi" w:cstheme="majorHAnsi"/>
-                <w:noProof/>
-                <w:webHidden/>
-              </w:rPr>
-              <w:fldChar w:fldCharType="end"/>
-            </w:r>
-          </w:hyperlink>
-        </w:p>
-        <w:p>
-          <w:pPr>
-            <w:pStyle w:val="TOC2"/>
-            <w:tabs>
-              <w:tab w:val="right" w:leader="dot" w:pos="9350"/>
-            </w:tabs>
-            <w:rPr>
-              <w:rFonts w:asciiTheme="majorHAnsi" w:hAnsiTheme="majorHAnsi" w:cstheme="majorHAnsi"/>
-              <w:b w:val="0"/>
-              <w:bCs w:val="0"/>
-              <w:noProof/>
-              <w:kern w:val="2"/>
-              <w:sz w:val="24"/>
-              <w:szCs w:val="24"/>
-              <w:lang w:eastAsia="en-US"/>
-              <w14:ligatures w14:val="standardContextual"/>
-            </w:rPr>
-          </w:pPr>
-          <w:hyperlink w:anchor="_Toc234854437" w:history="1">
-            <w:r>
-              <w:rPr>
-                <w:rStyle w:val="Hyperlink"/>
-                <w:rFonts w:asciiTheme="majorHAnsi" w:hAnsiTheme="majorHAnsi" w:cstheme="majorHAnsi"/>
-                <w:noProof/>
-              </w:rPr>
-              <w:t>GitLab Repository Link:</w:t>
-            </w:r>
-            <w:r>
-              <w:rPr>
-                <w:rFonts w:asciiTheme="majorHAnsi" w:hAnsiTheme="majorHAnsi" w:cstheme="majorHAnsi"/>
-                <w:noProof/>
-                <w:webHidden/>
-              </w:rPr>
-              <w:tab/>
-            </w:r>
-            <w:r>
-              <w:rPr>
-                <w:rFonts w:asciiTheme="majorHAnsi" w:hAnsiTheme="majorHAnsi" w:cstheme="majorHAnsi"/>
-                <w:noProof/>
-                <w:webHidden/>
-              </w:rPr>
-              <w:fldChar w:fldCharType="begin"/>
-            </w:r>
-            <w:r>
-              <w:rPr>
-                <w:rFonts w:asciiTheme="majorHAnsi" w:hAnsiTheme="majorHAnsi" w:cstheme="majorHAnsi"/>
-                <w:noProof/>
-                <w:webHidden/>
-              </w:rPr>
-              <w:instrText xml:space="preserve"> PAGEREF _Toc234854437 \h </w:instrText>
-            </w:r>
-            <w:r>
-              <w:rPr>
-                <w:rFonts w:asciiTheme="majorHAnsi" w:hAnsiTheme="majorHAnsi" w:cstheme="majorHAnsi"/>
-                <w:noProof/>
-                <w:webHidden/>
-              </w:rPr>
-            </w:r>
-            <w:r>
-              <w:rPr>
-                <w:rFonts w:asciiTheme="majorHAnsi" w:hAnsiTheme="majorHAnsi" w:cstheme="majorHAnsi"/>
-                <w:noProof/>
-                <w:webHidden/>
-              </w:rPr>
-              <w:fldChar w:fldCharType="separate"/>
-            </w:r>
-            <w:r>
-              <w:rPr>
-                <w:rFonts w:asciiTheme="majorHAnsi" w:hAnsiTheme="majorHAnsi" w:cstheme="majorHAnsi"/>
-                <w:noProof/>
-                <w:webHidden/>
-              </w:rPr>
-              <w:t>20</w:t>
-            </w:r>
-            <w:r>
-              <w:rPr>
-                <w:rFonts w:asciiTheme="majorHAnsi" w:hAnsiTheme="majorHAnsi" w:cstheme="majorHAnsi"/>
-                <w:noProof/>
-                <w:webHidden/>
-              </w:rPr>
-              <w:fldChar w:fldCharType="end"/>
-            </w:r>
-          </w:hyperlink>
-        </w:p>
-        <w:p>
-          <w:pPr>
-            <w:pStyle w:val="TOC2"/>
-            <w:tabs>
-              <w:tab w:val="right" w:leader="dot" w:pos="9350"/>
-            </w:tabs>
-            <w:rPr>
-              <w:rFonts w:asciiTheme="majorHAnsi" w:hAnsiTheme="majorHAnsi" w:cstheme="majorHAnsi"/>
-              <w:b w:val="0"/>
-              <w:bCs w:val="0"/>
-              <w:noProof/>
-              <w:kern w:val="2"/>
-              <w:sz w:val="24"/>
-              <w:szCs w:val="24"/>
-              <w:lang w:eastAsia="en-US"/>
-              <w14:ligatures w14:val="standardContextual"/>
-            </w:rPr>
-          </w:pPr>
-          <w:hyperlink w:anchor="_Toc234854438" w:history="1">
-            <w:r>
-              <w:rPr>
-                <w:rStyle w:val="Hyperlink"/>
-                <w:rFonts w:asciiTheme="majorHAnsi" w:hAnsiTheme="majorHAnsi" w:cstheme="majorHAnsi"/>
-                <w:noProof/>
-              </w:rPr>
-              <w:t>GitLab Branch HIstory:</w:t>
-            </w:r>
-            <w:r>
-              <w:rPr>
-                <w:rFonts w:asciiTheme="majorHAnsi" w:hAnsiTheme="majorHAnsi" w:cstheme="majorHAnsi"/>
-                <w:noProof/>
-                <w:webHidden/>
-              </w:rPr>
-              <w:tab/>
-            </w:r>
-            <w:r>
-              <w:rPr>
-                <w:rFonts w:asciiTheme="majorHAnsi" w:hAnsiTheme="majorHAnsi" w:cstheme="majorHAnsi"/>
-                <w:noProof/>
-                <w:webHidden/>
-              </w:rPr>
-              <w:fldChar w:fldCharType="begin"/>
-            </w:r>
-            <w:r>
-              <w:rPr>
-                <w:rFonts w:asciiTheme="majorHAnsi" w:hAnsiTheme="majorHAnsi" w:cstheme="majorHAnsi"/>
-                <w:noProof/>
-                <w:webHidden/>
-              </w:rPr>
-              <w:instrText xml:space="preserve"> PAGEREF _Toc234854438 \h </w:instrText>
-            </w:r>
-            <w:r>
-              <w:rPr>
-                <w:rFonts w:asciiTheme="majorHAnsi" w:hAnsiTheme="majorHAnsi" w:cstheme="majorHAnsi"/>
-                <w:noProof/>
-                <w:webHidden/>
-              </w:rPr>
-            </w:r>
-            <w:r>
-              <w:rPr>
-                <w:rFonts w:asciiTheme="majorHAnsi" w:hAnsiTheme="majorHAnsi" w:cstheme="majorHAnsi"/>
-                <w:noProof/>
-                <w:webHidden/>
-              </w:rPr>
-              <w:fldChar w:fldCharType="separate"/>
-            </w:r>
-            <w:r>
-              <w:rPr>
-                <w:rFonts w:asciiTheme="majorHAnsi" w:hAnsiTheme="majorHAnsi" w:cstheme="majorHAnsi"/>
-                <w:noProof/>
-                <w:webHidden/>
-              </w:rPr>
-              <w:t>21</w:t>
-            </w:r>
-            <w:r>
-              <w:rPr>
-                <w:rFonts w:asciiTheme="majorHAnsi" w:hAnsiTheme="majorHAnsi" w:cstheme="majorHAnsi"/>
-                <w:noProof/>
-                <w:webHidden/>
-              </w:rPr>
-              <w:fldChar w:fldCharType="end"/>
-            </w:r>
-          </w:hyperlink>
-        </w:p>
-        <w:p>
-          <w:pPr>
-            <w:pStyle w:val="TOC1"/>
-            <w:tabs>
-              <w:tab w:val="right" w:leader="dot" w:pos="9350"/>
-            </w:tabs>
-            <w:rPr>
-              <w:rFonts w:asciiTheme="majorHAnsi" w:hAnsiTheme="majorHAnsi" w:cstheme="majorHAnsi"/>
-              <w:b w:val="0"/>
-              <w:bCs w:val="0"/>
-              <w:i w:val="0"/>
-              <w:iCs w:val="0"/>
-              <w:noProof/>
-              <w:kern w:val="2"/>
-              <w:lang w:eastAsia="en-US"/>
-              <w14:ligatures w14:val="standardContextual"/>
-            </w:rPr>
-          </w:pPr>
-          <w:hyperlink w:anchor="_Toc234854439" w:history="1">
-            <w:r>
-              <w:rPr>
-                <w:rStyle w:val="Hyperlink"/>
-                <w:rFonts w:asciiTheme="majorHAnsi" w:hAnsiTheme="majorHAnsi" w:cstheme="majorHAnsi"/>
-                <w:noProof/>
-              </w:rPr>
-              <w:t>User Guide for Initial Setup and Running the Application</w:t>
-            </w:r>
-            <w:r>
-              <w:rPr>
-                <w:rFonts w:asciiTheme="majorHAnsi" w:hAnsiTheme="majorHAnsi" w:cstheme="majorHAnsi"/>
-                <w:noProof/>
-                <w:webHidden/>
-              </w:rPr>
-              <w:tab/>
-            </w:r>
-            <w:r>
-              <w:rPr>
-                <w:rFonts w:asciiTheme="majorHAnsi" w:hAnsiTheme="majorHAnsi" w:cstheme="majorHAnsi"/>
-                <w:noProof/>
-                <w:webHidden/>
-              </w:rPr>
-              <w:fldChar w:fldCharType="begin"/>
-            </w:r>
-            <w:r>
-              <w:rPr>
-                <w:rFonts w:asciiTheme="majorHAnsi" w:hAnsiTheme="majorHAnsi" w:cstheme="majorHAnsi"/>
-                <w:noProof/>
-                <w:webHidden/>
-              </w:rPr>
-              <w:instrText xml:space="preserve"> PAGEREF _Toc234854439 \h </w:instrText>
-            </w:r>
-            <w:r>
-              <w:rPr>
-                <w:rFonts w:asciiTheme="majorHAnsi" w:hAnsiTheme="majorHAnsi" w:cstheme="majorHAnsi"/>
-                <w:noProof/>
-                <w:webHidden/>
-              </w:rPr>
-            </w:r>
-            <w:r>
-              <w:rPr>
-                <w:rFonts w:asciiTheme="majorHAnsi" w:hAnsiTheme="majorHAnsi" w:cstheme="majorHAnsi"/>
-                <w:noProof/>
-                <w:webHidden/>
-              </w:rPr>
-              <w:fldChar w:fldCharType="separate"/>
-            </w:r>
-            <w:r>
-              <w:rPr>
-                <w:rFonts w:asciiTheme="majorHAnsi" w:hAnsiTheme="majorHAnsi" w:cstheme="majorHAnsi"/>
-                <w:noProof/>
-                <w:webHidden/>
-              </w:rPr>
-              <w:t>22</w:t>
-            </w:r>
-            <w:r>
-              <w:rPr>
-                <w:rFonts w:asciiTheme="majorHAnsi" w:hAnsiTheme="majorHAnsi" w:cstheme="majorHAnsi"/>
-                <w:noProof/>
-                <w:webHidden/>
-              </w:rPr>
-              <w:fldChar w:fldCharType="end"/>
-            </w:r>
-          </w:hyperlink>
-        </w:p>
-        <w:p>
-          <w:pPr>
-            <w:pStyle w:val="TOC2"/>
-            <w:tabs>
-              <w:tab w:val="right" w:leader="dot" w:pos="9350"/>
-            </w:tabs>
-            <w:rPr>
-              <w:rFonts w:asciiTheme="majorHAnsi" w:hAnsiTheme="majorHAnsi" w:cstheme="majorHAnsi"/>
-              <w:b w:val="0"/>
-              <w:bCs w:val="0"/>
-              <w:noProof/>
-              <w:kern w:val="2"/>
-              <w:sz w:val="24"/>
-              <w:szCs w:val="24"/>
-              <w:lang w:eastAsia="en-US"/>
-              <w14:ligatures w14:val="standardContextual"/>
-            </w:rPr>
-          </w:pPr>
-          <w:hyperlink w:anchor="_Toc234854440" w:history="1">
-            <w:r>
-              <w:rPr>
-                <w:rStyle w:val="Hyperlink"/>
-                <w:rFonts w:asciiTheme="majorHAnsi" w:hAnsiTheme="majorHAnsi" w:cstheme="majorHAnsi"/>
-                <w:noProof/>
-              </w:rPr>
-              <w:t>Introduction</w:t>
-            </w:r>
-            <w:r>
-              <w:rPr>
-                <w:rFonts w:asciiTheme="majorHAnsi" w:hAnsiTheme="majorHAnsi" w:cstheme="majorHAnsi"/>
-                <w:noProof/>
-                <w:webHidden/>
-              </w:rPr>
-              <w:tab/>
-            </w:r>
-            <w:r>
-              <w:rPr>
-                <w:rFonts w:asciiTheme="majorHAnsi" w:hAnsiTheme="majorHAnsi" w:cstheme="majorHAnsi"/>
-                <w:noProof/>
-                <w:webHidden/>
-              </w:rPr>
-              <w:fldChar w:fldCharType="begin"/>
-            </w:r>
-            <w:r>
-              <w:rPr>
-                <w:rFonts w:asciiTheme="majorHAnsi" w:hAnsiTheme="majorHAnsi" w:cstheme="majorHAnsi"/>
-                <w:noProof/>
-                <w:webHidden/>
-              </w:rPr>
-              <w:instrText xml:space="preserve"> PAGEREF _Toc234854440 \h </w:instrText>
-            </w:r>
-            <w:r>
-              <w:rPr>
-                <w:rFonts w:asciiTheme="majorHAnsi" w:hAnsiTheme="majorHAnsi" w:cstheme="majorHAnsi"/>
-                <w:noProof/>
-                <w:webHidden/>
-              </w:rPr>
-            </w:r>
-            <w:r>
-              <w:rPr>
-                <w:rFonts w:asciiTheme="majorHAnsi" w:hAnsiTheme="majorHAnsi" w:cstheme="majorHAnsi"/>
-                <w:noProof/>
-                <w:webHidden/>
-              </w:rPr>
-              <w:fldChar w:fldCharType="separate"/>
-            </w:r>
-            <w:r>
-              <w:rPr>
-                <w:rFonts w:asciiTheme="majorHAnsi" w:hAnsiTheme="majorHAnsi" w:cstheme="majorHAnsi"/>
-                <w:noProof/>
-                <w:webHidden/>
-              </w:rPr>
-              <w:t>22</w:t>
-            </w:r>
-            <w:r>
-              <w:rPr>
-                <w:rFonts w:asciiTheme="majorHAnsi" w:hAnsiTheme="majorHAnsi" w:cstheme="majorHAnsi"/>
-                <w:noProof/>
-                <w:webHidden/>
-              </w:rPr>
-              <w:fldChar w:fldCharType="end"/>
-            </w:r>
-          </w:hyperlink>
-        </w:p>
-        <w:p>
-          <w:pPr>
-            <w:pStyle w:val="TOC2"/>
-            <w:tabs>
-              <w:tab w:val="right" w:leader="dot" w:pos="9350"/>
-            </w:tabs>
-            <w:rPr>
-              <w:rFonts w:asciiTheme="majorHAnsi" w:hAnsiTheme="majorHAnsi" w:cstheme="majorHAnsi"/>
-              <w:b w:val="0"/>
-              <w:bCs w:val="0"/>
-              <w:noProof/>
-              <w:kern w:val="2"/>
-              <w:sz w:val="24"/>
-              <w:szCs w:val="24"/>
-              <w:lang w:eastAsia="en-US"/>
-              <w14:ligatures w14:val="standardContextual"/>
-            </w:rPr>
-          </w:pPr>
-          <w:hyperlink w:anchor="_Toc234854441" w:history="1">
-            <w:r>
-              <w:rPr>
-                <w:rStyle w:val="Hyperlink"/>
-                <w:rFonts w:asciiTheme="majorHAnsi" w:hAnsiTheme="majorHAnsi" w:cstheme="majorHAnsi"/>
-                <w:noProof/>
-              </w:rPr>
-              <w:t>Pre-requisites</w:t>
-            </w:r>
-            <w:r>
-              <w:rPr>
-                <w:rFonts w:asciiTheme="majorHAnsi" w:hAnsiTheme="majorHAnsi" w:cstheme="majorHAnsi"/>
-                <w:noProof/>
-                <w:webHidden/>
-              </w:rPr>
-              <w:tab/>
-            </w:r>
-            <w:r>
-              <w:rPr>
-                <w:rFonts w:asciiTheme="majorHAnsi" w:hAnsiTheme="majorHAnsi" w:cstheme="majorHAnsi"/>
-                <w:noProof/>
-                <w:webHidden/>
-              </w:rPr>
-              <w:fldChar w:fldCharType="begin"/>
-            </w:r>
-            <w:r>
-              <w:rPr>
-                <w:rFonts w:asciiTheme="majorHAnsi" w:hAnsiTheme="majorHAnsi" w:cstheme="majorHAnsi"/>
-                <w:noProof/>
-                <w:webHidden/>
-              </w:rPr>
-              <w:instrText xml:space="preserve"> PAGEREF _Toc234854441 \h </w:instrText>
-            </w:r>
-            <w:r>
-              <w:rPr>
-                <w:rFonts w:asciiTheme="majorHAnsi" w:hAnsiTheme="majorHAnsi" w:cstheme="majorHAnsi"/>
-                <w:noProof/>
-                <w:webHidden/>
-              </w:rPr>
-            </w:r>
-            <w:r>
-              <w:rPr>
-                <w:rFonts w:asciiTheme="majorHAnsi" w:hAnsiTheme="majorHAnsi" w:cstheme="majorHAnsi"/>
-                <w:noProof/>
-                <w:webHidden/>
-              </w:rPr>
-              <w:fldChar w:fldCharType="separate"/>
-            </w:r>
-            <w:r>
-              <w:rPr>
-                <w:rFonts w:asciiTheme="majorHAnsi" w:hAnsiTheme="majorHAnsi" w:cstheme="majorHAnsi"/>
-                <w:noProof/>
-                <w:webHidden/>
-              </w:rPr>
-              <w:t>22</w:t>
-            </w:r>
-            <w:r>
-              <w:rPr>
-                <w:rFonts w:asciiTheme="majorHAnsi" w:hAnsiTheme="majorHAnsi" w:cstheme="majorHAnsi"/>
-                <w:noProof/>
-                <w:webHidden/>
-              </w:rPr>
-              <w:fldChar w:fldCharType="end"/>
-            </w:r>
-          </w:hyperlink>
-        </w:p>
-        <w:p>
-          <w:pPr>
-            <w:pStyle w:val="TOC2"/>
-            <w:tabs>
-              <w:tab w:val="right" w:leader="dot" w:pos="9350"/>
-            </w:tabs>
-            <w:rPr>
-              <w:rFonts w:asciiTheme="majorHAnsi" w:hAnsiTheme="majorHAnsi" w:cstheme="majorHAnsi"/>
-              <w:b w:val="0"/>
-              <w:bCs w:val="0"/>
-              <w:noProof/>
-              <w:kern w:val="2"/>
-              <w:sz w:val="24"/>
-              <w:szCs w:val="24"/>
-              <w:lang w:eastAsia="en-US"/>
-              <w14:ligatures w14:val="standardContextual"/>
-            </w:rPr>
-          </w:pPr>
-          <w:hyperlink w:anchor="_Toc234854442" w:history="1">
-            <w:r>
-              <w:rPr>
-                <w:rStyle w:val="Hyperlink"/>
-                <w:rFonts w:asciiTheme="majorHAnsi" w:hAnsiTheme="majorHAnsi" w:cstheme="majorHAnsi"/>
-                <w:noProof/>
-              </w:rPr>
-              <w:t>Clone the project from Gitlab and run it with docker</w:t>
-            </w:r>
-            <w:r>
-              <w:rPr>
-                <w:rFonts w:asciiTheme="majorHAnsi" w:hAnsiTheme="majorHAnsi" w:cstheme="majorHAnsi"/>
-                <w:noProof/>
-                <w:webHidden/>
-              </w:rPr>
-              <w:tab/>
-            </w:r>
-            <w:r>
-              <w:rPr>
-                <w:rFonts w:asciiTheme="majorHAnsi" w:hAnsiTheme="majorHAnsi" w:cstheme="majorHAnsi"/>
-                <w:noProof/>
-                <w:webHidden/>
-              </w:rPr>
-              <w:fldChar w:fldCharType="begin"/>
-            </w:r>
-            <w:r>
-              <w:rPr>
-                <w:rFonts w:asciiTheme="majorHAnsi" w:hAnsiTheme="majorHAnsi" w:cstheme="majorHAnsi"/>
-                <w:noProof/>
-                <w:webHidden/>
-              </w:rPr>
-              <w:instrText xml:space="preserve"> PAGEREF _Toc234854442 \h </w:instrText>
-            </w:r>
-            <w:r>
-              <w:rPr>
-                <w:rFonts w:asciiTheme="majorHAnsi" w:hAnsiTheme="majorHAnsi" w:cstheme="majorHAnsi"/>
-                <w:noProof/>
-                <w:webHidden/>
-              </w:rPr>
-            </w:r>
-            <w:r>
-              <w:rPr>
-                <w:rFonts w:asciiTheme="majorHAnsi" w:hAnsiTheme="majorHAnsi" w:cstheme="majorHAnsi"/>
-                <w:noProof/>
-                <w:webHidden/>
-              </w:rPr>
-              <w:fldChar w:fldCharType="separate"/>
-            </w:r>
-            <w:r>
-              <w:rPr>
-                <w:rFonts w:asciiTheme="majorHAnsi" w:hAnsiTheme="majorHAnsi" w:cstheme="majorHAnsi"/>
-                <w:noProof/>
-                <w:webHidden/>
-              </w:rPr>
-              <w:t>22</w:t>
-            </w:r>
-            <w:r>
-              <w:rPr>
-                <w:rFonts w:asciiTheme="majorHAnsi" w:hAnsiTheme="majorHAnsi" w:cstheme="majorHAnsi"/>
-                <w:noProof/>
-                <w:webHidden/>
-              </w:rPr>
-              <w:fldChar w:fldCharType="end"/>
-            </w:r>
-          </w:hyperlink>
-        </w:p>
-        <w:p>
-          <w:pPr>
-            <w:pStyle w:val="TOC1"/>
-            <w:tabs>
-              <w:tab w:val="right" w:leader="dot" w:pos="9350"/>
-            </w:tabs>
-            <w:rPr>
-              <w:rFonts w:asciiTheme="majorHAnsi" w:hAnsiTheme="majorHAnsi" w:cstheme="majorHAnsi"/>
-              <w:b w:val="0"/>
-              <w:bCs w:val="0"/>
-              <w:i w:val="0"/>
-              <w:iCs w:val="0"/>
-              <w:noProof/>
-              <w:kern w:val="2"/>
-              <w:lang w:eastAsia="en-US"/>
-              <w14:ligatures w14:val="standardContextual"/>
-            </w:rPr>
-          </w:pPr>
-          <w:hyperlink w:anchor="_Toc234854443" w:history="1">
-            <w:r>
-              <w:rPr>
-                <w:rStyle w:val="Hyperlink"/>
-                <w:rFonts w:asciiTheme="majorHAnsi" w:hAnsiTheme="majorHAnsi" w:cstheme="majorHAnsi"/>
-                <w:noProof/>
-              </w:rPr>
-              <w:t>User Guide for Running the Application from User Perspective</w:t>
-            </w:r>
-            <w:r>
-              <w:rPr>
-                <w:rFonts w:asciiTheme="majorHAnsi" w:hAnsiTheme="majorHAnsi" w:cstheme="majorHAnsi"/>
-                <w:noProof/>
-                <w:webHidden/>
-              </w:rPr>
-              <w:tab/>
-            </w:r>
-            <w:r>
-              <w:rPr>
-                <w:rFonts w:asciiTheme="majorHAnsi" w:hAnsiTheme="majorHAnsi" w:cstheme="majorHAnsi"/>
-                <w:noProof/>
-                <w:webHidden/>
-              </w:rPr>
-              <w:fldChar w:fldCharType="begin"/>
-            </w:r>
-            <w:r>
-              <w:rPr>
-                <w:rFonts w:asciiTheme="majorHAnsi" w:hAnsiTheme="majorHAnsi" w:cstheme="majorHAnsi"/>
-                <w:noProof/>
-                <w:webHidden/>
-              </w:rPr>
-              <w:instrText xml:space="preserve"> PAGEREF _Toc234854443 \h </w:instrText>
-            </w:r>
-            <w:r>
-              <w:rPr>
-                <w:rFonts w:asciiTheme="majorHAnsi" w:hAnsiTheme="majorHAnsi" w:cstheme="majorHAnsi"/>
-                <w:noProof/>
-                <w:webHidden/>
-              </w:rPr>
-            </w:r>
-            <w:r>
-              <w:rPr>
-                <w:rFonts w:asciiTheme="majorHAnsi" w:hAnsiTheme="majorHAnsi" w:cstheme="majorHAnsi"/>
-                <w:noProof/>
-                <w:webHidden/>
-              </w:rPr>
-              <w:fldChar w:fldCharType="separate"/>
-            </w:r>
-            <w:r>
-              <w:rPr>
-                <w:rFonts w:asciiTheme="majorHAnsi" w:hAnsiTheme="majorHAnsi" w:cstheme="majorHAnsi"/>
-                <w:noProof/>
-                <w:webHidden/>
-              </w:rPr>
-              <w:t>24</w:t>
-            </w:r>
-            <w:r>
-              <w:rPr>
-                <w:rFonts w:asciiTheme="majorHAnsi" w:hAnsiTheme="majorHAnsi" w:cstheme="majorHAnsi"/>
-                <w:noProof/>
-                <w:webHidden/>
-              </w:rPr>
-              <w:fldChar w:fldCharType="end"/>
-            </w:r>
-          </w:hyperlink>
-        </w:p>
-        <w:p>
-          <w:pPr>
-            <w:pStyle w:val="TOC2"/>
-            <w:tabs>
-              <w:tab w:val="right" w:leader="dot" w:pos="9350"/>
-            </w:tabs>
-            <w:rPr>
-              <w:rFonts w:asciiTheme="majorHAnsi" w:hAnsiTheme="majorHAnsi" w:cstheme="majorHAnsi"/>
-              <w:b w:val="0"/>
-              <w:bCs w:val="0"/>
-              <w:noProof/>
-              <w:kern w:val="2"/>
-              <w:sz w:val="24"/>
-              <w:szCs w:val="24"/>
-              <w:lang w:eastAsia="en-US"/>
-              <w14:ligatures w14:val="standardContextual"/>
-            </w:rPr>
-          </w:pPr>
-          <w:hyperlink w:anchor="_Toc234854444" w:history="1">
-            <w:r>
-              <w:rPr>
-                <w:rStyle w:val="Hyperlink"/>
-                <w:rFonts w:asciiTheme="majorHAnsi" w:hAnsiTheme="majorHAnsi" w:cstheme="majorHAnsi"/>
-                <w:noProof/>
-              </w:rPr>
-              <w:t>Introduction</w:t>
-            </w:r>
-            <w:r>
-              <w:rPr>
-                <w:rFonts w:asciiTheme="majorHAnsi" w:hAnsiTheme="majorHAnsi" w:cstheme="majorHAnsi"/>
-                <w:noProof/>
-                <w:webHidden/>
-              </w:rPr>
-              <w:tab/>
-            </w:r>
-            <w:r>
-              <w:rPr>
-                <w:rFonts w:asciiTheme="majorHAnsi" w:hAnsiTheme="majorHAnsi" w:cstheme="majorHAnsi"/>
-                <w:noProof/>
-                <w:webHidden/>
-              </w:rPr>
-              <w:fldChar w:fldCharType="begin"/>
-            </w:r>
-            <w:r>
-              <w:rPr>
-                <w:rFonts w:asciiTheme="majorHAnsi" w:hAnsiTheme="majorHAnsi" w:cstheme="majorHAnsi"/>
-                <w:noProof/>
-                <w:webHidden/>
-              </w:rPr>
-              <w:instrText xml:space="preserve"> PAGEREF _Toc234854444 \h </w:instrText>
-            </w:r>
-            <w:r>
-              <w:rPr>
-                <w:rFonts w:asciiTheme="majorHAnsi" w:hAnsiTheme="majorHAnsi" w:cstheme="majorHAnsi"/>
-                <w:noProof/>
-                <w:webHidden/>
-              </w:rPr>
-            </w:r>
-            <w:r>
-              <w:rPr>
-                <w:rFonts w:asciiTheme="majorHAnsi" w:hAnsiTheme="majorHAnsi" w:cstheme="majorHAnsi"/>
-                <w:noProof/>
-                <w:webHidden/>
-              </w:rPr>
-              <w:fldChar w:fldCharType="separate"/>
-            </w:r>
-            <w:r>
-              <w:rPr>
-                <w:rFonts w:asciiTheme="majorHAnsi" w:hAnsiTheme="majorHAnsi" w:cstheme="majorHAnsi"/>
-                <w:noProof/>
-                <w:webHidden/>
-              </w:rPr>
-              <w:t>24</w:t>
-            </w:r>
-            <w:r>
-              <w:rPr>
-                <w:rFonts w:asciiTheme="majorHAnsi" w:hAnsiTheme="majorHAnsi" w:cstheme="majorHAnsi"/>
-                <w:noProof/>
-                <w:webHidden/>
-              </w:rPr>
-              <w:fldChar w:fldCharType="end"/>
-            </w:r>
-          </w:hyperlink>
-        </w:p>
-        <w:p>
-          <w:pPr>
-            <w:pStyle w:val="TOC2"/>
-            <w:tabs>
-              <w:tab w:val="right" w:leader="dot" w:pos="9350"/>
-            </w:tabs>
-            <w:rPr>
-              <w:rFonts w:asciiTheme="majorHAnsi" w:hAnsiTheme="majorHAnsi" w:cstheme="majorHAnsi"/>
-              <w:b w:val="0"/>
-              <w:bCs w:val="0"/>
-              <w:noProof/>
-              <w:kern w:val="2"/>
-              <w:sz w:val="24"/>
-              <w:szCs w:val="24"/>
-              <w:lang w:eastAsia="en-US"/>
-              <w14:ligatures w14:val="standardContextual"/>
-            </w:rPr>
-          </w:pPr>
-          <w:hyperlink w:anchor="_Toc234854445" w:history="1">
-            <w:r>
-              <w:rPr>
-                <w:rStyle w:val="Hyperlink"/>
-                <w:rFonts w:asciiTheme="majorHAnsi" w:hAnsiTheme="majorHAnsi" w:cstheme="majorHAnsi"/>
-                <w:noProof/>
-              </w:rPr>
-              <w:t>App Preview</w:t>
-            </w:r>
-            <w:r>
-              <w:rPr>
-                <w:rFonts w:asciiTheme="majorHAnsi" w:hAnsiTheme="majorHAnsi" w:cstheme="majorHAnsi"/>
-                <w:noProof/>
-                <w:webHidden/>
-              </w:rPr>
-              <w:tab/>
-            </w:r>
-            <w:r>
-              <w:rPr>
-                <w:rFonts w:asciiTheme="majorHAnsi" w:hAnsiTheme="majorHAnsi" w:cstheme="majorHAnsi"/>
-                <w:noProof/>
-                <w:webHidden/>
-              </w:rPr>
-              <w:fldChar w:fldCharType="begin"/>
-            </w:r>
-            <w:r>
-              <w:rPr>
-                <w:rFonts w:asciiTheme="majorHAnsi" w:hAnsiTheme="majorHAnsi" w:cstheme="majorHAnsi"/>
-                <w:noProof/>
-                <w:webHidden/>
-              </w:rPr>
-              <w:instrText xml:space="preserve"> PAGEREF _Toc234854445 \h </w:instrText>
-            </w:r>
-            <w:r>
-              <w:rPr>
-                <w:rFonts w:asciiTheme="majorHAnsi" w:hAnsiTheme="majorHAnsi" w:cstheme="majorHAnsi"/>
-                <w:noProof/>
-                <w:webHidden/>
-              </w:rPr>
-            </w:r>
-            <w:r>
-              <w:rPr>
-                <w:rFonts w:asciiTheme="majorHAnsi" w:hAnsiTheme="majorHAnsi" w:cstheme="majorHAnsi"/>
-                <w:noProof/>
-                <w:webHidden/>
-              </w:rPr>
-              <w:fldChar w:fldCharType="separate"/>
-            </w:r>
-            <w:r>
-              <w:rPr>
-                <w:rFonts w:asciiTheme="majorHAnsi" w:hAnsiTheme="majorHAnsi" w:cstheme="majorHAnsi"/>
-                <w:noProof/>
-                <w:webHidden/>
-              </w:rPr>
-              <w:t>24</w:t>
-            </w:r>
-            <w:r>
-              <w:rPr>
-                <w:rFonts w:asciiTheme="majorHAnsi" w:hAnsiTheme="majorHAnsi" w:cstheme="majorHAnsi"/>
-                <w:noProof/>
-                <w:webHidden/>
-              </w:rPr>
-              <w:fldChar w:fldCharType="end"/>
-            </w:r>
-          </w:hyperlink>
-        </w:p>
-        <w:p>
-          <w:pPr>
-            <w:pStyle w:val="TOC2"/>
-            <w:tabs>
-              <w:tab w:val="right" w:leader="dot" w:pos="9350"/>
-            </w:tabs>
-            <w:rPr>
-              <w:rFonts w:asciiTheme="majorHAnsi" w:hAnsiTheme="majorHAnsi" w:cstheme="majorHAnsi"/>
-              <w:b w:val="0"/>
-              <w:bCs w:val="0"/>
-              <w:noProof/>
-              <w:kern w:val="2"/>
-              <w:sz w:val="24"/>
-              <w:szCs w:val="24"/>
-              <w:lang w:eastAsia="en-US"/>
-              <w14:ligatures w14:val="standardContextual"/>
-            </w:rPr>
-          </w:pPr>
-          <w:hyperlink w:anchor="_Toc234854446" w:history="1">
-            <w:r>
-              <w:rPr>
-                <w:rStyle w:val="Hyperlink"/>
-                <w:rFonts w:asciiTheme="majorHAnsi" w:hAnsiTheme="majorHAnsi" w:cstheme="majorHAnsi"/>
-                <w:noProof/>
-              </w:rPr>
-              <w:t>Login</w:t>
-            </w:r>
-            <w:r>
-              <w:rPr>
-                <w:rFonts w:asciiTheme="majorHAnsi" w:hAnsiTheme="majorHAnsi" w:cstheme="majorHAnsi"/>
-                <w:noProof/>
-                <w:webHidden/>
-              </w:rPr>
-              <w:tab/>
-            </w:r>
-            <w:r>
-              <w:rPr>
-                <w:rFonts w:asciiTheme="majorHAnsi" w:hAnsiTheme="majorHAnsi" w:cstheme="majorHAnsi"/>
-                <w:noProof/>
-                <w:webHidden/>
-              </w:rPr>
-              <w:fldChar w:fldCharType="begin"/>
-            </w:r>
-            <w:r>
-              <w:rPr>
-                <w:rFonts w:asciiTheme="majorHAnsi" w:hAnsiTheme="majorHAnsi" w:cstheme="majorHAnsi"/>
-                <w:noProof/>
-                <w:webHidden/>
-              </w:rPr>
-              <w:instrText xml:space="preserve"> PAGEREF _Toc234854446 \h </w:instrText>
-            </w:r>
-            <w:r>
-              <w:rPr>
-                <w:rFonts w:asciiTheme="majorHAnsi" w:hAnsiTheme="majorHAnsi" w:cstheme="majorHAnsi"/>
-                <w:noProof/>
-                <w:webHidden/>
-              </w:rPr>
-            </w:r>
-            <w:r>
-              <w:rPr>
-                <w:rFonts w:asciiTheme="majorHAnsi" w:hAnsiTheme="majorHAnsi" w:cstheme="majorHAnsi"/>
-                <w:noProof/>
-                <w:webHidden/>
-              </w:rPr>
-              <w:fldChar w:fldCharType="separate"/>
-            </w:r>
-            <w:r>
-              <w:rPr>
-                <w:rFonts w:asciiTheme="majorHAnsi" w:hAnsiTheme="majorHAnsi" w:cstheme="majorHAnsi"/>
-                <w:noProof/>
-                <w:webHidden/>
-              </w:rPr>
-              <w:t>24</w:t>
-            </w:r>
-            <w:r>
-              <w:rPr>
-                <w:rFonts w:asciiTheme="majorHAnsi" w:hAnsiTheme="majorHAnsi" w:cstheme="majorHAnsi"/>
-                <w:noProof/>
-                <w:webHidden/>
-              </w:rPr>
-              <w:fldChar w:fldCharType="end"/>
-            </w:r>
-          </w:hyperlink>
-        </w:p>
-        <w:p>
-          <w:pPr>
-            <w:pStyle w:val="TOC2"/>
-            <w:tabs>
-              <w:tab w:val="right" w:leader="dot" w:pos="9350"/>
-            </w:tabs>
-            <w:rPr>
-              <w:rFonts w:asciiTheme="majorHAnsi" w:hAnsiTheme="majorHAnsi" w:cstheme="majorHAnsi"/>
-              <w:b w:val="0"/>
-              <w:bCs w:val="0"/>
-              <w:noProof/>
-              <w:kern w:val="2"/>
-              <w:sz w:val="24"/>
-              <w:szCs w:val="24"/>
-              <w:lang w:eastAsia="en-US"/>
-              <w14:ligatures w14:val="standardContextual"/>
-            </w:rPr>
-          </w:pPr>
-          <w:hyperlink w:anchor="_Toc234854447" w:history="1">
-            <w:r>
-              <w:rPr>
-                <w:rStyle w:val="Hyperlink"/>
-                <w:rFonts w:asciiTheme="majorHAnsi" w:hAnsiTheme="majorHAnsi" w:cstheme="majorHAnsi"/>
-                <w:noProof/>
-              </w:rPr>
-              <w:t>Registration</w:t>
-            </w:r>
-            <w:r>
-              <w:rPr>
-                <w:rFonts w:asciiTheme="majorHAnsi" w:hAnsiTheme="majorHAnsi" w:cstheme="majorHAnsi"/>
-                <w:noProof/>
-                <w:webHidden/>
-              </w:rPr>
-              <w:tab/>
-            </w:r>
-            <w:r>
-              <w:rPr>
-                <w:rFonts w:asciiTheme="majorHAnsi" w:hAnsiTheme="majorHAnsi" w:cstheme="majorHAnsi"/>
-                <w:noProof/>
-                <w:webHidden/>
-              </w:rPr>
-              <w:fldChar w:fldCharType="begin"/>
-            </w:r>
-            <w:r>
-              <w:rPr>
-                <w:rFonts w:asciiTheme="majorHAnsi" w:hAnsiTheme="majorHAnsi" w:cstheme="majorHAnsi"/>
-                <w:noProof/>
-                <w:webHidden/>
-              </w:rPr>
-              <w:instrText xml:space="preserve"> PAGEREF _Toc234854447 \h </w:instrText>
-            </w:r>
-            <w:r>
-              <w:rPr>
-                <w:rFonts w:asciiTheme="majorHAnsi" w:hAnsiTheme="majorHAnsi" w:cstheme="majorHAnsi"/>
-                <w:noProof/>
-                <w:webHidden/>
-              </w:rPr>
-            </w:r>
-            <w:r>
-              <w:rPr>
-                <w:rFonts w:asciiTheme="majorHAnsi" w:hAnsiTheme="majorHAnsi" w:cstheme="majorHAnsi"/>
-                <w:noProof/>
-                <w:webHidden/>
-              </w:rPr>
-              <w:fldChar w:fldCharType="separate"/>
-            </w:r>
-            <w:r>
-              <w:rPr>
-                <w:rFonts w:asciiTheme="majorHAnsi" w:hAnsiTheme="majorHAnsi" w:cstheme="majorHAnsi"/>
-                <w:noProof/>
-                <w:webHidden/>
-              </w:rPr>
-              <w:t>25</w:t>
-            </w:r>
-            <w:r>
-              <w:rPr>
-                <w:rFonts w:asciiTheme="majorHAnsi" w:hAnsiTheme="majorHAnsi" w:cstheme="majorHAnsi"/>
-                <w:noProof/>
-                <w:webHidden/>
-              </w:rPr>
-              <w:fldChar w:fldCharType="end"/>
-            </w:r>
-          </w:hyperlink>
-        </w:p>
-        <w:p>
-          <w:pPr>
-            <w:pStyle w:val="TOC2"/>
-            <w:tabs>
-              <w:tab w:val="right" w:leader="dot" w:pos="9350"/>
-            </w:tabs>
-            <w:rPr>
-              <w:rFonts w:asciiTheme="majorHAnsi" w:hAnsiTheme="majorHAnsi" w:cstheme="majorHAnsi"/>
-              <w:b w:val="0"/>
-              <w:bCs w:val="0"/>
-              <w:noProof/>
-              <w:kern w:val="2"/>
-              <w:sz w:val="24"/>
-              <w:szCs w:val="24"/>
-              <w:lang w:eastAsia="en-US"/>
-              <w14:ligatures w14:val="standardContextual"/>
-            </w:rPr>
-          </w:pPr>
-          <w:hyperlink w:anchor="_Toc234854448" w:history="1">
-            <w:r>
-              <w:rPr>
-                <w:rStyle w:val="Hyperlink"/>
-                <w:rFonts w:asciiTheme="majorHAnsi" w:hAnsiTheme="majorHAnsi" w:cstheme="majorHAnsi"/>
-                <w:noProof/>
-              </w:rPr>
-              <w:t>Home Page</w:t>
-            </w:r>
-            <w:r>
-              <w:rPr>
-                <w:rFonts w:asciiTheme="majorHAnsi" w:hAnsiTheme="majorHAnsi" w:cstheme="majorHAnsi"/>
-                <w:noProof/>
-                <w:webHidden/>
-              </w:rPr>
-              <w:tab/>
-            </w:r>
-            <w:r>
-              <w:rPr>
-                <w:rFonts w:asciiTheme="majorHAnsi" w:hAnsiTheme="majorHAnsi" w:cstheme="majorHAnsi"/>
-                <w:noProof/>
-                <w:webHidden/>
-              </w:rPr>
-              <w:fldChar w:fldCharType="begin"/>
-            </w:r>
-            <w:r>
-              <w:rPr>
-                <w:rFonts w:asciiTheme="majorHAnsi" w:hAnsiTheme="majorHAnsi" w:cstheme="majorHAnsi"/>
-                <w:noProof/>
-                <w:webHidden/>
-              </w:rPr>
-              <w:instrText xml:space="preserve"> PAGEREF _Toc234854448 \h </w:instrText>
-            </w:r>
-            <w:r>
-              <w:rPr>
-                <w:rFonts w:asciiTheme="majorHAnsi" w:hAnsiTheme="majorHAnsi" w:cstheme="majorHAnsi"/>
-                <w:noProof/>
-                <w:webHidden/>
-              </w:rPr>
-            </w:r>
-            <w:r>
-              <w:rPr>
-                <w:rFonts w:asciiTheme="majorHAnsi" w:hAnsiTheme="majorHAnsi" w:cstheme="majorHAnsi"/>
-                <w:noProof/>
-                <w:webHidden/>
-              </w:rPr>
-              <w:fldChar w:fldCharType="separate"/>
-            </w:r>
-            <w:r>
-              <w:rPr>
-                <w:rFonts w:asciiTheme="majorHAnsi" w:hAnsiTheme="majorHAnsi" w:cstheme="majorHAnsi"/>
-                <w:noProof/>
-                <w:webHidden/>
-              </w:rPr>
-              <w:t>25</w:t>
-            </w:r>
-            <w:r>
-              <w:rPr>
-                <w:rFonts w:asciiTheme="majorHAnsi" w:hAnsiTheme="majorHAnsi" w:cstheme="majorHAnsi"/>
-                <w:noProof/>
-                <w:webHidden/>
-              </w:rPr>
-              <w:fldChar w:fldCharType="end"/>
-            </w:r>
-          </w:hyperlink>
-        </w:p>
-        <w:p>
-          <w:pPr>
-            <w:pStyle w:val="TOC2"/>
-            <w:tabs>
-              <w:tab w:val="right" w:leader="dot" w:pos="9350"/>
-            </w:tabs>
-            <w:rPr>
-              <w:rFonts w:asciiTheme="majorHAnsi" w:hAnsiTheme="majorHAnsi" w:cstheme="majorHAnsi"/>
-              <w:b w:val="0"/>
-              <w:bCs w:val="0"/>
-              <w:noProof/>
-              <w:kern w:val="2"/>
-              <w:sz w:val="24"/>
-              <w:szCs w:val="24"/>
-              <w:lang w:eastAsia="en-US"/>
-              <w14:ligatures w14:val="standardContextual"/>
-            </w:rPr>
-          </w:pPr>
-          <w:hyperlink w:anchor="_Toc234854449" w:history="1">
-            <w:r>
-              <w:rPr>
-                <w:rStyle w:val="Hyperlink"/>
-                <w:rFonts w:asciiTheme="majorHAnsi" w:hAnsiTheme="majorHAnsi" w:cstheme="majorHAnsi"/>
-                <w:noProof/>
-              </w:rPr>
-              <w:t>Generate Player Report</w:t>
-            </w:r>
-            <w:r>
-              <w:rPr>
-                <w:rFonts w:asciiTheme="majorHAnsi" w:hAnsiTheme="majorHAnsi" w:cstheme="majorHAnsi"/>
-                <w:noProof/>
-                <w:webHidden/>
-              </w:rPr>
-              <w:tab/>
-            </w:r>
-            <w:r>
-              <w:rPr>
-                <w:rFonts w:asciiTheme="majorHAnsi" w:hAnsiTheme="majorHAnsi" w:cstheme="majorHAnsi"/>
-                <w:noProof/>
-                <w:webHidden/>
-              </w:rPr>
-              <w:fldChar w:fldCharType="begin"/>
-            </w:r>
-            <w:r>
-              <w:rPr>
-                <w:rFonts w:asciiTheme="majorHAnsi" w:hAnsiTheme="majorHAnsi" w:cstheme="majorHAnsi"/>
-                <w:noProof/>
-                <w:webHidden/>
-              </w:rPr>
-              <w:instrText xml:space="preserve"> PAGEREF _Toc234854449 \h </w:instrText>
-            </w:r>
-            <w:r>
-              <w:rPr>
-                <w:rFonts w:asciiTheme="majorHAnsi" w:hAnsiTheme="majorHAnsi" w:cstheme="majorHAnsi"/>
-                <w:noProof/>
-                <w:webHidden/>
-              </w:rPr>
-            </w:r>
-            <w:r>
-              <w:rPr>
-                <w:rFonts w:asciiTheme="majorHAnsi" w:hAnsiTheme="majorHAnsi" w:cstheme="majorHAnsi"/>
-                <w:noProof/>
-                <w:webHidden/>
-              </w:rPr>
-              <w:fldChar w:fldCharType="separate"/>
-            </w:r>
-            <w:r>
-              <w:rPr>
-                <w:rFonts w:asciiTheme="majorHAnsi" w:hAnsiTheme="majorHAnsi" w:cstheme="majorHAnsi"/>
-                <w:noProof/>
-                <w:webHidden/>
-              </w:rPr>
-              <w:t>26</w:t>
-            </w:r>
-            <w:r>
-              <w:rPr>
-                <w:rFonts w:asciiTheme="majorHAnsi" w:hAnsiTheme="majorHAnsi" w:cstheme="majorHAnsi"/>
-                <w:noProof/>
-                <w:webHidden/>
-              </w:rPr>
-              <w:fldChar w:fldCharType="end"/>
-            </w:r>
-          </w:hyperlink>
-        </w:p>
-        <w:p>
-          <w:pPr>
-            <w:pStyle w:val="TOC2"/>
-            <w:tabs>
-              <w:tab w:val="right" w:leader="dot" w:pos="9350"/>
-            </w:tabs>
-            <w:rPr>
-              <w:rFonts w:asciiTheme="majorHAnsi" w:hAnsiTheme="majorHAnsi" w:cstheme="majorHAnsi"/>
-              <w:b w:val="0"/>
-              <w:bCs w:val="0"/>
-              <w:noProof/>
-              <w:kern w:val="2"/>
-              <w:sz w:val="24"/>
-              <w:szCs w:val="24"/>
-              <w:lang w:eastAsia="en-US"/>
-              <w14:ligatures w14:val="standardContextual"/>
-            </w:rPr>
-          </w:pPr>
-          <w:hyperlink w:anchor="_Toc234854450" w:history="1">
-            <w:r>
-              <w:rPr>
-                <w:rStyle w:val="Hyperlink"/>
-                <w:rFonts w:asciiTheme="majorHAnsi" w:hAnsiTheme="majorHAnsi" w:cstheme="majorHAnsi"/>
-                <w:noProof/>
-              </w:rPr>
-              <w:t>Sell Page</w:t>
-            </w:r>
-            <w:r>
-              <w:rPr>
-                <w:rFonts w:asciiTheme="majorHAnsi" w:hAnsiTheme="majorHAnsi" w:cstheme="majorHAnsi"/>
-                <w:noProof/>
-                <w:webHidden/>
-              </w:rPr>
-              <w:tab/>
-            </w:r>
-            <w:r>
-              <w:rPr>
-                <w:rFonts w:asciiTheme="majorHAnsi" w:hAnsiTheme="majorHAnsi" w:cstheme="majorHAnsi"/>
-                <w:noProof/>
-                <w:webHidden/>
-              </w:rPr>
-              <w:fldChar w:fldCharType="begin"/>
-            </w:r>
-            <w:r>
-              <w:rPr>
-                <w:rFonts w:asciiTheme="majorHAnsi" w:hAnsiTheme="majorHAnsi" w:cstheme="majorHAnsi"/>
-                <w:noProof/>
-                <w:webHidden/>
-              </w:rPr>
-              <w:instrText xml:space="preserve"> PAGEREF _Toc234854450 \h </w:instrText>
-            </w:r>
-            <w:r>
-              <w:rPr>
-                <w:rFonts w:asciiTheme="majorHAnsi" w:hAnsiTheme="majorHAnsi" w:cstheme="majorHAnsi"/>
-                <w:noProof/>
-                <w:webHidden/>
-              </w:rPr>
-            </w:r>
-            <w:r>
-              <w:rPr>
-                <w:rFonts w:asciiTheme="majorHAnsi" w:hAnsiTheme="majorHAnsi" w:cstheme="majorHAnsi"/>
-                <w:noProof/>
-                <w:webHidden/>
-              </w:rPr>
-              <w:fldChar w:fldCharType="separate"/>
-            </w:r>
-            <w:r>
-              <w:rPr>
-                <w:rFonts w:asciiTheme="majorHAnsi" w:hAnsiTheme="majorHAnsi" w:cstheme="majorHAnsi"/>
-                <w:noProof/>
-                <w:webHidden/>
-              </w:rPr>
-              <w:t>27</w:t>
-            </w:r>
-            <w:r>
-              <w:rPr>
-                <w:rFonts w:asciiTheme="majorHAnsi" w:hAnsiTheme="majorHAnsi" w:cstheme="majorHAnsi"/>
-                <w:noProof/>
-                <w:webHidden/>
-              </w:rPr>
-              <w:fldChar w:fldCharType="end"/>
-            </w:r>
-          </w:hyperlink>
-        </w:p>
-        <w:p>
-          <w:pPr>
-            <w:pStyle w:val="TOC2"/>
-            <w:tabs>
-              <w:tab w:val="right" w:leader="dot" w:pos="9350"/>
-            </w:tabs>
-            <w:rPr>
-              <w:rFonts w:asciiTheme="majorHAnsi" w:hAnsiTheme="majorHAnsi" w:cstheme="majorHAnsi"/>
-              <w:b w:val="0"/>
-              <w:bCs w:val="0"/>
-              <w:noProof/>
-              <w:kern w:val="2"/>
-              <w:sz w:val="24"/>
-              <w:szCs w:val="24"/>
-              <w:lang w:eastAsia="en-US"/>
-              <w14:ligatures w14:val="standardContextual"/>
-            </w:rPr>
-          </w:pPr>
-          <w:hyperlink w:anchor="_Toc234854451" w:history="1">
-            <w:r>
-              <w:rPr>
-                <w:rStyle w:val="Hyperlink"/>
-                <w:rFonts w:asciiTheme="majorHAnsi" w:hAnsiTheme="majorHAnsi" w:cstheme="majorHAnsi"/>
-                <w:noProof/>
-              </w:rPr>
-              <w:t>Upgrades Page</w:t>
-            </w:r>
-            <w:r>
-              <w:rPr>
-                <w:rFonts w:asciiTheme="majorHAnsi" w:hAnsiTheme="majorHAnsi" w:cstheme="majorHAnsi"/>
-                <w:noProof/>
-                <w:webHidden/>
-              </w:rPr>
-              <w:tab/>
-            </w:r>
-            <w:r>
-              <w:rPr>
-                <w:rFonts w:asciiTheme="majorHAnsi" w:hAnsiTheme="majorHAnsi" w:cstheme="majorHAnsi"/>
-                <w:noProof/>
-                <w:webHidden/>
-              </w:rPr>
-              <w:fldChar w:fldCharType="begin"/>
-            </w:r>
-            <w:r>
-              <w:rPr>
-                <w:rFonts w:asciiTheme="majorHAnsi" w:hAnsiTheme="majorHAnsi" w:cstheme="majorHAnsi"/>
-                <w:noProof/>
-                <w:webHidden/>
-              </w:rPr>
-              <w:instrText xml:space="preserve"> PAGEREF _Toc234854451 \h </w:instrText>
-            </w:r>
-            <w:r>
-              <w:rPr>
-                <w:rFonts w:asciiTheme="majorHAnsi" w:hAnsiTheme="majorHAnsi" w:cstheme="majorHAnsi"/>
-                <w:noProof/>
-                <w:webHidden/>
-              </w:rPr>
-            </w:r>
-            <w:r>
-              <w:rPr>
-                <w:rFonts w:asciiTheme="majorHAnsi" w:hAnsiTheme="majorHAnsi" w:cstheme="majorHAnsi"/>
-                <w:noProof/>
-                <w:webHidden/>
-              </w:rPr>
-              <w:fldChar w:fldCharType="separate"/>
-            </w:r>
-            <w:r>
-              <w:rPr>
-                <w:rFonts w:asciiTheme="majorHAnsi" w:hAnsiTheme="majorHAnsi" w:cstheme="majorHAnsi"/>
-                <w:noProof/>
-                <w:webHidden/>
-              </w:rPr>
-              <w:t>27</w:t>
-            </w:r>
-            <w:r>
-              <w:rPr>
-                <w:rFonts w:asciiTheme="majorHAnsi" w:hAnsiTheme="majorHAnsi" w:cstheme="majorHAnsi"/>
-                <w:noProof/>
-                <w:webHidden/>
-              </w:rPr>
-              <w:fldChar w:fldCharType="end"/>
-            </w:r>
-          </w:hyperlink>
-        </w:p>
-        <w:p>
-          <w:pPr>
-            <w:pStyle w:val="TOC2"/>
-            <w:tabs>
-              <w:tab w:val="right" w:leader="dot" w:pos="9350"/>
-            </w:tabs>
-            <w:rPr>
-              <w:rFonts w:asciiTheme="majorHAnsi" w:hAnsiTheme="majorHAnsi" w:cstheme="majorHAnsi"/>
-              <w:b w:val="0"/>
-              <w:bCs w:val="0"/>
-              <w:noProof/>
-              <w:kern w:val="2"/>
-              <w:sz w:val="24"/>
-              <w:szCs w:val="24"/>
-              <w:lang w:eastAsia="en-US"/>
-              <w14:ligatures w14:val="standardContextual"/>
-            </w:rPr>
-          </w:pPr>
-          <w:hyperlink w:anchor="_Toc234854452" w:history="1">
-            <w:r>
-              <w:rPr>
-                <w:rStyle w:val="Hyperlink"/>
-                <w:rFonts w:asciiTheme="majorHAnsi" w:hAnsiTheme="majorHAnsi" w:cstheme="majorHAnsi"/>
-                <w:noProof/>
-              </w:rPr>
-              <w:t>Prestige Page</w:t>
-            </w:r>
-            <w:r>
-              <w:rPr>
-                <w:rFonts w:asciiTheme="majorHAnsi" w:hAnsiTheme="majorHAnsi" w:cstheme="majorHAnsi"/>
-                <w:noProof/>
-                <w:webHidden/>
-              </w:rPr>
-              <w:tab/>
-            </w:r>
-            <w:r>
-              <w:rPr>
-                <w:rFonts w:asciiTheme="majorHAnsi" w:hAnsiTheme="majorHAnsi" w:cstheme="majorHAnsi"/>
-                <w:noProof/>
-                <w:webHidden/>
-              </w:rPr>
-              <w:fldChar w:fldCharType="begin"/>
-            </w:r>
-            <w:r>
-              <w:rPr>
-                <w:rFonts w:asciiTheme="majorHAnsi" w:hAnsiTheme="majorHAnsi" w:cstheme="majorHAnsi"/>
-                <w:noProof/>
-                <w:webHidden/>
-              </w:rPr>
-              <w:instrText xml:space="preserve"> PAGEREF _Toc234854452 \h </w:instrText>
-            </w:r>
-            <w:r>
-              <w:rPr>
-                <w:rFonts w:asciiTheme="majorHAnsi" w:hAnsiTheme="majorHAnsi" w:cstheme="majorHAnsi"/>
-                <w:noProof/>
-                <w:webHidden/>
-              </w:rPr>
-            </w:r>
-            <w:r>
-              <w:rPr>
-                <w:rFonts w:asciiTheme="majorHAnsi" w:hAnsiTheme="majorHAnsi" w:cstheme="majorHAnsi"/>
-                <w:noProof/>
-                <w:webHidden/>
-              </w:rPr>
-              <w:fldChar w:fldCharType="separate"/>
-            </w:r>
-            <w:r>
-              <w:rPr>
-                <w:rFonts w:asciiTheme="majorHAnsi" w:hAnsiTheme="majorHAnsi" w:cstheme="majorHAnsi"/>
-                <w:noProof/>
-                <w:webHidden/>
-              </w:rPr>
-              <w:t>28</w:t>
-            </w:r>
-            <w:r>
-              <w:rPr>
-                <w:rFonts w:asciiTheme="majorHAnsi" w:hAnsiTheme="majorHAnsi" w:cstheme="majorHAnsi"/>
-                <w:noProof/>
-                <w:webHidden/>
-              </w:rPr>
-              <w:fldChar w:fldCharType="end"/>
-            </w:r>
-          </w:hyperlink>
-        </w:p>
-        <w:p>
-          <w:pPr>
-            <w:pStyle w:val="TOC2"/>
-            <w:tabs>
-              <w:tab w:val="right" w:leader="dot" w:pos="9350"/>
-            </w:tabs>
-            <w:rPr>
-              <w:rFonts w:asciiTheme="majorHAnsi" w:hAnsiTheme="majorHAnsi" w:cstheme="majorHAnsi"/>
-              <w:b w:val="0"/>
-              <w:bCs w:val="0"/>
-              <w:noProof/>
-              <w:kern w:val="2"/>
-              <w:sz w:val="24"/>
-              <w:szCs w:val="24"/>
-              <w:lang w:eastAsia="en-US"/>
-              <w14:ligatures w14:val="standardContextual"/>
-            </w:rPr>
-          </w:pPr>
-          <w:hyperlink w:anchor="_Toc234854453" w:history="1">
-            <w:r>
-              <w:rPr>
-                <w:rStyle w:val="Hyperlink"/>
-                <w:rFonts w:asciiTheme="majorHAnsi" w:hAnsiTheme="majorHAnsi" w:cstheme="majorHAnsi"/>
-                <w:noProof/>
-              </w:rPr>
-              <w:t>Leaderboard Page</w:t>
-            </w:r>
-            <w:r>
-              <w:rPr>
-                <w:rFonts w:asciiTheme="majorHAnsi" w:hAnsiTheme="majorHAnsi" w:cstheme="majorHAnsi"/>
-                <w:noProof/>
-                <w:webHidden/>
-              </w:rPr>
-              <w:tab/>
-            </w:r>
-            <w:r>
-              <w:rPr>
-                <w:rFonts w:asciiTheme="majorHAnsi" w:hAnsiTheme="majorHAnsi" w:cstheme="majorHAnsi"/>
-                <w:noProof/>
-                <w:webHidden/>
-              </w:rPr>
-              <w:fldChar w:fldCharType="begin"/>
-            </w:r>
-            <w:r>
-              <w:rPr>
-                <w:rFonts w:asciiTheme="majorHAnsi" w:hAnsiTheme="majorHAnsi" w:cstheme="majorHAnsi"/>
-                <w:noProof/>
-                <w:webHidden/>
-              </w:rPr>
-              <w:instrText xml:space="preserve"> PAGEREF _Toc234854453 \h </w:instrText>
-            </w:r>
-            <w:r>
-              <w:rPr>
-                <w:rFonts w:asciiTheme="majorHAnsi" w:hAnsiTheme="majorHAnsi" w:cstheme="majorHAnsi"/>
-                <w:noProof/>
-                <w:webHidden/>
-              </w:rPr>
-            </w:r>
-            <w:r>
-              <w:rPr>
-                <w:rFonts w:asciiTheme="majorHAnsi" w:hAnsiTheme="majorHAnsi" w:cstheme="majorHAnsi"/>
-                <w:noProof/>
-                <w:webHidden/>
-              </w:rPr>
-              <w:fldChar w:fldCharType="separate"/>
-            </w:r>
-            <w:r>
-              <w:rPr>
-                <w:rFonts w:asciiTheme="majorHAnsi" w:hAnsiTheme="majorHAnsi" w:cstheme="majorHAnsi"/>
-                <w:noProof/>
-                <w:webHidden/>
-              </w:rPr>
-              <w:t>29</w:t>
-            </w:r>
-            <w:r>
-              <w:rPr>
-                <w:rFonts w:asciiTheme="majorHAnsi" w:hAnsiTheme="majorHAnsi" w:cstheme="majorHAnsi"/>
-                <w:noProof/>
-                <w:webHidden/>
-              </w:rPr>
-              <w:fldChar w:fldCharType="end"/>
-            </w:r>
-          </w:hyperlink>
-        </w:p>
-        <w:p>
-          <w:pPr>
-            <w:pStyle w:val="TOC2"/>
-            <w:tabs>
-              <w:tab w:val="right" w:leader="dot" w:pos="9350"/>
-            </w:tabs>
-            <w:rPr>
-              <w:rFonts w:asciiTheme="majorHAnsi" w:hAnsiTheme="majorHAnsi" w:cstheme="majorHAnsi"/>
-              <w:b w:val="0"/>
-              <w:bCs w:val="0"/>
-              <w:noProof/>
-              <w:kern w:val="2"/>
-              <w:sz w:val="24"/>
-              <w:szCs w:val="24"/>
-              <w:lang w:eastAsia="en-US"/>
-              <w14:ligatures w14:val="standardContextual"/>
-            </w:rPr>
-          </w:pPr>
-          <w:hyperlink w:anchor="_Toc234854454" w:history="1">
-            <w:r>
-              <w:rPr>
-                <w:rStyle w:val="Hyperlink"/>
-                <w:rFonts w:asciiTheme="majorHAnsi" w:hAnsiTheme="majorHAnsi" w:cstheme="majorHAnsi"/>
-                <w:noProof/>
-              </w:rPr>
-              <w:t>Settings Page</w:t>
-            </w:r>
-            <w:r>
-              <w:rPr>
-                <w:rFonts w:asciiTheme="majorHAnsi" w:hAnsiTheme="majorHAnsi" w:cstheme="majorHAnsi"/>
-                <w:noProof/>
-                <w:webHidden/>
-              </w:rPr>
-              <w:tab/>
-            </w:r>
-            <w:r>
-              <w:rPr>
-                <w:rFonts w:asciiTheme="majorHAnsi" w:hAnsiTheme="majorHAnsi" w:cstheme="majorHAnsi"/>
-                <w:noProof/>
-                <w:webHidden/>
-              </w:rPr>
-              <w:fldChar w:fldCharType="begin"/>
-            </w:r>
-            <w:r>
-              <w:rPr>
-                <w:rFonts w:asciiTheme="majorHAnsi" w:hAnsiTheme="majorHAnsi" w:cstheme="majorHAnsi"/>
-                <w:noProof/>
-                <w:webHidden/>
-              </w:rPr>
-              <w:instrText xml:space="preserve"> PAGEREF _Toc234854454 \h </w:instrText>
-            </w:r>
-            <w:r>
-              <w:rPr>
-                <w:rFonts w:asciiTheme="majorHAnsi" w:hAnsiTheme="majorHAnsi" w:cstheme="majorHAnsi"/>
-                <w:noProof/>
-                <w:webHidden/>
-              </w:rPr>
-            </w:r>
-            <w:r>
-              <w:rPr>
-                <w:rFonts w:asciiTheme="majorHAnsi" w:hAnsiTheme="majorHAnsi" w:cstheme="majorHAnsi"/>
-                <w:noProof/>
-                <w:webHidden/>
-              </w:rPr>
-              <w:fldChar w:fldCharType="separate"/>
-            </w:r>
-            <w:r>
-              <w:rPr>
-                <w:rFonts w:asciiTheme="majorHAnsi" w:hAnsiTheme="majorHAnsi" w:cstheme="majorHAnsi"/>
-                <w:noProof/>
-                <w:webHidden/>
-              </w:rPr>
-              <w:t>29</w:t>
-            </w:r>
-            <w:r>
-              <w:rPr>
-                <w:rFonts w:asciiTheme="majorHAnsi" w:hAnsiTheme="majorHAnsi" w:cstheme="majorHAnsi"/>
-                <w:noProof/>
-                <w:webHidden/>
-              </w:rPr>
-              <w:fldChar w:fldCharType="end"/>
-            </w:r>
-          </w:hyperlink>
-        </w:p>
-        <w:p>
-          <w:pPr>
-            <w:pStyle w:val="TOC1"/>
-            <w:tabs>
-              <w:tab w:val="right" w:leader="dot" w:pos="9350"/>
-            </w:tabs>
-            <w:rPr>
-              <w:rFonts w:asciiTheme="majorHAnsi" w:hAnsiTheme="majorHAnsi" w:cstheme="majorHAnsi"/>
-              <w:b w:val="0"/>
-              <w:bCs w:val="0"/>
-              <w:i w:val="0"/>
-              <w:iCs w:val="0"/>
-              <w:noProof/>
-              <w:kern w:val="2"/>
-              <w:lang w:eastAsia="en-US"/>
-              <w14:ligatures w14:val="standardContextual"/>
-            </w:rPr>
-          </w:pPr>
-          <w:hyperlink w:anchor="_Toc234854455" w:history="1">
-            <w:r>
-              <w:rPr>
-                <w:rStyle w:val="Hyperlink"/>
-                <w:rFonts w:asciiTheme="majorHAnsi" w:hAnsiTheme="majorHAnsi" w:cstheme="majorHAnsi"/>
-                <w:noProof/>
-              </w:rPr>
-              <w:t>Panopto Video Link</w:t>
-            </w:r>
-            <w:r>
-              <w:rPr>
-                <w:rFonts w:asciiTheme="majorHAnsi" w:hAnsiTheme="majorHAnsi" w:cstheme="majorHAnsi"/>
-                <w:noProof/>
-                <w:webHidden/>
-              </w:rPr>
-              <w:tab/>
-            </w:r>
-            <w:r>
-              <w:rPr>
-                <w:rFonts w:asciiTheme="majorHAnsi" w:hAnsiTheme="majorHAnsi" w:cstheme="majorHAnsi"/>
-                <w:noProof/>
-                <w:webHidden/>
-              </w:rPr>
-              <w:fldChar w:fldCharType="begin"/>
-            </w:r>
-            <w:r>
-              <w:rPr>
-                <w:rFonts w:asciiTheme="majorHAnsi" w:hAnsiTheme="majorHAnsi" w:cstheme="majorHAnsi"/>
-                <w:noProof/>
-                <w:webHidden/>
-              </w:rPr>
-              <w:instrText xml:space="preserve"> PAGEREF _Toc234854455 \h </w:instrText>
-            </w:r>
-            <w:r>
-              <w:rPr>
-                <w:rFonts w:asciiTheme="majorHAnsi" w:hAnsiTheme="majorHAnsi" w:cstheme="majorHAnsi"/>
-                <w:noProof/>
-                <w:webHidden/>
-              </w:rPr>
-            </w:r>
-            <w:r>
-              <w:rPr>
-                <w:rFonts w:asciiTheme="majorHAnsi" w:hAnsiTheme="majorHAnsi" w:cstheme="majorHAnsi"/>
-                <w:noProof/>
-                <w:webHidden/>
-              </w:rPr>
-              <w:fldChar w:fldCharType="separate"/>
-            </w:r>
-            <w:r>
-              <w:rPr>
-                <w:rFonts w:asciiTheme="majorHAnsi" w:hAnsiTheme="majorHAnsi" w:cstheme="majorHAnsi"/>
-                <w:noProof/>
-                <w:webHidden/>
-              </w:rPr>
-              <w:t>30</w:t>
-            </w:r>
-            <w:r>
-              <w:rPr>
-                <w:rFonts w:asciiTheme="majorHAnsi" w:hAnsiTheme="majorHAnsi" w:cstheme="majorHAnsi"/>
+                <w:noProof/>
+                <w:webHidden/>
+              </w:rPr>
+              <w:t>8</w:t>
+            </w:r>
+            <w:r>
+              <w:rPr>
                 <w:noProof/>
                 <w:webHidden/>
               </w:rPr>
@@ -3961,18 +2013,22 @@
       <w:pPr>
         <w:pStyle w:val="Heading1"/>
       </w:pPr>
+      <w:bookmarkStart w:id="0" w:name="_Toc236674573"/>
       <w:r>
         <w:lastRenderedPageBreak/>
         <w:t>Taco Tom’s Admin Page – User Guide</w:t>
       </w:r>
+      <w:bookmarkEnd w:id="0"/>
     </w:p>
     <w:p>
       <w:pPr>
         <w:pStyle w:val="Heading2"/>
       </w:pPr>
+      <w:bookmarkStart w:id="1" w:name="_Toc236674574"/>
       <w:r>
         <w:t>Introduction</w:t>
       </w:r>
+      <w:bookmarkEnd w:id="1"/>
     </w:p>
     <w:p>
       <w:pPr>
@@ -3981,8 +2037,12 @@
       </w:pPr>
       <w:r>
         <w:tab/>
+      </w:r>
+      <w:bookmarkStart w:id="2" w:name="_Toc236674575"/>
+      <w:r>
         <w:t>Purpose</w:t>
       </w:r>
+      <w:bookmarkEnd w:id="2"/>
     </w:p>
     <w:p>
       <w:pPr>
@@ -4073,17 +2133,21 @@
       <w:pPr>
         <w:pStyle w:val="Heading2"/>
       </w:pPr>
+      <w:bookmarkStart w:id="3" w:name="_Toc236674576"/>
       <w:r>
         <w:t>Accessing the Admin Page</w:t>
       </w:r>
+      <w:bookmarkEnd w:id="3"/>
     </w:p>
     <w:p>
       <w:pPr>
         <w:pStyle w:val="Heading3"/>
       </w:pPr>
+      <w:bookmarkStart w:id="4" w:name="_Toc236674577"/>
       <w:r>
         <w:t>Logging In</w:t>
       </w:r>
+      <w:bookmarkEnd w:id="4"/>
     </w:p>
     <w:p>
       <w:pPr>
@@ -4268,9 +2332,11 @@
       <w:pPr>
         <w:pStyle w:val="Heading2"/>
       </w:pPr>
+      <w:bookmarkStart w:id="5" w:name="_Toc236674578"/>
       <w:r>
         <w:t>Admin Layout Overview</w:t>
       </w:r>
+      <w:bookmarkEnd w:id="5"/>
     </w:p>
     <w:p>
       <w:pPr>
@@ -4287,12 +2353,14 @@
           <w:numId w:val="35"/>
         </w:numPr>
       </w:pPr>
+      <w:bookmarkStart w:id="6" w:name="_Toc236674579"/>
       <w:r>
         <w:rPr>
           <w:rStyle w:val="Heading3Char"/>
         </w:rPr>
         <w:t>Left sidebar</w:t>
       </w:r>
+      <w:bookmarkEnd w:id="6"/>
       <w:r>
         <w:t>:</w:t>
       </w:r>
@@ -4337,12 +2405,14 @@
           <w:numId w:val="35"/>
         </w:numPr>
       </w:pPr>
+      <w:bookmarkStart w:id="7" w:name="_Toc236674580"/>
       <w:r>
         <w:rPr>
           <w:rStyle w:val="Heading3Char"/>
         </w:rPr>
         <w:t>Main content area</w:t>
       </w:r>
+      <w:bookmarkEnd w:id="7"/>
       <w:r>
         <w:t>:</w:t>
       </w:r>
@@ -4464,6 +2534,9 @@
         <w:ind w:firstLine="0"/>
       </w:pPr>
       <w:r>
+        <w:rPr>
+          <w:noProof/>
+        </w:rPr>
         <w:drawing>
           <wp:inline distT="0" distB="0" distL="0" distR="0" wp14:anchorId="0425D66A" wp14:editId="2F7EEB17">
             <wp:extent cx="4152900" cy="1902967"/>
@@ -4505,18 +2578,22 @@
       <w:pPr>
         <w:pStyle w:val="Heading2"/>
       </w:pPr>
+      <w:bookmarkStart w:id="8" w:name="_Toc236674581"/>
       <w:r>
         <w:lastRenderedPageBreak/>
         <w:t>Managing Menu Items</w:t>
       </w:r>
+      <w:bookmarkEnd w:id="8"/>
     </w:p>
     <w:p>
       <w:pPr>
         <w:pStyle w:val="Heading3"/>
       </w:pPr>
+      <w:bookmarkStart w:id="9" w:name="_Toc236674582"/>
       <w:r>
         <w:t>Adding a New Item</w:t>
       </w:r>
+      <w:bookmarkEnd w:id="9"/>
     </w:p>
     <w:p>
       <w:pPr>
@@ -4766,9 +2843,11 @@
       <w:pPr>
         <w:pStyle w:val="Heading3"/>
       </w:pPr>
+      <w:bookmarkStart w:id="10" w:name="_Toc236674583"/>
       <w:r>
         <w:t>Editing An Existing Item</w:t>
       </w:r>
+      <w:bookmarkEnd w:id="10"/>
     </w:p>
     <w:p>
       <w:pPr>
@@ -5042,9 +3121,11 @@
       <w:pPr>
         <w:pStyle w:val="Heading3"/>
       </w:pPr>
+      <w:bookmarkStart w:id="11" w:name="_Toc236674584"/>
       <w:r>
         <w:t>Toggling Availability</w:t>
       </w:r>
+      <w:bookmarkEnd w:id="11"/>
     </w:p>
     <w:p>
       <w:r>
@@ -5162,10 +3243,12 @@
       <w:pPr>
         <w:pStyle w:val="Heading3"/>
       </w:pPr>
+      <w:bookmarkStart w:id="12" w:name="_Toc236674585"/>
       <w:r>
         <w:lastRenderedPageBreak/>
         <w:t>Deleting An Item</w:t>
       </w:r>
+      <w:bookmarkEnd w:id="12"/>
     </w:p>
     <w:p>
       <w:pPr>
@@ -5360,9 +3443,11 @@
       <w:pPr>
         <w:pStyle w:val="Heading3"/>
       </w:pPr>
+      <w:bookmarkStart w:id="13" w:name="_Toc236674586"/>
       <w:r>
         <w:t>Logging Out</w:t>
       </w:r>
+      <w:bookmarkEnd w:id="13"/>
     </w:p>
     <w:p>
       <w:r>
@@ -5444,10 +3529,12 @@
       <w:pPr>
         <w:pStyle w:val="Heading2"/>
       </w:pPr>
+      <w:bookmarkStart w:id="14" w:name="_Toc236674587"/>
       <w:r>
         <w:lastRenderedPageBreak/>
         <w:t>Troubleshooting</w:t>
       </w:r>
+      <w:bookmarkEnd w:id="14"/>
     </w:p>
     <w:p>
       <w:pPr>
@@ -5494,6 +3581,7 @@
       <w:pPr>
         <w:pStyle w:val="Heading3"/>
       </w:pPr>
+      <w:bookmarkStart w:id="15" w:name="_Toc236674588"/>
       <w:r>
         <w:t xml:space="preserve">Menu items are not </w:t>
       </w:r>
@@ -5505,6 +3593,7 @@
       <w:r>
         <w:t xml:space="preserve"> on the public site</w:t>
       </w:r>
+      <w:bookmarkEnd w:id="15"/>
     </w:p>
     <w:p>
       <w:pPr>
@@ -5553,9 +3642,11 @@
       <w:pPr>
         <w:pStyle w:val="Heading3"/>
       </w:pPr>
+      <w:bookmarkStart w:id="16" w:name="_Toc236674589"/>
       <w:r>
         <w:t>Photos are not appearing</w:t>
       </w:r>
+      <w:bookmarkEnd w:id="16"/>
     </w:p>
     <w:p>
       <w:pPr>
@@ -9933,6 +8024,7 @@
   <w:style w:type="character" w:default="1" w:styleId="DefaultParagraphFont">
     <w:name w:val="Default Paragraph Font"/>
     <w:uiPriority w:val="1"/>
+    <w:semiHidden/>
     <w:unhideWhenUsed/>
   </w:style>
   <w:style w:type="table" w:default="1" w:styleId="TableNormal">
@@ -12142,6 +10234,7 @@
   </w:compat>
   <w:rsids>
     <w:rsidRoot w:val="007B62A9"/>
+    <w:rsid w:val="00346A1D"/>
     <w:rsid w:val="00381741"/>
     <w:rsid w:val="00437FC1"/>
     <w:rsid w:val="005008B0"/>
@@ -12152,6 +10245,7 @@
     <w:rsid w:val="009801C9"/>
     <w:rsid w:val="00A11173"/>
     <w:rsid w:val="00AA5A33"/>
+    <w:rsid w:val="00C655CF"/>
     <w:rsid w:val="00C72E97"/>
     <w:rsid w:val="00C8613B"/>
     <w:rsid w:val="00CA6982"/>
@@ -12835,53 +10929,26 @@
 </file>
 
 <file path=customXml/item2.xml><?xml version="1.0" encoding="utf-8"?>
-<b:Sources xmlns:b="http://schemas.openxmlformats.org/officeDocument/2006/bibliography" SelectedStyle="\APASixthEditionOfficeOnline.xsl" StyleName="APA" Version="6">
-  <b:Source>
-    <b:Tag>Article</b:Tag>
-    <b:SourceType>JournalArticle</b:SourceType>
-    <b:Guid>{A9826F97-9AB6-4323-9880-F46D9FA5FDF4}</b:Guid>
-    <b:Title>Article Title</b:Title>
-    <b:Year>Year</b:Year>
-    <b:JournalName>Journal Title</b:JournalName>
-    <b:Pages>Pages From - To</b:Pages>
-    <b:Author>
-      <b:Author>
-        <b:NameList>
-          <b:Person>
-            <b:Last>Last Name</b:Last>
-            <b:First>First,</b:First>
-            <b:Middle>Middle</b:Middle>
-          </b:Person>
-        </b:NameList>
-      </b:Author>
-    </b:Author>
-    <b:RefOrder>1</b:RefOrder>
-  </b:Source>
-  <b:Source>
-    <b:Tag>Last</b:Tag>
-    <b:SourceType>Book</b:SourceType>
-    <b:Guid>{60AAA012-579D-4CB3-B717-40E27E8995F9}</b:Guid>
-    <b:Title>Book Title</b:Title>
-    <b:Year>Year</b:Year>
-    <b:City>City Name</b:City>
-    <b:Publisher>Publisher Name</b:Publisher>
-    <b:Author>
-      <b:Author>
-        <b:NameList>
-          <b:Person>
-            <b:Last>Last Name</b:Last>
-            <b:First>First,</b:First>
-            <b:Middle>Middle</b:Middle>
-          </b:Person>
-        </b:NameList>
-      </b:Author>
-    </b:Author>
-    <b:RefOrder>2</b:RefOrder>
-  </b:Source>
-</b:Sources>
+<p:properties xmlns:p="http://schemas.microsoft.com/office/2006/metadata/properties" xmlns:xsi="http://www.w3.org/2001/XMLSchema-instance" xmlns:pc="http://schemas.microsoft.com/office/infopath/2007/PartnerControls">
+  <documentManagement>
+    <lcf76f155ced4ddcb4097134ff3c332f xmlns="c340dd69-6dcb-4f68-be59-83f5ced86ed4">
+      <Terms xmlns="http://schemas.microsoft.com/office/infopath/2007/PartnerControls"/>
+    </lcf76f155ced4ddcb4097134ff3c332f>
+    <TaxCatchAll xmlns="90ab80b9-a678-4acf-968e-12ab5f1680e1" xsi:nil="true"/>
+  </documentManagement>
+</p:properties>
 </file>
 
 <file path=customXml/item3.xml><?xml version="1.0" encoding="utf-8"?>
+<?mso-contentType ?>
+<FormTemplates xmlns="http://schemas.microsoft.com/sharepoint/v3/contenttype/forms">
+  <Display>DocumentLibraryForm</Display>
+  <Edit>DocumentLibraryForm</Edit>
+  <New>DocumentLibraryForm</New>
+</FormTemplates>
+</file>
+
+<file path=customXml/item4.xml><?xml version="1.0" encoding="utf-8"?>
 <ct:contentTypeSchema xmlns:ct="http://schemas.microsoft.com/office/2006/metadata/contentType" xmlns:ma="http://schemas.microsoft.com/office/2006/metadata/properties/metaAttributes" ct:_="" ma:_="" ma:contentTypeName="Document" ma:contentTypeID="0x010100BD6C6811FDA4354DADCD440B75A43D37" ma:contentTypeVersion="11" ma:contentTypeDescription="Create a new document." ma:contentTypeScope="" ma:versionID="a91333966e9b5d4bdd13b64d2abe3577">
   <xsd:schema xmlns:xsd="http://www.w3.org/2001/XMLSchema" xmlns:xs="http://www.w3.org/2001/XMLSchema" xmlns:p="http://schemas.microsoft.com/office/2006/metadata/properties" xmlns:ns2="c340dd69-6dcb-4f68-be59-83f5ced86ed4" xmlns:ns3="90ab80b9-a678-4acf-968e-12ab5f1680e1" targetNamespace="http://schemas.microsoft.com/office/2006/metadata/properties" ma:root="true" ma:fieldsID="515f04c4260719a37f25d194220eca20" ns2:_="" ns3:_="">
     <xsd:import namespace="c340dd69-6dcb-4f68-be59-83f5ced86ed4"/>
@@ -13076,24 +11143,51 @@
 </ct:contentTypeSchema>
 </file>
 
-<file path=customXml/item4.xml><?xml version="1.0" encoding="utf-8"?>
-<?mso-contentType ?>
-<FormTemplates xmlns="http://schemas.microsoft.com/sharepoint/v3/contenttype/forms">
-  <Display>DocumentLibraryForm</Display>
-  <Edit>DocumentLibraryForm</Edit>
-  <New>DocumentLibraryForm</New>
-</FormTemplates>
-</file>
-
 <file path=customXml/item5.xml><?xml version="1.0" encoding="utf-8"?>
-<p:properties xmlns:p="http://schemas.microsoft.com/office/2006/metadata/properties" xmlns:xsi="http://www.w3.org/2001/XMLSchema-instance" xmlns:pc="http://schemas.microsoft.com/office/infopath/2007/PartnerControls">
-  <documentManagement>
-    <lcf76f155ced4ddcb4097134ff3c332f xmlns="c340dd69-6dcb-4f68-be59-83f5ced86ed4">
-      <Terms xmlns="http://schemas.microsoft.com/office/infopath/2007/PartnerControls"/>
-    </lcf76f155ced4ddcb4097134ff3c332f>
-    <TaxCatchAll xmlns="90ab80b9-a678-4acf-968e-12ab5f1680e1" xsi:nil="true"/>
-  </documentManagement>
-</p:properties>
+<b:Sources xmlns:b="http://schemas.openxmlformats.org/officeDocument/2006/bibliography" SelectedStyle="\APASixthEditionOfficeOnline.xsl" StyleName="APA" Version="6">
+  <b:Source>
+    <b:Tag>Article</b:Tag>
+    <b:SourceType>JournalArticle</b:SourceType>
+    <b:Guid>{A9826F97-9AB6-4323-9880-F46D9FA5FDF4}</b:Guid>
+    <b:Title>Article Title</b:Title>
+    <b:Year>Year</b:Year>
+    <b:JournalName>Journal Title</b:JournalName>
+    <b:Pages>Pages From - To</b:Pages>
+    <b:Author>
+      <b:Author>
+        <b:NameList>
+          <b:Person>
+            <b:Last>Last Name</b:Last>
+            <b:First>First,</b:First>
+            <b:Middle>Middle</b:Middle>
+          </b:Person>
+        </b:NameList>
+      </b:Author>
+    </b:Author>
+    <b:RefOrder>1</b:RefOrder>
+  </b:Source>
+  <b:Source>
+    <b:Tag>Last</b:Tag>
+    <b:SourceType>Book</b:SourceType>
+    <b:Guid>{60AAA012-579D-4CB3-B717-40E27E8995F9}</b:Guid>
+    <b:Title>Book Title</b:Title>
+    <b:Year>Year</b:Year>
+    <b:City>City Name</b:City>
+    <b:Publisher>Publisher Name</b:Publisher>
+    <b:Author>
+      <b:Author>
+        <b:NameList>
+          <b:Person>
+            <b:Last>Last Name</b:Last>
+            <b:First>First,</b:First>
+            <b:Middle>Middle</b:Middle>
+          </b:Person>
+        </b:NameList>
+      </b:Author>
+    </b:Author>
+    <b:RefOrder>2</b:RefOrder>
+  </b:Source>
+</b:Sources>
 </file>
 
 <file path=customXml/itemProps1.xml><?xml version="1.0" encoding="utf-8"?>
@@ -13105,14 +11199,25 @@
 </file>
 
 <file path=customXml/itemProps2.xml><?xml version="1.0" encoding="utf-8"?>
-<ds:datastoreItem xmlns:ds="http://schemas.openxmlformats.org/officeDocument/2006/customXml" ds:itemID="{A1D6AB2C-F900-449D-B3C6-92992338E120}">
+<ds:datastoreItem xmlns:ds="http://schemas.openxmlformats.org/officeDocument/2006/customXml" ds:itemID="{92128140-75F5-4178-BEB7-EBA3DBDE7562}">
   <ds:schemaRefs>
-    <ds:schemaRef ds:uri="http://schemas.openxmlformats.org/officeDocument/2006/bibliography"/>
+    <ds:schemaRef ds:uri="http://schemas.microsoft.com/office/2006/metadata/properties"/>
+    <ds:schemaRef ds:uri="http://schemas.microsoft.com/office/infopath/2007/PartnerControls"/>
+    <ds:schemaRef ds:uri="c340dd69-6dcb-4f68-be59-83f5ced86ed4"/>
+    <ds:schemaRef ds:uri="90ab80b9-a678-4acf-968e-12ab5f1680e1"/>
   </ds:schemaRefs>
 </ds:datastoreItem>
 </file>
 
 <file path=customXml/itemProps3.xml><?xml version="1.0" encoding="utf-8"?>
+<ds:datastoreItem xmlns:ds="http://schemas.openxmlformats.org/officeDocument/2006/customXml" ds:itemID="{B33CC575-6599-4AC1-BCAC-F9284BF1579B}">
+  <ds:schemaRefs>
+    <ds:schemaRef ds:uri="http://schemas.microsoft.com/sharepoint/v3/contenttype/forms"/>
+  </ds:schemaRefs>
+</ds:datastoreItem>
+</file>
+
+<file path=customXml/itemProps4.xml><?xml version="1.0" encoding="utf-8"?>
 <ds:datastoreItem xmlns:ds="http://schemas.openxmlformats.org/officeDocument/2006/customXml" ds:itemID="{29CA1B19-4203-4E95-935E-6F49546E7389}">
   <ds:schemaRefs>
     <ds:schemaRef ds:uri="http://schemas.microsoft.com/office/2006/metadata/contentType"/>
@@ -13131,21 +11236,10 @@
 </ds:datastoreItem>
 </file>
 
-<file path=customXml/itemProps4.xml><?xml version="1.0" encoding="utf-8"?>
-<ds:datastoreItem xmlns:ds="http://schemas.openxmlformats.org/officeDocument/2006/customXml" ds:itemID="{B33CC575-6599-4AC1-BCAC-F9284BF1579B}">
+<file path=customXml/itemProps5.xml><?xml version="1.0" encoding="utf-8"?>
+<ds:datastoreItem xmlns:ds="http://schemas.openxmlformats.org/officeDocument/2006/customXml" ds:itemID="{A1D6AB2C-F900-449D-B3C6-92992338E120}">
   <ds:schemaRefs>
-    <ds:schemaRef ds:uri="http://schemas.microsoft.com/sharepoint/v3/contenttype/forms"/>
-  </ds:schemaRefs>
-</ds:datastoreItem>
-</file>
-
-<file path=customXml/itemProps5.xml><?xml version="1.0" encoding="utf-8"?>
-<ds:datastoreItem xmlns:ds="http://schemas.openxmlformats.org/officeDocument/2006/customXml" ds:itemID="{92128140-75F5-4178-BEB7-EBA3DBDE7562}">
-  <ds:schemaRefs>
-    <ds:schemaRef ds:uri="http://schemas.microsoft.com/office/2006/metadata/properties"/>
-    <ds:schemaRef ds:uri="http://schemas.microsoft.com/office/infopath/2007/PartnerControls"/>
-    <ds:schemaRef ds:uri="c340dd69-6dcb-4f68-be59-83f5ced86ed4"/>
-    <ds:schemaRef ds:uri="90ab80b9-a678-4acf-968e-12ab5f1680e1"/>
+    <ds:schemaRef ds:uri="http://schemas.openxmlformats.org/officeDocument/2006/bibliography"/>
   </ds:schemaRefs>
 </ds:datastoreItem>
 </file>
--- a/documentation/Taco Tom's Admin Documentation.docx
+++ b/documentation/Taco Tom's Admin Documentation.docx
@@ -676,7 +676,7 @@
             </w:rPr>
             <w:fldChar w:fldCharType="separate"/>
           </w:r>
-          <w:hyperlink w:anchor="_Toc236674573" w:history="1">
+          <w:hyperlink w:anchor="_Toc236674843" w:history="1">
             <w:r>
               <w:rPr>
                 <w:rStyle w:val="Hyperlink"/>
@@ -703,7 +703,7 @@
                 <w:noProof/>
                 <w:webHidden/>
               </w:rPr>
-              <w:instrText xml:space="preserve"> PAGEREF _Toc236674573 \h </w:instrText>
+              <w:instrText xml:space="preserve"> PAGEREF _Toc236674843 \h </w:instrText>
             </w:r>
             <w:r>
               <w:rPr>
@@ -752,7 +752,7 @@
               <w14:ligatures w14:val="standardContextual"/>
             </w:rPr>
           </w:pPr>
-          <w:hyperlink w:anchor="_Toc236674574" w:history="1">
+          <w:hyperlink w:anchor="_Toc236674844" w:history="1">
             <w:r>
               <w:rPr>
                 <w:rStyle w:val="Hyperlink"/>
@@ -779,7 +779,7 @@
                 <w:noProof/>
                 <w:webHidden/>
               </w:rPr>
-              <w:instrText xml:space="preserve"> PAGEREF _Toc236674574 \h </w:instrText>
+              <w:instrText xml:space="preserve"> PAGEREF _Toc236674844 \h </w:instrText>
             </w:r>
             <w:r>
               <w:rPr>
@@ -826,7 +826,7 @@
               <w14:ligatures w14:val="standardContextual"/>
             </w:rPr>
           </w:pPr>
-          <w:hyperlink w:anchor="_Toc236674575" w:history="1">
+          <w:hyperlink w:anchor="_Toc236674845" w:history="1">
             <w:r>
               <w:rPr>
                 <w:rStyle w:val="Hyperlink"/>
@@ -853,7 +853,7 @@
                 <w:noProof/>
                 <w:webHidden/>
               </w:rPr>
-              <w:instrText xml:space="preserve"> PAGEREF _Toc236674575 \h </w:instrText>
+              <w:instrText xml:space="preserve"> PAGEREF _Toc236674845 \h </w:instrText>
             </w:r>
             <w:r>
               <w:rPr>
@@ -902,7 +902,7 @@
               <w14:ligatures w14:val="standardContextual"/>
             </w:rPr>
           </w:pPr>
-          <w:hyperlink w:anchor="_Toc236674576" w:history="1">
+          <w:hyperlink w:anchor="_Toc236674846" w:history="1">
             <w:r>
               <w:rPr>
                 <w:rStyle w:val="Hyperlink"/>
@@ -929,7 +929,7 @@
                 <w:noProof/>
                 <w:webHidden/>
               </w:rPr>
-              <w:instrText xml:space="preserve"> PAGEREF _Toc236674576 \h </w:instrText>
+              <w:instrText xml:space="preserve"> PAGEREF _Toc236674846 \h </w:instrText>
             </w:r>
             <w:r>
               <w:rPr>
@@ -976,7 +976,7 @@
               <w14:ligatures w14:val="standardContextual"/>
             </w:rPr>
           </w:pPr>
-          <w:hyperlink w:anchor="_Toc236674577" w:history="1">
+          <w:hyperlink w:anchor="_Toc236674847" w:history="1">
             <w:r>
               <w:rPr>
                 <w:rStyle w:val="Hyperlink"/>
@@ -1003,7 +1003,7 @@
                 <w:noProof/>
                 <w:webHidden/>
               </w:rPr>
-              <w:instrText xml:space="preserve"> PAGEREF _Toc236674577 \h </w:instrText>
+              <w:instrText xml:space="preserve"> PAGEREF _Toc236674847 \h </w:instrText>
             </w:r>
             <w:r>
               <w:rPr>
@@ -1052,7 +1052,7 @@
               <w14:ligatures w14:val="standardContextual"/>
             </w:rPr>
           </w:pPr>
-          <w:hyperlink w:anchor="_Toc236674578" w:history="1">
+          <w:hyperlink w:anchor="_Toc236674848" w:history="1">
             <w:r>
               <w:rPr>
                 <w:rStyle w:val="Hyperlink"/>
@@ -1079,7 +1079,7 @@
                 <w:noProof/>
                 <w:webHidden/>
               </w:rPr>
-              <w:instrText xml:space="preserve"> PAGEREF _Toc236674578 \h </w:instrText>
+              <w:instrText xml:space="preserve"> PAGEREF _Toc236674848 \h </w:instrText>
             </w:r>
             <w:r>
               <w:rPr>
@@ -1127,7 +1127,7 @@
               <w14:ligatures w14:val="standardContextual"/>
             </w:rPr>
           </w:pPr>
-          <w:hyperlink w:anchor="_Toc236674579" w:history="1">
+          <w:hyperlink w:anchor="_Toc236674849" w:history="1">
             <w:r>
               <w:rPr>
                 <w:rStyle w:val="Hyperlink"/>
@@ -1174,7 +1174,7 @@
                 <w:noProof/>
                 <w:webHidden/>
               </w:rPr>
-              <w:instrText xml:space="preserve"> PAGEREF _Toc236674579 \h </w:instrText>
+              <w:instrText xml:space="preserve"> PAGEREF _Toc236674849 \h </w:instrText>
             </w:r>
             <w:r>
               <w:rPr>
@@ -1222,7 +1222,7 @@
               <w14:ligatures w14:val="standardContextual"/>
             </w:rPr>
           </w:pPr>
-          <w:hyperlink w:anchor="_Toc236674580" w:history="1">
+          <w:hyperlink w:anchor="_Toc236674850" w:history="1">
             <w:r>
               <w:rPr>
                 <w:rStyle w:val="Hyperlink"/>
@@ -1269,7 +1269,7 @@
                 <w:noProof/>
                 <w:webHidden/>
               </w:rPr>
-              <w:instrText xml:space="preserve"> PAGEREF _Toc236674580 \h </w:instrText>
+              <w:instrText xml:space="preserve"> PAGEREF _Toc236674850 \h </w:instrText>
             </w:r>
             <w:r>
               <w:rPr>
@@ -1318,7 +1318,7 @@
               <w14:ligatures w14:val="standardContextual"/>
             </w:rPr>
           </w:pPr>
-          <w:hyperlink w:anchor="_Toc236674581" w:history="1">
+          <w:hyperlink w:anchor="_Toc236674851" w:history="1">
             <w:r>
               <w:rPr>
                 <w:rStyle w:val="Hyperlink"/>
@@ -1345,7 +1345,7 @@
                 <w:noProof/>
                 <w:webHidden/>
               </w:rPr>
-              <w:instrText xml:space="preserve"> PAGEREF _Toc236674581 \h </w:instrText>
+              <w:instrText xml:space="preserve"> PAGEREF _Toc236674851 \h </w:instrText>
             </w:r>
             <w:r>
               <w:rPr>
@@ -1392,7 +1392,7 @@
               <w14:ligatures w14:val="standardContextual"/>
             </w:rPr>
           </w:pPr>
-          <w:hyperlink w:anchor="_Toc236674582" w:history="1">
+          <w:hyperlink w:anchor="_Toc236674852" w:history="1">
             <w:r>
               <w:rPr>
                 <w:rStyle w:val="Hyperlink"/>
@@ -1419,7 +1419,7 @@
                 <w:noProof/>
                 <w:webHidden/>
               </w:rPr>
-              <w:instrText xml:space="preserve"> PAGEREF _Toc236674582 \h </w:instrText>
+              <w:instrText xml:space="preserve"> PAGEREF _Toc236674852 \h </w:instrText>
             </w:r>
             <w:r>
               <w:rPr>
@@ -1466,7 +1466,7 @@
               <w14:ligatures w14:val="standardContextual"/>
             </w:rPr>
           </w:pPr>
-          <w:hyperlink w:anchor="_Toc236674583" w:history="1">
+          <w:hyperlink w:anchor="_Toc236674853" w:history="1">
             <w:r>
               <w:rPr>
                 <w:rStyle w:val="Hyperlink"/>
@@ -1493,7 +1493,7 @@
                 <w:noProof/>
                 <w:webHidden/>
               </w:rPr>
-              <w:instrText xml:space="preserve"> PAGEREF _Toc236674583 \h </w:instrText>
+              <w:instrText xml:space="preserve"> PAGEREF _Toc236674853 \h </w:instrText>
             </w:r>
             <w:r>
               <w:rPr>
@@ -1540,7 +1540,7 @@
               <w14:ligatures w14:val="standardContextual"/>
             </w:rPr>
           </w:pPr>
-          <w:hyperlink w:anchor="_Toc236674584" w:history="1">
+          <w:hyperlink w:anchor="_Toc236674854" w:history="1">
             <w:r>
               <w:rPr>
                 <w:rStyle w:val="Hyperlink"/>
@@ -1567,7 +1567,7 @@
                 <w:noProof/>
                 <w:webHidden/>
               </w:rPr>
-              <w:instrText xml:space="preserve"> PAGEREF _Toc236674584 \h </w:instrText>
+              <w:instrText xml:space="preserve"> PAGEREF _Toc236674854 \h </w:instrText>
             </w:r>
             <w:r>
               <w:rPr>
@@ -1614,7 +1614,7 @@
               <w14:ligatures w14:val="standardContextual"/>
             </w:rPr>
           </w:pPr>
-          <w:hyperlink w:anchor="_Toc236674585" w:history="1">
+          <w:hyperlink w:anchor="_Toc236674855" w:history="1">
             <w:r>
               <w:rPr>
                 <w:rStyle w:val="Hyperlink"/>
@@ -1641,7 +1641,7 @@
                 <w:noProof/>
                 <w:webHidden/>
               </w:rPr>
-              <w:instrText xml:space="preserve"> PAGEREF _Toc236674585 \h </w:instrText>
+              <w:instrText xml:space="preserve"> PAGEREF _Toc236674855 \h </w:instrText>
             </w:r>
             <w:r>
               <w:rPr>
@@ -1688,7 +1688,7 @@
               <w14:ligatures w14:val="standardContextual"/>
             </w:rPr>
           </w:pPr>
-          <w:hyperlink w:anchor="_Toc236674586" w:history="1">
+          <w:hyperlink w:anchor="_Toc236674856" w:history="1">
             <w:r>
               <w:rPr>
                 <w:rStyle w:val="Hyperlink"/>
@@ -1715,7 +1715,7 @@
                 <w:noProof/>
                 <w:webHidden/>
               </w:rPr>
-              <w:instrText xml:space="preserve"> PAGEREF _Toc236674586 \h </w:instrText>
+              <w:instrText xml:space="preserve"> PAGEREF _Toc236674856 \h </w:instrText>
             </w:r>
             <w:r>
               <w:rPr>
@@ -1764,7 +1764,7 @@
               <w14:ligatures w14:val="standardContextual"/>
             </w:rPr>
           </w:pPr>
-          <w:hyperlink w:anchor="_Toc236674587" w:history="1">
+          <w:hyperlink w:anchor="_Toc236674857" w:history="1">
             <w:r>
               <w:rPr>
                 <w:rStyle w:val="Hyperlink"/>
@@ -1791,7 +1791,7 @@
                 <w:noProof/>
                 <w:webHidden/>
               </w:rPr>
-              <w:instrText xml:space="preserve"> PAGEREF _Toc236674587 \h </w:instrText>
+              <w:instrText xml:space="preserve"> PAGEREF _Toc236674857 \h </w:instrText>
             </w:r>
             <w:r>
               <w:rPr>
@@ -1838,7 +1838,7 @@
               <w14:ligatures w14:val="standardContextual"/>
             </w:rPr>
           </w:pPr>
-          <w:hyperlink w:anchor="_Toc236674588" w:history="1">
+          <w:hyperlink w:anchor="_Toc236674858" w:history="1">
             <w:r>
               <w:rPr>
                 <w:rStyle w:val="Hyperlink"/>
@@ -1865,7 +1865,7 @@
                 <w:noProof/>
                 <w:webHidden/>
               </w:rPr>
-              <w:instrText xml:space="preserve"> PAGEREF _Toc236674588 \h </w:instrText>
+              <w:instrText xml:space="preserve"> PAGEREF _Toc236674858 \h </w:instrText>
             </w:r>
             <w:r>
               <w:rPr>
@@ -1912,7 +1912,7 @@
               <w14:ligatures w14:val="standardContextual"/>
             </w:rPr>
           </w:pPr>
-          <w:hyperlink w:anchor="_Toc236674589" w:history="1">
+          <w:hyperlink w:anchor="_Toc236674859" w:history="1">
             <w:r>
               <w:rPr>
                 <w:rStyle w:val="Hyperlink"/>
@@ -1939,7 +1939,7 @@
                 <w:noProof/>
                 <w:webHidden/>
               </w:rPr>
-              <w:instrText xml:space="preserve"> PAGEREF _Toc236674589 \h </w:instrText>
+              <w:instrText xml:space="preserve"> PAGEREF _Toc236674859 \h </w:instrText>
             </w:r>
             <w:r>
               <w:rPr>
@@ -2013,7 +2013,7 @@
       <w:pPr>
         <w:pStyle w:val="Heading1"/>
       </w:pPr>
-      <w:bookmarkStart w:id="0" w:name="_Toc236674573"/>
+      <w:bookmarkStart w:id="0" w:name="_Toc236674843"/>
       <w:r>
         <w:lastRenderedPageBreak/>
         <w:t>Taco Tom’s Admin Page – User Guide</w:t>
@@ -2024,7 +2024,7 @@
       <w:pPr>
         <w:pStyle w:val="Heading2"/>
       </w:pPr>
-      <w:bookmarkStart w:id="1" w:name="_Toc236674574"/>
+      <w:bookmarkStart w:id="1" w:name="_Toc236674844"/>
       <w:r>
         <w:t>Introduction</w:t>
       </w:r>
@@ -2038,7 +2038,7 @@
       <w:r>
         <w:tab/>
       </w:r>
-      <w:bookmarkStart w:id="2" w:name="_Toc236674575"/>
+      <w:bookmarkStart w:id="2" w:name="_Toc236674845"/>
       <w:r>
         <w:t>Purpose</w:t>
       </w:r>
@@ -2133,7 +2133,7 @@
       <w:pPr>
         <w:pStyle w:val="Heading2"/>
       </w:pPr>
-      <w:bookmarkStart w:id="3" w:name="_Toc236674576"/>
+      <w:bookmarkStart w:id="3" w:name="_Toc236674846"/>
       <w:r>
         <w:t>Accessing the Admin Page</w:t>
       </w:r>
@@ -2143,7 +2143,7 @@
       <w:pPr>
         <w:pStyle w:val="Heading3"/>
       </w:pPr>
-      <w:bookmarkStart w:id="4" w:name="_Toc236674577"/>
+      <w:bookmarkStart w:id="4" w:name="_Toc236674847"/>
       <w:r>
         <w:t>Logging In</w:t>
       </w:r>
@@ -2332,7 +2332,7 @@
       <w:pPr>
         <w:pStyle w:val="Heading2"/>
       </w:pPr>
-      <w:bookmarkStart w:id="5" w:name="_Toc236674578"/>
+      <w:bookmarkStart w:id="5" w:name="_Toc236674848"/>
       <w:r>
         <w:t>Admin Layout Overview</w:t>
       </w:r>
@@ -2353,7 +2353,7 @@
           <w:numId w:val="35"/>
         </w:numPr>
       </w:pPr>
-      <w:bookmarkStart w:id="6" w:name="_Toc236674579"/>
+      <w:bookmarkStart w:id="6" w:name="_Toc236674849"/>
       <w:r>
         <w:rPr>
           <w:rStyle w:val="Heading3Char"/>
@@ -2405,7 +2405,7 @@
           <w:numId w:val="35"/>
         </w:numPr>
       </w:pPr>
-      <w:bookmarkStart w:id="7" w:name="_Toc236674580"/>
+      <w:bookmarkStart w:id="7" w:name="_Toc236674850"/>
       <w:r>
         <w:rPr>
           <w:rStyle w:val="Heading3Char"/>
@@ -2578,7 +2578,7 @@
       <w:pPr>
         <w:pStyle w:val="Heading2"/>
       </w:pPr>
-      <w:bookmarkStart w:id="8" w:name="_Toc236674581"/>
+      <w:bookmarkStart w:id="8" w:name="_Toc236674851"/>
       <w:r>
         <w:lastRenderedPageBreak/>
         <w:t>Managing Menu Items</w:t>
@@ -2589,7 +2589,7 @@
       <w:pPr>
         <w:pStyle w:val="Heading3"/>
       </w:pPr>
-      <w:bookmarkStart w:id="9" w:name="_Toc236674582"/>
+      <w:bookmarkStart w:id="9" w:name="_Toc236674852"/>
       <w:r>
         <w:t>Adding a New Item</w:t>
       </w:r>
@@ -2843,7 +2843,7 @@
       <w:pPr>
         <w:pStyle w:val="Heading3"/>
       </w:pPr>
-      <w:bookmarkStart w:id="10" w:name="_Toc236674583"/>
+      <w:bookmarkStart w:id="10" w:name="_Toc236674853"/>
       <w:r>
         <w:t>Editing An Existing Item</w:t>
       </w:r>
@@ -3121,7 +3121,7 @@
       <w:pPr>
         <w:pStyle w:val="Heading3"/>
       </w:pPr>
-      <w:bookmarkStart w:id="11" w:name="_Toc236674584"/>
+      <w:bookmarkStart w:id="11" w:name="_Toc236674854"/>
       <w:r>
         <w:t>Toggling Availability</w:t>
       </w:r>
@@ -3243,7 +3243,7 @@
       <w:pPr>
         <w:pStyle w:val="Heading3"/>
       </w:pPr>
-      <w:bookmarkStart w:id="12" w:name="_Toc236674585"/>
+      <w:bookmarkStart w:id="12" w:name="_Toc236674855"/>
       <w:r>
         <w:lastRenderedPageBreak/>
         <w:t>Deleting An Item</w:t>
@@ -3443,7 +3443,7 @@
       <w:pPr>
         <w:pStyle w:val="Heading3"/>
       </w:pPr>
-      <w:bookmarkStart w:id="13" w:name="_Toc236674586"/>
+      <w:bookmarkStart w:id="13" w:name="_Toc236674856"/>
       <w:r>
         <w:t>Logging Out</w:t>
       </w:r>
@@ -3529,7 +3529,7 @@
       <w:pPr>
         <w:pStyle w:val="Heading2"/>
       </w:pPr>
-      <w:bookmarkStart w:id="14" w:name="_Toc236674587"/>
+      <w:bookmarkStart w:id="14" w:name="_Toc236674857"/>
       <w:r>
         <w:lastRenderedPageBreak/>
         <w:t>Troubleshooting</w:t>
@@ -3581,7 +3581,7 @@
       <w:pPr>
         <w:pStyle w:val="Heading3"/>
       </w:pPr>
-      <w:bookmarkStart w:id="15" w:name="_Toc236674588"/>
+      <w:bookmarkStart w:id="15" w:name="_Toc236674858"/>
       <w:r>
         <w:t xml:space="preserve">Menu items are not </w:t>
       </w:r>
@@ -3642,7 +3642,7 @@
       <w:pPr>
         <w:pStyle w:val="Heading3"/>
       </w:pPr>
-      <w:bookmarkStart w:id="16" w:name="_Toc236674589"/>
+      <w:bookmarkStart w:id="16" w:name="_Toc236674859"/>
       <w:r>
         <w:t>Photos are not appearing</w:t>
       </w:r>
@@ -10240,6 +10240,8 @@
     <w:rsid w:val="005008B0"/>
     <w:rsid w:val="00575BA2"/>
     <w:rsid w:val="005B2ABC"/>
+    <w:rsid w:val="005C5490"/>
+    <w:rsid w:val="006B1B87"/>
     <w:rsid w:val="007B62A9"/>
     <w:rsid w:val="00951232"/>
     <w:rsid w:val="009801C9"/>
@@ -10929,26 +10931,53 @@
 </file>
 
 <file path=customXml/item2.xml><?xml version="1.0" encoding="utf-8"?>
-<p:properties xmlns:p="http://schemas.microsoft.com/office/2006/metadata/properties" xmlns:xsi="http://www.w3.org/2001/XMLSchema-instance" xmlns:pc="http://schemas.microsoft.com/office/infopath/2007/PartnerControls">
-  <documentManagement>
-    <lcf76f155ced4ddcb4097134ff3c332f xmlns="c340dd69-6dcb-4f68-be59-83f5ced86ed4">
-      <Terms xmlns="http://schemas.microsoft.com/office/infopath/2007/PartnerControls"/>
-    </lcf76f155ced4ddcb4097134ff3c332f>
-    <TaxCatchAll xmlns="90ab80b9-a678-4acf-968e-12ab5f1680e1" xsi:nil="true"/>
-  </documentManagement>
-</p:properties>
+<b:Sources xmlns:b="http://schemas.openxmlformats.org/officeDocument/2006/bibliography" SelectedStyle="\APASixthEditionOfficeOnline.xsl" StyleName="APA" Version="6">
+  <b:Source>
+    <b:Tag>Article</b:Tag>
+    <b:SourceType>JournalArticle</b:SourceType>
+    <b:Guid>{A9826F97-9AB6-4323-9880-F46D9FA5FDF4}</b:Guid>
+    <b:Title>Article Title</b:Title>
+    <b:Year>Year</b:Year>
+    <b:JournalName>Journal Title</b:JournalName>
+    <b:Pages>Pages From - To</b:Pages>
+    <b:Author>
+      <b:Author>
+        <b:NameList>
+          <b:Person>
+            <b:Last>Last Name</b:Last>
+            <b:First>First,</b:First>
+            <b:Middle>Middle</b:Middle>
+          </b:Person>
+        </b:NameList>
+      </b:Author>
+    </b:Author>
+    <b:RefOrder>1</b:RefOrder>
+  </b:Source>
+  <b:Source>
+    <b:Tag>Last</b:Tag>
+    <b:SourceType>Book</b:SourceType>
+    <b:Guid>{60AAA012-579D-4CB3-B717-40E27E8995F9}</b:Guid>
+    <b:Title>Book Title</b:Title>
+    <b:Year>Year</b:Year>
+    <b:City>City Name</b:City>
+    <b:Publisher>Publisher Name</b:Publisher>
+    <b:Author>
+      <b:Author>
+        <b:NameList>
+          <b:Person>
+            <b:Last>Last Name</b:Last>
+            <b:First>First,</b:First>
+            <b:Middle>Middle</b:Middle>
+          </b:Person>
+        </b:NameList>
+      </b:Author>
+    </b:Author>
+    <b:RefOrder>2</b:RefOrder>
+  </b:Source>
+</b:Sources>
 </file>
 
 <file path=customXml/item3.xml><?xml version="1.0" encoding="utf-8"?>
-<?mso-contentType ?>
-<FormTemplates xmlns="http://schemas.microsoft.com/sharepoint/v3/contenttype/forms">
-  <Display>DocumentLibraryForm</Display>
-  <Edit>DocumentLibraryForm</Edit>
-  <New>DocumentLibraryForm</New>
-</FormTemplates>
-</file>
-
-<file path=customXml/item4.xml><?xml version="1.0" encoding="utf-8"?>
 <ct:contentTypeSchema xmlns:ct="http://schemas.microsoft.com/office/2006/metadata/contentType" xmlns:ma="http://schemas.microsoft.com/office/2006/metadata/properties/metaAttributes" ct:_="" ma:_="" ma:contentTypeName="Document" ma:contentTypeID="0x010100BD6C6811FDA4354DADCD440B75A43D37" ma:contentTypeVersion="11" ma:contentTypeDescription="Create a new document." ma:contentTypeScope="" ma:versionID="a91333966e9b5d4bdd13b64d2abe3577">
   <xsd:schema xmlns:xsd="http://www.w3.org/2001/XMLSchema" xmlns:xs="http://www.w3.org/2001/XMLSchema" xmlns:p="http://schemas.microsoft.com/office/2006/metadata/properties" xmlns:ns2="c340dd69-6dcb-4f68-be59-83f5ced86ed4" xmlns:ns3="90ab80b9-a678-4acf-968e-12ab5f1680e1" targetNamespace="http://schemas.microsoft.com/office/2006/metadata/properties" ma:root="true" ma:fieldsID="515f04c4260719a37f25d194220eca20" ns2:_="" ns3:_="">
     <xsd:import namespace="c340dd69-6dcb-4f68-be59-83f5ced86ed4"/>
@@ -11143,51 +11172,24 @@
 </ct:contentTypeSchema>
 </file>
 
+<file path=customXml/item4.xml><?xml version="1.0" encoding="utf-8"?>
+<?mso-contentType ?>
+<FormTemplates xmlns="http://schemas.microsoft.com/sharepoint/v3/contenttype/forms">
+  <Display>DocumentLibraryForm</Display>
+  <Edit>DocumentLibraryForm</Edit>
+  <New>DocumentLibraryForm</New>
+</FormTemplates>
+</file>
+
 <file path=customXml/item5.xml><?xml version="1.0" encoding="utf-8"?>
-<b:Sources xmlns:b="http://schemas.openxmlformats.org/officeDocument/2006/bibliography" SelectedStyle="\APASixthEditionOfficeOnline.xsl" StyleName="APA" Version="6">
-  <b:Source>
-    <b:Tag>Article</b:Tag>
-    <b:SourceType>JournalArticle</b:SourceType>
-    <b:Guid>{A9826F97-9AB6-4323-9880-F46D9FA5FDF4}</b:Guid>
-    <b:Title>Article Title</b:Title>
-    <b:Year>Year</b:Year>
-    <b:JournalName>Journal Title</b:JournalName>
-    <b:Pages>Pages From - To</b:Pages>
-    <b:Author>
-      <b:Author>
-        <b:NameList>
-          <b:Person>
-            <b:Last>Last Name</b:Last>
-            <b:First>First,</b:First>
-            <b:Middle>Middle</b:Middle>
-          </b:Person>
-        </b:NameList>
-      </b:Author>
-    </b:Author>
-    <b:RefOrder>1</b:RefOrder>
-  </b:Source>
-  <b:Source>
-    <b:Tag>Last</b:Tag>
-    <b:SourceType>Book</b:SourceType>
-    <b:Guid>{60AAA012-579D-4CB3-B717-40E27E8995F9}</b:Guid>
-    <b:Title>Book Title</b:Title>
-    <b:Year>Year</b:Year>
-    <b:City>City Name</b:City>
-    <b:Publisher>Publisher Name</b:Publisher>
-    <b:Author>
-      <b:Author>
-        <b:NameList>
-          <b:Person>
-            <b:Last>Last Name</b:Last>
-            <b:First>First,</b:First>
-            <b:Middle>Middle</b:Middle>
-          </b:Person>
-        </b:NameList>
-      </b:Author>
-    </b:Author>
-    <b:RefOrder>2</b:RefOrder>
-  </b:Source>
-</b:Sources>
+<p:properties xmlns:p="http://schemas.microsoft.com/office/2006/metadata/properties" xmlns:xsi="http://www.w3.org/2001/XMLSchema-instance" xmlns:pc="http://schemas.microsoft.com/office/infopath/2007/PartnerControls">
+  <documentManagement>
+    <lcf76f155ced4ddcb4097134ff3c332f xmlns="c340dd69-6dcb-4f68-be59-83f5ced86ed4">
+      <Terms xmlns="http://schemas.microsoft.com/office/infopath/2007/PartnerControls"/>
+    </lcf76f155ced4ddcb4097134ff3c332f>
+    <TaxCatchAll xmlns="90ab80b9-a678-4acf-968e-12ab5f1680e1" xsi:nil="true"/>
+  </documentManagement>
+</p:properties>
 </file>
 
 <file path=customXml/itemProps1.xml><?xml version="1.0" encoding="utf-8"?>
@@ -11199,25 +11201,14 @@
 </file>
 
 <file path=customXml/itemProps2.xml><?xml version="1.0" encoding="utf-8"?>
-<ds:datastoreItem xmlns:ds="http://schemas.openxmlformats.org/officeDocument/2006/customXml" ds:itemID="{92128140-75F5-4178-BEB7-EBA3DBDE7562}">
+<ds:datastoreItem xmlns:ds="http://schemas.openxmlformats.org/officeDocument/2006/customXml" ds:itemID="{A1D6AB2C-F900-449D-B3C6-92992338E120}">
   <ds:schemaRefs>
-    <ds:schemaRef ds:uri="http://schemas.microsoft.com/office/2006/metadata/properties"/>
-    <ds:schemaRef ds:uri="http://schemas.microsoft.com/office/infopath/2007/PartnerControls"/>
-    <ds:schemaRef ds:uri="c340dd69-6dcb-4f68-be59-83f5ced86ed4"/>
-    <ds:schemaRef ds:uri="90ab80b9-a678-4acf-968e-12ab5f1680e1"/>
+    <ds:schemaRef ds:uri="http://schemas.openxmlformats.org/officeDocument/2006/bibliography"/>
   </ds:schemaRefs>
 </ds:datastoreItem>
 </file>
 
 <file path=customXml/itemProps3.xml><?xml version="1.0" encoding="utf-8"?>
-<ds:datastoreItem xmlns:ds="http://schemas.openxmlformats.org/officeDocument/2006/customXml" ds:itemID="{B33CC575-6599-4AC1-BCAC-F9284BF1579B}">
-  <ds:schemaRefs>
-    <ds:schemaRef ds:uri="http://schemas.microsoft.com/sharepoint/v3/contenttype/forms"/>
-  </ds:schemaRefs>
-</ds:datastoreItem>
-</file>
-
-<file path=customXml/itemProps4.xml><?xml version="1.0" encoding="utf-8"?>
 <ds:datastoreItem xmlns:ds="http://schemas.openxmlformats.org/officeDocument/2006/customXml" ds:itemID="{29CA1B19-4203-4E95-935E-6F49546E7389}">
   <ds:schemaRefs>
     <ds:schemaRef ds:uri="http://schemas.microsoft.com/office/2006/metadata/contentType"/>
@@ -11236,10 +11227,21 @@
 </ds:datastoreItem>
 </file>
 
+<file path=customXml/itemProps4.xml><?xml version="1.0" encoding="utf-8"?>
+<ds:datastoreItem xmlns:ds="http://schemas.openxmlformats.org/officeDocument/2006/customXml" ds:itemID="{B33CC575-6599-4AC1-BCAC-F9284BF1579B}">
+  <ds:schemaRefs>
+    <ds:schemaRef ds:uri="http://schemas.microsoft.com/sharepoint/v3/contenttype/forms"/>
+  </ds:schemaRefs>
+</ds:datastoreItem>
+</file>
+
 <file path=customXml/itemProps5.xml><?xml version="1.0" encoding="utf-8"?>
-<ds:datastoreItem xmlns:ds="http://schemas.openxmlformats.org/officeDocument/2006/customXml" ds:itemID="{A1D6AB2C-F900-449D-B3C6-92992338E120}">
+<ds:datastoreItem xmlns:ds="http://schemas.openxmlformats.org/officeDocument/2006/customXml" ds:itemID="{92128140-75F5-4178-BEB7-EBA3DBDE7562}">
   <ds:schemaRefs>
-    <ds:schemaRef ds:uri="http://schemas.openxmlformats.org/officeDocument/2006/bibliography"/>
+    <ds:schemaRef ds:uri="http://schemas.microsoft.com/office/2006/metadata/properties"/>
+    <ds:schemaRef ds:uri="http://schemas.microsoft.com/office/infopath/2007/PartnerControls"/>
+    <ds:schemaRef ds:uri="c340dd69-6dcb-4f68-be59-83f5ced86ed4"/>
+    <ds:schemaRef ds:uri="90ab80b9-a678-4acf-968e-12ab5f1680e1"/>
   </ds:schemaRefs>
 </ds:datastoreItem>
 </file>
--- a/documentation/Taco Tom's Admin Documentation.docx
+++ b/documentation/Taco Tom's Admin Documentation.docx
@@ -3563,7 +3563,59 @@
         </w:numPr>
       </w:pPr>
       <w:r>
-        <w:t>Make sure you’re on https://tacotomslonchera.com/admin/admin-login.html.</w:t>
+        <w:t xml:space="preserve">Make sure you’re on </w:t>
+      </w:r>
+      <w:hyperlink r:id="rId14" w:history="1">
+        <w:r>
+          <w:rPr>
+            <w:rStyle w:val="Hyperlink"/>
+          </w:rPr>
+          <w:t>https://tacotomslonchera.com/admin/admin-login.html</w:t>
+        </w:r>
+      </w:hyperlink>
+      <w:r>
+        <w:t>.</w:t>
+      </w:r>
+    </w:p>
+    <w:p>
+      <w:pPr>
+        <w:numPr>
+          <w:ilvl w:val="1"/>
+          <w:numId w:val="41"/>
+        </w:numPr>
+      </w:pPr>
+      <w:r>
+        <w:t>Hard refresh the page.</w:t>
+      </w:r>
+    </w:p>
+    <w:p>
+      <w:pPr>
+        <w:numPr>
+          <w:ilvl w:val="2"/>
+          <w:numId w:val="41"/>
+        </w:numPr>
+      </w:pPr>
+      <w:r>
+        <w:t>Windows/Linux: press Ctrl + F5</w:t>
+      </w:r>
+    </w:p>
+    <w:p>
+      <w:pPr>
+        <w:numPr>
+          <w:ilvl w:val="2"/>
+          <w:numId w:val="41"/>
+        </w:numPr>
+      </w:pPr>
+      <w:r>
+        <w:t xml:space="preserve">Mac: press </w:t>
+      </w:r>
+      <w:proofErr w:type="spellStart"/>
+      <w:r>
+        <w:t>Cmd</w:t>
+      </w:r>
+      <w:proofErr w:type="spellEnd"/>
+      <w:r>
+        <w:t xml:space="preserve"> + Shift + R</w:t>
       </w:r>
     </w:p>
     <w:p>
@@ -3690,8 +3742,8 @@
       </w:r>
     </w:p>
     <w:sectPr>
-      <w:headerReference w:type="default" r:id="rId14"/>
-      <w:headerReference w:type="first" r:id="rId15"/>
+      <w:headerReference w:type="default" r:id="rId15"/>
+      <w:headerReference w:type="first" r:id="rId16"/>
       <w:footnotePr>
         <w:pos w:val="beneathText"/>
       </w:footnotePr>
@@ -6637,7 +6689,7 @@
         <w:sz w:val="20"/>
       </w:rPr>
     </w:lvl>
-    <w:lvl w:ilvl="2" w:tentative="1">
+    <w:lvl w:ilvl="2">
       <w:start w:val="1"/>
       <w:numFmt w:val="bullet"/>
       <w:lvlText w:val=""/>
@@ -10243,6 +10295,8 @@
     <w:rsid w:val="005C5490"/>
     <w:rsid w:val="006B1B87"/>
     <w:rsid w:val="007B62A9"/>
+    <w:rsid w:val="007C2FF7"/>
+    <w:rsid w:val="00804E56"/>
     <w:rsid w:val="00951232"/>
     <w:rsid w:val="009801C9"/>
     <w:rsid w:val="00A11173"/>
@@ -10931,53 +10985,26 @@
 </file>
 
 <file path=customXml/item2.xml><?xml version="1.0" encoding="utf-8"?>
-<b:Sources xmlns:b="http://schemas.openxmlformats.org/officeDocument/2006/bibliography" SelectedStyle="\APASixthEditionOfficeOnline.xsl" StyleName="APA" Version="6">
-  <b:Source>
-    <b:Tag>Article</b:Tag>
-    <b:SourceType>JournalArticle</b:SourceType>
-    <b:Guid>{A9826F97-9AB6-4323-9880-F46D9FA5FDF4}</b:Guid>
-    <b:Title>Article Title</b:Title>
-    <b:Year>Year</b:Year>
-    <b:JournalName>Journal Title</b:JournalName>
-    <b:Pages>Pages From - To</b:Pages>
-    <b:Author>
-      <b:Author>
-        <b:NameList>
-          <b:Person>
-            <b:Last>Last Name</b:Last>
-            <b:First>First,</b:First>
-            <b:Middle>Middle</b:Middle>
-          </b:Person>
-        </b:NameList>
-      </b:Author>
-    </b:Author>
-    <b:RefOrder>1</b:RefOrder>
-  </b:Source>
-  <b:Source>
-    <b:Tag>Last</b:Tag>
-    <b:SourceType>Book</b:SourceType>
-    <b:Guid>{60AAA012-579D-4CB3-B717-40E27E8995F9}</b:Guid>
-    <b:Title>Book Title</b:Title>
-    <b:Year>Year</b:Year>
-    <b:City>City Name</b:City>
-    <b:Publisher>Publisher Name</b:Publisher>
-    <b:Author>
-      <b:Author>
-        <b:NameList>
-          <b:Person>
-            <b:Last>Last Name</b:Last>
-            <b:First>First,</b:First>
-            <b:Middle>Middle</b:Middle>
-          </b:Person>
-        </b:NameList>
-      </b:Author>
-    </b:Author>
-    <b:RefOrder>2</b:RefOrder>
-  </b:Source>
-</b:Sources>
+<p:properties xmlns:p="http://schemas.microsoft.com/office/2006/metadata/properties" xmlns:xsi="http://www.w3.org/2001/XMLSchema-instance" xmlns:pc="http://schemas.microsoft.com/office/infopath/2007/PartnerControls">
+  <documentManagement>
+    <lcf76f155ced4ddcb4097134ff3c332f xmlns="c340dd69-6dcb-4f68-be59-83f5ced86ed4">
+      <Terms xmlns="http://schemas.microsoft.com/office/infopath/2007/PartnerControls"/>
+    </lcf76f155ced4ddcb4097134ff3c332f>
+    <TaxCatchAll xmlns="90ab80b9-a678-4acf-968e-12ab5f1680e1" xsi:nil="true"/>
+  </documentManagement>
+</p:properties>
 </file>
 
 <file path=customXml/item3.xml><?xml version="1.0" encoding="utf-8"?>
+<?mso-contentType ?>
+<FormTemplates xmlns="http://schemas.microsoft.com/sharepoint/v3/contenttype/forms">
+  <Display>DocumentLibraryForm</Display>
+  <Edit>DocumentLibraryForm</Edit>
+  <New>DocumentLibraryForm</New>
+</FormTemplates>
+</file>
+
+<file path=customXml/item4.xml><?xml version="1.0" encoding="utf-8"?>
 <ct:contentTypeSchema xmlns:ct="http://schemas.microsoft.com/office/2006/metadata/contentType" xmlns:ma="http://schemas.microsoft.com/office/2006/metadata/properties/metaAttributes" ct:_="" ma:_="" ma:contentTypeName="Document" ma:contentTypeID="0x010100BD6C6811FDA4354DADCD440B75A43D37" ma:contentTypeVersion="11" ma:contentTypeDescription="Create a new document." ma:contentTypeScope="" ma:versionID="a91333966e9b5d4bdd13b64d2abe3577">
   <xsd:schema xmlns:xsd="http://www.w3.org/2001/XMLSchema" xmlns:xs="http://www.w3.org/2001/XMLSchema" xmlns:p="http://schemas.microsoft.com/office/2006/metadata/properties" xmlns:ns2="c340dd69-6dcb-4f68-be59-83f5ced86ed4" xmlns:ns3="90ab80b9-a678-4acf-968e-12ab5f1680e1" targetNamespace="http://schemas.microsoft.com/office/2006/metadata/properties" ma:root="true" ma:fieldsID="515f04c4260719a37f25d194220eca20" ns2:_="" ns3:_="">
     <xsd:import namespace="c340dd69-6dcb-4f68-be59-83f5ced86ed4"/>
@@ -11172,24 +11199,51 @@
 </ct:contentTypeSchema>
 </file>
 
-<file path=customXml/item4.xml><?xml version="1.0" encoding="utf-8"?>
-<?mso-contentType ?>
-<FormTemplates xmlns="http://schemas.microsoft.com/sharepoint/v3/contenttype/forms">
-  <Display>DocumentLibraryForm</Display>
-  <Edit>DocumentLibraryForm</Edit>
-  <New>DocumentLibraryForm</New>
-</FormTemplates>
-</file>
-
 <file path=customXml/item5.xml><?xml version="1.0" encoding="utf-8"?>
-<p:properties xmlns:p="http://schemas.microsoft.com/office/2006/metadata/properties" xmlns:xsi="http://www.w3.org/2001/XMLSchema-instance" xmlns:pc="http://schemas.microsoft.com/office/infopath/2007/PartnerControls">
-  <documentManagement>
-    <lcf76f155ced4ddcb4097134ff3c332f xmlns="c340dd69-6dcb-4f68-be59-83f5ced86ed4">
-      <Terms xmlns="http://schemas.microsoft.com/office/infopath/2007/PartnerControls"/>
-    </lcf76f155ced4ddcb4097134ff3c332f>
-    <TaxCatchAll xmlns="90ab80b9-a678-4acf-968e-12ab5f1680e1" xsi:nil="true"/>
-  </documentManagement>
-</p:properties>
+<b:Sources xmlns:b="http://schemas.openxmlformats.org/officeDocument/2006/bibliography" SelectedStyle="\APASixthEditionOfficeOnline.xsl" StyleName="APA" Version="6">
+  <b:Source>
+    <b:Tag>Article</b:Tag>
+    <b:SourceType>JournalArticle</b:SourceType>
+    <b:Guid>{A9826F97-9AB6-4323-9880-F46D9FA5FDF4}</b:Guid>
+    <b:Title>Article Title</b:Title>
+    <b:Year>Year</b:Year>
+    <b:JournalName>Journal Title</b:JournalName>
+    <b:Pages>Pages From - To</b:Pages>
+    <b:Author>
+      <b:Author>
+        <b:NameList>
+          <b:Person>
+            <b:Last>Last Name</b:Last>
+            <b:First>First,</b:First>
+            <b:Middle>Middle</b:Middle>
+          </b:Person>
+        </b:NameList>
+      </b:Author>
+    </b:Author>
+    <b:RefOrder>1</b:RefOrder>
+  </b:Source>
+  <b:Source>
+    <b:Tag>Last</b:Tag>
+    <b:SourceType>Book</b:SourceType>
+    <b:Guid>{60AAA012-579D-4CB3-B717-40E27E8995F9}</b:Guid>
+    <b:Title>Book Title</b:Title>
+    <b:Year>Year</b:Year>
+    <b:City>City Name</b:City>
+    <b:Publisher>Publisher Name</b:Publisher>
+    <b:Author>
+      <b:Author>
+        <b:NameList>
+          <b:Person>
+            <b:Last>Last Name</b:Last>
+            <b:First>First,</b:First>
+            <b:Middle>Middle</b:Middle>
+          </b:Person>
+        </b:NameList>
+      </b:Author>
+    </b:Author>
+    <b:RefOrder>2</b:RefOrder>
+  </b:Source>
+</b:Sources>
 </file>
 
 <file path=customXml/itemProps1.xml><?xml version="1.0" encoding="utf-8"?>
@@ -11201,14 +11255,25 @@
 </file>
 
 <file path=customXml/itemProps2.xml><?xml version="1.0" encoding="utf-8"?>
-<ds:datastoreItem xmlns:ds="http://schemas.openxmlformats.org/officeDocument/2006/customXml" ds:itemID="{A1D6AB2C-F900-449D-B3C6-92992338E120}">
+<ds:datastoreItem xmlns:ds="http://schemas.openxmlformats.org/officeDocument/2006/customXml" ds:itemID="{92128140-75F5-4178-BEB7-EBA3DBDE7562}">
   <ds:schemaRefs>
-    <ds:schemaRef ds:uri="http://schemas.openxmlformats.org/officeDocument/2006/bibliography"/>
+    <ds:schemaRef ds:uri="http://schemas.microsoft.com/office/2006/metadata/properties"/>
+    <ds:schemaRef ds:uri="http://schemas.microsoft.com/office/infopath/2007/PartnerControls"/>
+    <ds:schemaRef ds:uri="c340dd69-6dcb-4f68-be59-83f5ced86ed4"/>
+    <ds:schemaRef ds:uri="90ab80b9-a678-4acf-968e-12ab5f1680e1"/>
   </ds:schemaRefs>
 </ds:datastoreItem>
 </file>
 
 <file path=customXml/itemProps3.xml><?xml version="1.0" encoding="utf-8"?>
+<ds:datastoreItem xmlns:ds="http://schemas.openxmlformats.org/officeDocument/2006/customXml" ds:itemID="{B33CC575-6599-4AC1-BCAC-F9284BF1579B}">
+  <ds:schemaRefs>
+    <ds:schemaRef ds:uri="http://schemas.microsoft.com/sharepoint/v3/contenttype/forms"/>
+  </ds:schemaRefs>
+</ds:datastoreItem>
+</file>
+
+<file path=customXml/itemProps4.xml><?xml version="1.0" encoding="utf-8"?>
 <ds:datastoreItem xmlns:ds="http://schemas.openxmlformats.org/officeDocument/2006/customXml" ds:itemID="{29CA1B19-4203-4E95-935E-6F49546E7389}">
   <ds:schemaRefs>
     <ds:schemaRef ds:uri="http://schemas.microsoft.com/office/2006/metadata/contentType"/>
@@ -11227,21 +11292,10 @@
 </ds:datastoreItem>
 </file>
 
-<file path=customXml/itemProps4.xml><?xml version="1.0" encoding="utf-8"?>
-<ds:datastoreItem xmlns:ds="http://schemas.openxmlformats.org/officeDocument/2006/customXml" ds:itemID="{B33CC575-6599-4AC1-BCAC-F9284BF1579B}">
+<file path=customXml/itemProps5.xml><?xml version="1.0" encoding="utf-8"?>
+<ds:datastoreItem xmlns:ds="http://schemas.openxmlformats.org/officeDocument/2006/customXml" ds:itemID="{A1D6AB2C-F900-449D-B3C6-92992338E120}">
   <ds:schemaRefs>
-    <ds:schemaRef ds:uri="http://schemas.microsoft.com/sharepoint/v3/contenttype/forms"/>
-  </ds:schemaRefs>
-</ds:datastoreItem>
-</file>
-
-<file path=customXml/itemProps5.xml><?xml version="1.0" encoding="utf-8"?>
-<ds:datastoreItem xmlns:ds="http://schemas.openxmlformats.org/officeDocument/2006/customXml" ds:itemID="{92128140-75F5-4178-BEB7-EBA3DBDE7562}">
-  <ds:schemaRefs>
-    <ds:schemaRef ds:uri="http://schemas.microsoft.com/office/2006/metadata/properties"/>
-    <ds:schemaRef ds:uri="http://schemas.microsoft.com/office/infopath/2007/PartnerControls"/>
-    <ds:schemaRef ds:uri="c340dd69-6dcb-4f68-be59-83f5ced86ed4"/>
-    <ds:schemaRef ds:uri="90ab80b9-a678-4acf-968e-12ab5f1680e1"/>
+    <ds:schemaRef ds:uri="http://schemas.openxmlformats.org/officeDocument/2006/bibliography"/>
   </ds:schemaRefs>
 </ds:datastoreItem>
 </file>
--- a/documentation/Taco Tom's Admin Documentation.docx
+++ b/documentation/Taco Tom's Admin Documentation.docx
@@ -676,7 +676,7 @@
             </w:rPr>
             <w:fldChar w:fldCharType="separate"/>
           </w:r>
-          <w:hyperlink w:anchor="_Toc236674843" w:history="1">
+          <w:hyperlink w:anchor="_Toc236846224" w:history="1">
             <w:r>
               <w:rPr>
                 <w:rStyle w:val="Hyperlink"/>
@@ -703,7 +703,7 @@
                 <w:noProof/>
                 <w:webHidden/>
               </w:rPr>
-              <w:instrText xml:space="preserve"> PAGEREF _Toc236674843 \h </w:instrText>
+              <w:instrText xml:space="preserve"> PAGEREF _Toc236846224 \h </w:instrText>
             </w:r>
             <w:r>
               <w:rPr>
@@ -752,7 +752,7 @@
               <w14:ligatures w14:val="standardContextual"/>
             </w:rPr>
           </w:pPr>
-          <w:hyperlink w:anchor="_Toc236674844" w:history="1">
+          <w:hyperlink w:anchor="_Toc236846225" w:history="1">
             <w:r>
               <w:rPr>
                 <w:rStyle w:val="Hyperlink"/>
@@ -779,7 +779,7 @@
                 <w:noProof/>
                 <w:webHidden/>
               </w:rPr>
-              <w:instrText xml:space="preserve"> PAGEREF _Toc236674844 \h </w:instrText>
+              <w:instrText xml:space="preserve"> PAGEREF _Toc236846225 \h </w:instrText>
             </w:r>
             <w:r>
               <w:rPr>
@@ -826,7 +826,7 @@
               <w14:ligatures w14:val="standardContextual"/>
             </w:rPr>
           </w:pPr>
-          <w:hyperlink w:anchor="_Toc236674845" w:history="1">
+          <w:hyperlink w:anchor="_Toc236846226" w:history="1">
             <w:r>
               <w:rPr>
                 <w:rStyle w:val="Hyperlink"/>
@@ -853,7 +853,7 @@
                 <w:noProof/>
                 <w:webHidden/>
               </w:rPr>
-              <w:instrText xml:space="preserve"> PAGEREF _Toc236674845 \h </w:instrText>
+              <w:instrText xml:space="preserve"> PAGEREF _Toc236846226 \h </w:instrText>
             </w:r>
             <w:r>
               <w:rPr>
@@ -902,7 +902,7 @@
               <w14:ligatures w14:val="standardContextual"/>
             </w:rPr>
           </w:pPr>
-          <w:hyperlink w:anchor="_Toc236674846" w:history="1">
+          <w:hyperlink w:anchor="_Toc236846227" w:history="1">
             <w:r>
               <w:rPr>
                 <w:rStyle w:val="Hyperlink"/>
@@ -929,7 +929,7 @@
                 <w:noProof/>
                 <w:webHidden/>
               </w:rPr>
-              <w:instrText xml:space="preserve"> PAGEREF _Toc236674846 \h </w:instrText>
+              <w:instrText xml:space="preserve"> PAGEREF _Toc236846227 \h </w:instrText>
             </w:r>
             <w:r>
               <w:rPr>
@@ -976,7 +976,7 @@
               <w14:ligatures w14:val="standardContextual"/>
             </w:rPr>
           </w:pPr>
-          <w:hyperlink w:anchor="_Toc236674847" w:history="1">
+          <w:hyperlink w:anchor="_Toc236846228" w:history="1">
             <w:r>
               <w:rPr>
                 <w:rStyle w:val="Hyperlink"/>
@@ -1003,7 +1003,7 @@
                 <w:noProof/>
                 <w:webHidden/>
               </w:rPr>
-              <w:instrText xml:space="preserve"> PAGEREF _Toc236674847 \h </w:instrText>
+              <w:instrText xml:space="preserve"> PAGEREF _Toc236846228 \h </w:instrText>
             </w:r>
             <w:r>
               <w:rPr>
@@ -1052,7 +1052,7 @@
               <w14:ligatures w14:val="standardContextual"/>
             </w:rPr>
           </w:pPr>
-          <w:hyperlink w:anchor="_Toc236674848" w:history="1">
+          <w:hyperlink w:anchor="_Toc236846229" w:history="1">
             <w:r>
               <w:rPr>
                 <w:rStyle w:val="Hyperlink"/>
@@ -1079,7 +1079,7 @@
                 <w:noProof/>
                 <w:webHidden/>
               </w:rPr>
-              <w:instrText xml:space="preserve"> PAGEREF _Toc236674848 \h </w:instrText>
+              <w:instrText xml:space="preserve"> PAGEREF _Toc236846229 \h </w:instrText>
             </w:r>
             <w:r>
               <w:rPr>
@@ -1114,7 +1114,6 @@
           <w:pPr>
             <w:pStyle w:val="TOC3"/>
             <w:tabs>
-              <w:tab w:val="left" w:pos="1680"/>
               <w:tab w:val="right" w:leader="dot" w:pos="9350"/>
             </w:tabs>
             <w:rPr>
@@ -1127,43 +1126,23 @@
               <w14:ligatures w14:val="standardContextual"/>
             </w:rPr>
           </w:pPr>
-          <w:hyperlink w:anchor="_Toc236674849" w:history="1">
+          <w:hyperlink w:anchor="_Toc236846230" w:history="1">
             <w:r>
               <w:rPr>
                 <w:rStyle w:val="Hyperlink"/>
-                <w:rFonts w:ascii="Symbol" w:hAnsi="Symbol"/>
-                <w:noProof/>
-              </w:rPr>
-              <w:t></w:t>
-            </w:r>
-            <w:r>
-              <w:rPr>
-                <w:rFonts w:cstheme="minorBidi"/>
-                <w:noProof/>
-                <w:kern w:val="2"/>
-                <w:sz w:val="24"/>
-                <w:szCs w:val="24"/>
-                <w:lang w:eastAsia="en-US"/>
-                <w14:ligatures w14:val="standardContextual"/>
+                <w:noProof/>
+              </w:rPr>
+              <w:t>Left sidebar</w:t>
+            </w:r>
+            <w:r>
+              <w:rPr>
+                <w:noProof/>
+                <w:webHidden/>
               </w:rPr>
               <w:tab/>
             </w:r>
             <w:r>
               <w:rPr>
-                <w:rStyle w:val="Hyperlink"/>
-                <w:noProof/>
-              </w:rPr>
-              <w:t>Left sidebar</w:t>
-            </w:r>
-            <w:r>
-              <w:rPr>
-                <w:noProof/>
-                <w:webHidden/>
-              </w:rPr>
-              <w:tab/>
-            </w:r>
-            <w:r>
-              <w:rPr>
                 <w:noProof/>
                 <w:webHidden/>
               </w:rPr>
@@ -1174,7 +1153,7 @@
                 <w:noProof/>
                 <w:webHidden/>
               </w:rPr>
-              <w:instrText xml:space="preserve"> PAGEREF _Toc236674849 \h </w:instrText>
+              <w:instrText xml:space="preserve"> PAGEREF _Toc236846230 \h </w:instrText>
             </w:r>
             <w:r>
               <w:rPr>
@@ -1209,7 +1188,6 @@
           <w:pPr>
             <w:pStyle w:val="TOC3"/>
             <w:tabs>
-              <w:tab w:val="left" w:pos="1680"/>
               <w:tab w:val="right" w:leader="dot" w:pos="9350"/>
             </w:tabs>
             <w:rPr>
@@ -1222,43 +1200,23 @@
               <w14:ligatures w14:val="standardContextual"/>
             </w:rPr>
           </w:pPr>
-          <w:hyperlink w:anchor="_Toc236674850" w:history="1">
+          <w:hyperlink w:anchor="_Toc236846231" w:history="1">
             <w:r>
               <w:rPr>
                 <w:rStyle w:val="Hyperlink"/>
-                <w:rFonts w:ascii="Symbol" w:hAnsi="Symbol"/>
-                <w:noProof/>
-              </w:rPr>
-              <w:t></w:t>
-            </w:r>
-            <w:r>
-              <w:rPr>
-                <w:rFonts w:cstheme="minorBidi"/>
-                <w:noProof/>
-                <w:kern w:val="2"/>
-                <w:sz w:val="24"/>
-                <w:szCs w:val="24"/>
-                <w:lang w:eastAsia="en-US"/>
-                <w14:ligatures w14:val="standardContextual"/>
+                <w:noProof/>
+              </w:rPr>
+              <w:t>Main content area</w:t>
+            </w:r>
+            <w:r>
+              <w:rPr>
+                <w:noProof/>
+                <w:webHidden/>
               </w:rPr>
               <w:tab/>
             </w:r>
             <w:r>
               <w:rPr>
-                <w:rStyle w:val="Hyperlink"/>
-                <w:noProof/>
-              </w:rPr>
-              <w:t>Main content area</w:t>
-            </w:r>
-            <w:r>
-              <w:rPr>
-                <w:noProof/>
-                <w:webHidden/>
-              </w:rPr>
-              <w:tab/>
-            </w:r>
-            <w:r>
-              <w:rPr>
                 <w:noProof/>
                 <w:webHidden/>
               </w:rPr>
@@ -1269,7 +1227,7 @@
                 <w:noProof/>
                 <w:webHidden/>
               </w:rPr>
-              <w:instrText xml:space="preserve"> PAGEREF _Toc236674850 \h </w:instrText>
+              <w:instrText xml:space="preserve"> PAGEREF _Toc236846231 \h </w:instrText>
             </w:r>
             <w:r>
               <w:rPr>
@@ -1318,7 +1276,7 @@
               <w14:ligatures w14:val="standardContextual"/>
             </w:rPr>
           </w:pPr>
-          <w:hyperlink w:anchor="_Toc236674851" w:history="1">
+          <w:hyperlink w:anchor="_Toc236846232" w:history="1">
             <w:r>
               <w:rPr>
                 <w:rStyle w:val="Hyperlink"/>
@@ -1345,7 +1303,7 @@
                 <w:noProof/>
                 <w:webHidden/>
               </w:rPr>
-              <w:instrText xml:space="preserve"> PAGEREF _Toc236674851 \h </w:instrText>
+              <w:instrText xml:space="preserve"> PAGEREF _Toc236846232 \h </w:instrText>
             </w:r>
             <w:r>
               <w:rPr>
@@ -1392,7 +1350,7 @@
               <w14:ligatures w14:val="standardContextual"/>
             </w:rPr>
           </w:pPr>
-          <w:hyperlink w:anchor="_Toc236674852" w:history="1">
+          <w:hyperlink w:anchor="_Toc236846233" w:history="1">
             <w:r>
               <w:rPr>
                 <w:rStyle w:val="Hyperlink"/>
@@ -1419,7 +1377,7 @@
                 <w:noProof/>
                 <w:webHidden/>
               </w:rPr>
-              <w:instrText xml:space="preserve"> PAGEREF _Toc236674852 \h </w:instrText>
+              <w:instrText xml:space="preserve"> PAGEREF _Toc236846233 \h </w:instrText>
             </w:r>
             <w:r>
               <w:rPr>
@@ -1466,7 +1424,7 @@
               <w14:ligatures w14:val="standardContextual"/>
             </w:rPr>
           </w:pPr>
-          <w:hyperlink w:anchor="_Toc236674853" w:history="1">
+          <w:hyperlink w:anchor="_Toc236846234" w:history="1">
             <w:r>
               <w:rPr>
                 <w:rStyle w:val="Hyperlink"/>
@@ -1493,7 +1451,7 @@
                 <w:noProof/>
                 <w:webHidden/>
               </w:rPr>
-              <w:instrText xml:space="preserve"> PAGEREF _Toc236674853 \h </w:instrText>
+              <w:instrText xml:space="preserve"> PAGEREF _Toc236846234 \h </w:instrText>
             </w:r>
             <w:r>
               <w:rPr>
@@ -1540,7 +1498,7 @@
               <w14:ligatures w14:val="standardContextual"/>
             </w:rPr>
           </w:pPr>
-          <w:hyperlink w:anchor="_Toc236674854" w:history="1">
+          <w:hyperlink w:anchor="_Toc236846235" w:history="1">
             <w:r>
               <w:rPr>
                 <w:rStyle w:val="Hyperlink"/>
@@ -1567,7 +1525,7 @@
                 <w:noProof/>
                 <w:webHidden/>
               </w:rPr>
-              <w:instrText xml:space="preserve"> PAGEREF _Toc236674854 \h </w:instrText>
+              <w:instrText xml:space="preserve"> PAGEREF _Toc236846235 \h </w:instrText>
             </w:r>
             <w:r>
               <w:rPr>
@@ -1614,7 +1572,7 @@
               <w14:ligatures w14:val="standardContextual"/>
             </w:rPr>
           </w:pPr>
-          <w:hyperlink w:anchor="_Toc236674855" w:history="1">
+          <w:hyperlink w:anchor="_Toc236846236" w:history="1">
             <w:r>
               <w:rPr>
                 <w:rStyle w:val="Hyperlink"/>
@@ -1641,7 +1599,7 @@
                 <w:noProof/>
                 <w:webHidden/>
               </w:rPr>
-              <w:instrText xml:space="preserve"> PAGEREF _Toc236674855 \h </w:instrText>
+              <w:instrText xml:space="preserve"> PAGEREF _Toc236846236 \h </w:instrText>
             </w:r>
             <w:r>
               <w:rPr>
@@ -1688,7 +1646,7 @@
               <w14:ligatures w14:val="standardContextual"/>
             </w:rPr>
           </w:pPr>
-          <w:hyperlink w:anchor="_Toc236674856" w:history="1">
+          <w:hyperlink w:anchor="_Toc236846237" w:history="1">
             <w:r>
               <w:rPr>
                 <w:rStyle w:val="Hyperlink"/>
@@ -1715,7 +1673,7 @@
                 <w:noProof/>
                 <w:webHidden/>
               </w:rPr>
-              <w:instrText xml:space="preserve"> PAGEREF _Toc236674856 \h </w:instrText>
+              <w:instrText xml:space="preserve"> PAGEREF _Toc236846237 \h </w:instrText>
             </w:r>
             <w:r>
               <w:rPr>
@@ -1764,7 +1722,7 @@
               <w14:ligatures w14:val="standardContextual"/>
             </w:rPr>
           </w:pPr>
-          <w:hyperlink w:anchor="_Toc236674857" w:history="1">
+          <w:hyperlink w:anchor="_Toc236846238" w:history="1">
             <w:r>
               <w:rPr>
                 <w:rStyle w:val="Hyperlink"/>
@@ -1791,7 +1749,7 @@
                 <w:noProof/>
                 <w:webHidden/>
               </w:rPr>
-              <w:instrText xml:space="preserve"> PAGEREF _Toc236674857 \h </w:instrText>
+              <w:instrText xml:space="preserve"> PAGEREF _Toc236846238 \h </w:instrText>
             </w:r>
             <w:r>
               <w:rPr>
@@ -1838,13 +1796,13 @@
               <w14:ligatures w14:val="standardContextual"/>
             </w:rPr>
           </w:pPr>
-          <w:hyperlink w:anchor="_Toc236674858" w:history="1">
+          <w:hyperlink w:anchor="_Toc236846239" w:history="1">
             <w:r>
               <w:rPr>
                 <w:rStyle w:val="Hyperlink"/>
                 <w:noProof/>
               </w:rPr>
-              <w:t>Menu items are not updating on the public site</w:t>
+              <w:t>I can’t log in</w:t>
             </w:r>
             <w:r>
               <w:rPr>
@@ -1865,7 +1823,7 @@
                 <w:noProof/>
                 <w:webHidden/>
               </w:rPr>
-              <w:instrText xml:space="preserve"> PAGEREF _Toc236674858 \h </w:instrText>
+              <w:instrText xml:space="preserve"> PAGEREF _Toc236846239 \h </w:instrText>
             </w:r>
             <w:r>
               <w:rPr>
@@ -1912,12 +1870,86 @@
               <w14:ligatures w14:val="standardContextual"/>
             </w:rPr>
           </w:pPr>
-          <w:hyperlink w:anchor="_Toc236674859" w:history="1">
+          <w:hyperlink w:anchor="_Toc236846240" w:history="1">
             <w:r>
               <w:rPr>
                 <w:rStyle w:val="Hyperlink"/>
                 <w:noProof/>
               </w:rPr>
+              <w:t>Menu items are not updating on the public site</w:t>
+            </w:r>
+            <w:r>
+              <w:rPr>
+                <w:noProof/>
+                <w:webHidden/>
+              </w:rPr>
+              <w:tab/>
+            </w:r>
+            <w:r>
+              <w:rPr>
+                <w:noProof/>
+                <w:webHidden/>
+              </w:rPr>
+              <w:fldChar w:fldCharType="begin"/>
+            </w:r>
+            <w:r>
+              <w:rPr>
+                <w:noProof/>
+                <w:webHidden/>
+              </w:rPr>
+              <w:instrText xml:space="preserve"> PAGEREF _Toc236846240 \h </w:instrText>
+            </w:r>
+            <w:r>
+              <w:rPr>
+                <w:noProof/>
+                <w:webHidden/>
+              </w:rPr>
+            </w:r>
+            <w:r>
+              <w:rPr>
+                <w:noProof/>
+                <w:webHidden/>
+              </w:rPr>
+              <w:fldChar w:fldCharType="separate"/>
+            </w:r>
+            <w:r>
+              <w:rPr>
+                <w:noProof/>
+                <w:webHidden/>
+              </w:rPr>
+              <w:t>8</w:t>
+            </w:r>
+            <w:r>
+              <w:rPr>
+                <w:noProof/>
+                <w:webHidden/>
+              </w:rPr>
+              <w:fldChar w:fldCharType="end"/>
+            </w:r>
+          </w:hyperlink>
+        </w:p>
+        <w:p>
+          <w:pPr>
+            <w:pStyle w:val="TOC3"/>
+            <w:tabs>
+              <w:tab w:val="right" w:leader="dot" w:pos="9350"/>
+            </w:tabs>
+            <w:rPr>
+              <w:rFonts w:cstheme="minorBidi"/>
+              <w:noProof/>
+              <w:kern w:val="2"/>
+              <w:sz w:val="24"/>
+              <w:szCs w:val="24"/>
+              <w:lang w:eastAsia="en-US"/>
+              <w14:ligatures w14:val="standardContextual"/>
+            </w:rPr>
+          </w:pPr>
+          <w:hyperlink w:anchor="_Toc236846241" w:history="1">
+            <w:r>
+              <w:rPr>
+                <w:rStyle w:val="Hyperlink"/>
+                <w:noProof/>
+              </w:rPr>
               <w:t>Photos are not appearing</w:t>
             </w:r>
             <w:r>
@@ -1939,7 +1971,7 @@
                 <w:noProof/>
                 <w:webHidden/>
               </w:rPr>
-              <w:instrText xml:space="preserve"> PAGEREF _Toc236674859 \h </w:instrText>
+              <w:instrText xml:space="preserve"> PAGEREF _Toc236846241 \h </w:instrText>
             </w:r>
             <w:r>
               <w:rPr>
@@ -2013,7 +2045,7 @@
       <w:pPr>
         <w:pStyle w:val="Heading1"/>
       </w:pPr>
-      <w:bookmarkStart w:id="0" w:name="_Toc236674843"/>
+      <w:bookmarkStart w:id="0" w:name="_Toc236846224"/>
       <w:r>
         <w:lastRenderedPageBreak/>
         <w:t>Taco Tom’s Admin Page – User Guide</w:t>
@@ -2024,7 +2056,7 @@
       <w:pPr>
         <w:pStyle w:val="Heading2"/>
       </w:pPr>
-      <w:bookmarkStart w:id="1" w:name="_Toc236674844"/>
+      <w:bookmarkStart w:id="1" w:name="_Toc236846225"/>
       <w:r>
         <w:t>Introduction</w:t>
       </w:r>
@@ -2038,7 +2070,7 @@
       <w:r>
         <w:tab/>
       </w:r>
-      <w:bookmarkStart w:id="2" w:name="_Toc236674845"/>
+      <w:bookmarkStart w:id="2" w:name="_Toc236846226"/>
       <w:r>
         <w:t>Purpose</w:t>
       </w:r>
@@ -2133,7 +2165,7 @@
       <w:pPr>
         <w:pStyle w:val="Heading2"/>
       </w:pPr>
-      <w:bookmarkStart w:id="3" w:name="_Toc236674846"/>
+      <w:bookmarkStart w:id="3" w:name="_Toc236846227"/>
       <w:r>
         <w:t>Accessing the Admin Page</w:t>
       </w:r>
@@ -2143,7 +2175,7 @@
       <w:pPr>
         <w:pStyle w:val="Heading3"/>
       </w:pPr>
-      <w:bookmarkStart w:id="4" w:name="_Toc236674847"/>
+      <w:bookmarkStart w:id="4" w:name="_Toc236846228"/>
       <w:r>
         <w:t>Logging In</w:t>
       </w:r>
@@ -2332,7 +2364,7 @@
       <w:pPr>
         <w:pStyle w:val="Heading2"/>
       </w:pPr>
-      <w:bookmarkStart w:id="5" w:name="_Toc236674848"/>
+      <w:bookmarkStart w:id="5" w:name="_Toc236846229"/>
       <w:r>
         <w:t>Admin Layout Overview</w:t>
       </w:r>
@@ -2347,13 +2379,7 @@
       </w:r>
     </w:p>
     <w:p>
-      <w:pPr>
-        <w:numPr>
-          <w:ilvl w:val="0"/>
-          <w:numId w:val="35"/>
-        </w:numPr>
-      </w:pPr>
-      <w:bookmarkStart w:id="6" w:name="_Toc236674849"/>
+      <w:bookmarkStart w:id="6" w:name="_Toc236846230"/>
       <w:r>
         <w:rPr>
           <w:rStyle w:val="Heading3Char"/>
@@ -2399,13 +2425,7 @@
       </w:r>
     </w:p>
     <w:p>
-      <w:pPr>
-        <w:numPr>
-          <w:ilvl w:val="0"/>
-          <w:numId w:val="35"/>
-        </w:numPr>
-      </w:pPr>
-      <w:bookmarkStart w:id="7" w:name="_Toc236674850"/>
+      <w:bookmarkStart w:id="7" w:name="_Toc236846231"/>
       <w:r>
         <w:rPr>
           <w:rStyle w:val="Heading3Char"/>
@@ -2578,7 +2598,7 @@
       <w:pPr>
         <w:pStyle w:val="Heading2"/>
       </w:pPr>
-      <w:bookmarkStart w:id="8" w:name="_Toc236674851"/>
+      <w:bookmarkStart w:id="8" w:name="_Toc236846232"/>
       <w:r>
         <w:lastRenderedPageBreak/>
         <w:t>Managing Menu Items</w:t>
@@ -2589,7 +2609,7 @@
       <w:pPr>
         <w:pStyle w:val="Heading3"/>
       </w:pPr>
-      <w:bookmarkStart w:id="9" w:name="_Toc236674852"/>
+      <w:bookmarkStart w:id="9" w:name="_Toc236846233"/>
       <w:r>
         <w:t>Adding a New Item</w:t>
       </w:r>
@@ -2843,7 +2863,7 @@
       <w:pPr>
         <w:pStyle w:val="Heading3"/>
       </w:pPr>
-      <w:bookmarkStart w:id="10" w:name="_Toc236674853"/>
+      <w:bookmarkStart w:id="10" w:name="_Toc236846234"/>
       <w:r>
         <w:t>Editing An Existing Item</w:t>
       </w:r>
@@ -3121,7 +3141,7 @@
       <w:pPr>
         <w:pStyle w:val="Heading3"/>
       </w:pPr>
-      <w:bookmarkStart w:id="11" w:name="_Toc236674854"/>
+      <w:bookmarkStart w:id="11" w:name="_Toc236846235"/>
       <w:r>
         <w:t>Toggling Availability</w:t>
       </w:r>
@@ -3243,7 +3263,7 @@
       <w:pPr>
         <w:pStyle w:val="Heading3"/>
       </w:pPr>
-      <w:bookmarkStart w:id="12" w:name="_Toc236674855"/>
+      <w:bookmarkStart w:id="12" w:name="_Toc236846236"/>
       <w:r>
         <w:lastRenderedPageBreak/>
         <w:t>Deleting An Item</w:t>
@@ -3443,7 +3463,7 @@
       <w:pPr>
         <w:pStyle w:val="Heading3"/>
       </w:pPr>
-      <w:bookmarkStart w:id="13" w:name="_Toc236674856"/>
+      <w:bookmarkStart w:id="13" w:name="_Toc236846237"/>
       <w:r>
         <w:t>Logging Out</w:t>
       </w:r>
@@ -3529,7 +3549,7 @@
       <w:pPr>
         <w:pStyle w:val="Heading2"/>
       </w:pPr>
-      <w:bookmarkStart w:id="14" w:name="_Toc236674857"/>
+      <w:bookmarkStart w:id="14" w:name="_Toc236846238"/>
       <w:r>
         <w:lastRenderedPageBreak/>
         <w:t>Troubleshooting</w:t>
@@ -3538,11 +3558,13 @@
     </w:p>
     <w:p>
       <w:pPr>
-        <w:pStyle w:val="Heading4"/>
-      </w:pPr>
+        <w:pStyle w:val="Heading3"/>
+      </w:pPr>
+      <w:bookmarkStart w:id="15" w:name="_Toc236846239"/>
       <w:r>
         <w:t>I can’t log in</w:t>
       </w:r>
+      <w:bookmarkEnd w:id="15"/>
     </w:p>
     <w:p>
       <w:pPr>
@@ -3633,7 +3655,7 @@
       <w:pPr>
         <w:pStyle w:val="Heading3"/>
       </w:pPr>
-      <w:bookmarkStart w:id="15" w:name="_Toc236674858"/>
+      <w:bookmarkStart w:id="16" w:name="_Toc236846240"/>
       <w:r>
         <w:t xml:space="preserve">Menu items are not </w:t>
       </w:r>
@@ -3645,7 +3667,7 @@
       <w:r>
         <w:t xml:space="preserve"> on the public site</w:t>
       </w:r>
-      <w:bookmarkEnd w:id="15"/>
+      <w:bookmarkEnd w:id="16"/>
     </w:p>
     <w:p>
       <w:pPr>
@@ -3694,11 +3716,11 @@
       <w:pPr>
         <w:pStyle w:val="Heading3"/>
       </w:pPr>
-      <w:bookmarkStart w:id="16" w:name="_Toc236674859"/>
+      <w:bookmarkStart w:id="17" w:name="_Toc236846241"/>
       <w:r>
         <w:t>Photos are not appearing</w:t>
       </w:r>
-      <w:bookmarkEnd w:id="16"/>
+      <w:bookmarkEnd w:id="17"/>
     </w:p>
     <w:p>
       <w:pPr>
@@ -10286,9 +10308,11 @@
   </w:compat>
   <w:rsids>
     <w:rsidRoot w:val="007B62A9"/>
+    <w:rsid w:val="000F38AC"/>
     <w:rsid w:val="00346A1D"/>
     <w:rsid w:val="00381741"/>
     <w:rsid w:val="00437FC1"/>
+    <w:rsid w:val="004D7183"/>
     <w:rsid w:val="005008B0"/>
     <w:rsid w:val="00575BA2"/>
     <w:rsid w:val="005B2ABC"/>
@@ -10985,26 +11009,53 @@
 </file>
 
 <file path=customXml/item2.xml><?xml version="1.0" encoding="utf-8"?>
-<p:properties xmlns:p="http://schemas.microsoft.com/office/2006/metadata/properties" xmlns:xsi="http://www.w3.org/2001/XMLSchema-instance" xmlns:pc="http://schemas.microsoft.com/office/infopath/2007/PartnerControls">
-  <documentManagement>
-    <lcf76f155ced4ddcb4097134ff3c332f xmlns="c340dd69-6dcb-4f68-be59-83f5ced86ed4">
-      <Terms xmlns="http://schemas.microsoft.com/office/infopath/2007/PartnerControls"/>
-    </lcf76f155ced4ddcb4097134ff3c332f>
-    <TaxCatchAll xmlns="90ab80b9-a678-4acf-968e-12ab5f1680e1" xsi:nil="true"/>
-  </documentManagement>
-</p:properties>
+<b:Sources xmlns:b="http://schemas.openxmlformats.org/officeDocument/2006/bibliography" SelectedStyle="\APASixthEditionOfficeOnline.xsl" StyleName="APA" Version="6">
+  <b:Source>
+    <b:Tag>Article</b:Tag>
+    <b:SourceType>JournalArticle</b:SourceType>
+    <b:Guid>{A9826F97-9AB6-4323-9880-F46D9FA5FDF4}</b:Guid>
+    <b:Title>Article Title</b:Title>
+    <b:Year>Year</b:Year>
+    <b:JournalName>Journal Title</b:JournalName>
+    <b:Pages>Pages From - To</b:Pages>
+    <b:Author>
+      <b:Author>
+        <b:NameList>
+          <b:Person>
+            <b:Last>Last Name</b:Last>
+            <b:First>First,</b:First>
+            <b:Middle>Middle</b:Middle>
+          </b:Person>
+        </b:NameList>
+      </b:Author>
+    </b:Author>
+    <b:RefOrder>1</b:RefOrder>
+  </b:Source>
+  <b:Source>
+    <b:Tag>Last</b:Tag>
+    <b:SourceType>Book</b:SourceType>
+    <b:Guid>{60AAA012-579D-4CB3-B717-40E27E8995F9}</b:Guid>
+    <b:Title>Book Title</b:Title>
+    <b:Year>Year</b:Year>
+    <b:City>City Name</b:City>
+    <b:Publisher>Publisher Name</b:Publisher>
+    <b:Author>
+      <b:Author>
+        <b:NameList>
+          <b:Person>
+            <b:Last>Last Name</b:Last>
+            <b:First>First,</b:First>
+            <b:Middle>Middle</b:Middle>
+          </b:Person>
+        </b:NameList>
+      </b:Author>
+    </b:Author>
+    <b:RefOrder>2</b:RefOrder>
+  </b:Source>
+</b:Sources>
 </file>
 
 <file path=customXml/item3.xml><?xml version="1.0" encoding="utf-8"?>
-<?mso-contentType ?>
-<FormTemplates xmlns="http://schemas.microsoft.com/sharepoint/v3/contenttype/forms">
-  <Display>DocumentLibraryForm</Display>
-  <Edit>DocumentLibraryForm</Edit>
-  <New>DocumentLibraryForm</New>
-</FormTemplates>
-</file>
-
-<file path=customXml/item4.xml><?xml version="1.0" encoding="utf-8"?>
 <ct:contentTypeSchema xmlns:ct="http://schemas.microsoft.com/office/2006/metadata/contentType" xmlns:ma="http://schemas.microsoft.com/office/2006/metadata/properties/metaAttributes" ct:_="" ma:_="" ma:contentTypeName="Document" ma:contentTypeID="0x010100BD6C6811FDA4354DADCD440B75A43D37" ma:contentTypeVersion="11" ma:contentTypeDescription="Create a new document." ma:contentTypeScope="" ma:versionID="a91333966e9b5d4bdd13b64d2abe3577">
   <xsd:schema xmlns:xsd="http://www.w3.org/2001/XMLSchema" xmlns:xs="http://www.w3.org/2001/XMLSchema" xmlns:p="http://schemas.microsoft.com/office/2006/metadata/properties" xmlns:ns2="c340dd69-6dcb-4f68-be59-83f5ced86ed4" xmlns:ns3="90ab80b9-a678-4acf-968e-12ab5f1680e1" targetNamespace="http://schemas.microsoft.com/office/2006/metadata/properties" ma:root="true" ma:fieldsID="515f04c4260719a37f25d194220eca20" ns2:_="" ns3:_="">
     <xsd:import namespace="c340dd69-6dcb-4f68-be59-83f5ced86ed4"/>
@@ -11199,51 +11250,24 @@
 </ct:contentTypeSchema>
 </file>
 
+<file path=customXml/item4.xml><?xml version="1.0" encoding="utf-8"?>
+<?mso-contentType ?>
+<FormTemplates xmlns="http://schemas.microsoft.com/sharepoint/v3/contenttype/forms">
+  <Display>DocumentLibraryForm</Display>
+  <Edit>DocumentLibraryForm</Edit>
+  <New>DocumentLibraryForm</New>
+</FormTemplates>
+</file>
+
 <file path=customXml/item5.xml><?xml version="1.0" encoding="utf-8"?>
-<b:Sources xmlns:b="http://schemas.openxmlformats.org/officeDocument/2006/bibliography" SelectedStyle="\APASixthEditionOfficeOnline.xsl" StyleName="APA" Version="6">
-  <b:Source>
-    <b:Tag>Article</b:Tag>
-    <b:SourceType>JournalArticle</b:SourceType>
-    <b:Guid>{A9826F97-9AB6-4323-9880-F46D9FA5FDF4}</b:Guid>
-    <b:Title>Article Title</b:Title>
-    <b:Year>Year</b:Year>
-    <b:JournalName>Journal Title</b:JournalName>
-    <b:Pages>Pages From - To</b:Pages>
-    <b:Author>
-      <b:Author>
-        <b:NameList>
-          <b:Person>
-            <b:Last>Last Name</b:Last>
-            <b:First>First,</b:First>
-            <b:Middle>Middle</b:Middle>
-          </b:Person>
-        </b:NameList>
-      </b:Author>
-    </b:Author>
-    <b:RefOrder>1</b:RefOrder>
-  </b:Source>
-  <b:Source>
-    <b:Tag>Last</b:Tag>
-    <b:SourceType>Book</b:SourceType>
-    <b:Guid>{60AAA012-579D-4CB3-B717-40E27E8995F9}</b:Guid>
-    <b:Title>Book Title</b:Title>
-    <b:Year>Year</b:Year>
-    <b:City>City Name</b:City>
-    <b:Publisher>Publisher Name</b:Publisher>
-    <b:Author>
-      <b:Author>
-        <b:NameList>
-          <b:Person>
-            <b:Last>Last Name</b:Last>
-            <b:First>First,</b:First>
-            <b:Middle>Middle</b:Middle>
-          </b:Person>
-        </b:NameList>
-      </b:Author>
-    </b:Author>
-    <b:RefOrder>2</b:RefOrder>
-  </b:Source>
-</b:Sources>
+<p:properties xmlns:p="http://schemas.microsoft.com/office/2006/metadata/properties" xmlns:xsi="http://www.w3.org/2001/XMLSchema-instance" xmlns:pc="http://schemas.microsoft.com/office/infopath/2007/PartnerControls">
+  <documentManagement>
+    <lcf76f155ced4ddcb4097134ff3c332f xmlns="c340dd69-6dcb-4f68-be59-83f5ced86ed4">
+      <Terms xmlns="http://schemas.microsoft.com/office/infopath/2007/PartnerControls"/>
+    </lcf76f155ced4ddcb4097134ff3c332f>
+    <TaxCatchAll xmlns="90ab80b9-a678-4acf-968e-12ab5f1680e1" xsi:nil="true"/>
+  </documentManagement>
+</p:properties>
 </file>
 
 <file path=customXml/itemProps1.xml><?xml version="1.0" encoding="utf-8"?>
@@ -11255,25 +11279,14 @@
 </file>
 
 <file path=customXml/itemProps2.xml><?xml version="1.0" encoding="utf-8"?>
-<ds:datastoreItem xmlns:ds="http://schemas.openxmlformats.org/officeDocument/2006/customXml" ds:itemID="{92128140-75F5-4178-BEB7-EBA3DBDE7562}">
+<ds:datastoreItem xmlns:ds="http://schemas.openxmlformats.org/officeDocument/2006/customXml" ds:itemID="{A1D6AB2C-F900-449D-B3C6-92992338E120}">
   <ds:schemaRefs>
-    <ds:schemaRef ds:uri="http://schemas.microsoft.com/office/2006/metadata/properties"/>
-    <ds:schemaRef ds:uri="http://schemas.microsoft.com/office/infopath/2007/PartnerControls"/>
-    <ds:schemaRef ds:uri="c340dd69-6dcb-4f68-be59-83f5ced86ed4"/>
-    <ds:schemaRef ds:uri="90ab80b9-a678-4acf-968e-12ab5f1680e1"/>
+    <ds:schemaRef ds:uri="http://schemas.openxmlformats.org/officeDocument/2006/bibliography"/>
   </ds:schemaRefs>
 </ds:datastoreItem>
 </file>
 
 <file path=customXml/itemProps3.xml><?xml version="1.0" encoding="utf-8"?>
-<ds:datastoreItem xmlns:ds="http://schemas.openxmlformats.org/officeDocument/2006/customXml" ds:itemID="{B33CC575-6599-4AC1-BCAC-F9284BF1579B}">
-  <ds:schemaRefs>
-    <ds:schemaRef ds:uri="http://schemas.microsoft.com/sharepoint/v3/contenttype/forms"/>
-  </ds:schemaRefs>
-</ds:datastoreItem>
-</file>
-
-<file path=customXml/itemProps4.xml><?xml version="1.0" encoding="utf-8"?>
 <ds:datastoreItem xmlns:ds="http://schemas.openxmlformats.org/officeDocument/2006/customXml" ds:itemID="{29CA1B19-4203-4E95-935E-6F49546E7389}">
   <ds:schemaRefs>
     <ds:schemaRef ds:uri="http://schemas.microsoft.com/office/2006/metadata/contentType"/>
@@ -11292,10 +11305,21 @@
 </ds:datastoreItem>
 </file>
 
+<file path=customXml/itemProps4.xml><?xml version="1.0" encoding="utf-8"?>
+<ds:datastoreItem xmlns:ds="http://schemas.openxmlformats.org/officeDocument/2006/customXml" ds:itemID="{B33CC575-6599-4AC1-BCAC-F9284BF1579B}">
+  <ds:schemaRefs>
+    <ds:schemaRef ds:uri="http://schemas.microsoft.com/sharepoint/v3/contenttype/forms"/>
+  </ds:schemaRefs>
+</ds:datastoreItem>
+</file>
+
 <file path=customXml/itemProps5.xml><?xml version="1.0" encoding="utf-8"?>
-<ds:datastoreItem xmlns:ds="http://schemas.openxmlformats.org/officeDocument/2006/customXml" ds:itemID="{A1D6AB2C-F900-449D-B3C6-92992338E120}">
+<ds:datastoreItem xmlns:ds="http://schemas.openxmlformats.org/officeDocument/2006/customXml" ds:itemID="{92128140-75F5-4178-BEB7-EBA3DBDE7562}">
   <ds:schemaRefs>
-    <ds:schemaRef ds:uri="http://schemas.openxmlformats.org/officeDocument/2006/bibliography"/>
+    <ds:schemaRef ds:uri="http://schemas.microsoft.com/office/2006/metadata/properties"/>
+    <ds:schemaRef ds:uri="http://schemas.microsoft.com/office/infopath/2007/PartnerControls"/>
+    <ds:schemaRef ds:uri="c340dd69-6dcb-4f68-be59-83f5ced86ed4"/>
+    <ds:schemaRef ds:uri="90ab80b9-a678-4acf-968e-12ab5f1680e1"/>
   </ds:schemaRefs>
 </ds:datastoreItem>
 </file>